--- a/Calendario2026/Actividades/Actividad12_DHCP/v2/12. ConfiguracionDHCP.docx
+++ b/Calendario2026/Actividades/Actividad12_DHCP/v2/12. ConfiguracionDHCP.docx
@@ -4,7 +4,7 @@
   <w:body>
     <w:p>
       <w:pPr>
-        <w:pStyle w:val="BodyText"/>
+        <w:pStyle w:val="Textoindependiente"/>
         <w:pBdr>
           <w:bottom w:val="single" w:sz="4" w:space="1" w:color="auto"/>
         </w:pBdr>
@@ -82,7 +82,7 @@
     </w:p>
     <w:p>
       <w:pPr>
-        <w:pStyle w:val="BodyText"/>
+        <w:pStyle w:val="Textoindependiente"/>
         <w:pBdr>
           <w:bottom w:val="single" w:sz="4" w:space="1" w:color="auto"/>
         </w:pBdr>
@@ -112,7 +112,7 @@
     </w:p>
     <w:p>
       <w:pPr>
-        <w:pStyle w:val="BodyText"/>
+        <w:pStyle w:val="Textoindependiente"/>
         <w:spacing w:before="56"/>
         <w:ind w:left="0" w:right="117"/>
         <w:rPr>
@@ -1472,7 +1472,7 @@
     </w:p>
     <w:p>
       <w:pPr>
-        <w:pStyle w:val="ListParagraph"/>
+        <w:pStyle w:val="Prrafodelista"/>
         <w:numPr>
           <w:ilvl w:val="0"/>
           <w:numId w:val="32"/>
@@ -2240,7 +2240,7 @@
     </w:p>
     <w:p>
       <w:pPr>
-        <w:pStyle w:val="ListParagraph"/>
+        <w:pStyle w:val="Prrafodelista"/>
         <w:numPr>
           <w:ilvl w:val="0"/>
           <w:numId w:val="32"/>
@@ -3127,21 +3127,12 @@
         </w:rPr>
         <w:t xml:space="preserve"> </w:t>
       </w:r>
-      <w:proofErr w:type="spellStart"/>
-      <w:r>
-        <w:rPr>
-          <w:rFonts w:ascii="Arial" w:hAnsi="Arial" w:cs="Arial"/>
-          <w:spacing w:val="-1"/>
-        </w:rPr>
-        <w:t>Tracer</w:t>
-      </w:r>
-      <w:proofErr w:type="spellEnd"/>
-      <w:r>
-        <w:rPr>
-          <w:rFonts w:ascii="Arial" w:hAnsi="Arial" w:cs="Arial"/>
-          <w:spacing w:val="-1"/>
-        </w:rPr>
-        <w:t>.</w:t>
+      <w:r>
+        <w:rPr>
+          <w:rFonts w:ascii="Arial" w:hAnsi="Arial" w:cs="Arial"/>
+          <w:spacing w:val="-1"/>
+        </w:rPr>
+        <w:t>Tracer.</w:t>
       </w:r>
     </w:p>
     <w:p>
@@ -3378,7 +3369,7 @@
     </w:p>
     <w:p>
       <w:pPr>
-        <w:pStyle w:val="ListParagraph"/>
+        <w:pStyle w:val="Prrafodelista"/>
         <w:numPr>
           <w:ilvl w:val="0"/>
           <w:numId w:val="29"/>
@@ -3468,7 +3459,7 @@
     </w:p>
     <w:p>
       <w:pPr>
-        <w:pStyle w:val="ListParagraph"/>
+        <w:pStyle w:val="Prrafodelista"/>
         <w:numPr>
           <w:ilvl w:val="0"/>
           <w:numId w:val="29"/>
@@ -3710,7 +3701,7 @@
     <w:bookmarkEnd w:id="2"/>
     <w:p>
       <w:pPr>
-        <w:pStyle w:val="ListParagraph"/>
+        <w:pStyle w:val="Prrafodelista"/>
         <w:numPr>
           <w:ilvl w:val="0"/>
           <w:numId w:val="29"/>
@@ -4849,7 +4840,7 @@
         <w:ind w:left="220"/>
         <w:jc w:val="both"/>
         <w:rPr>
-          <w:rStyle w:val="Strong"/>
+          <w:rStyle w:val="Fuerte"/>
           <w:rFonts w:ascii="Lato" w:hAnsi="Lato"/>
           <w:color w:val="E03E2D"/>
           <w:sz w:val="28"/>
@@ -4861,95 +4852,28 @@
     <w:tbl>
       <w:tblPr>
         <w:tblStyle w:val="TableNormal1"/>
-        <w:tblW w:w="10519" w:type="dxa"/>
-        <w:tblInd w:w="106" w:type="dxa"/>
+        <w:tblW w:w="10915" w:type="dxa"/>
+        <w:tblInd w:w="-573" w:type="dxa"/>
         <w:tblLayout w:type="fixed"/>
         <w:tblLook w:val="01E0" w:firstRow="1" w:lastRow="1" w:firstColumn="1" w:lastColumn="1" w:noHBand="0" w:noVBand="0"/>
       </w:tblPr>
       <w:tblGrid>
-        <w:gridCol w:w="1731"/>
-        <w:gridCol w:w="851"/>
+        <w:gridCol w:w="1701"/>
+        <w:gridCol w:w="426"/>
+        <w:gridCol w:w="1984"/>
         <w:gridCol w:w="1559"/>
-        <w:gridCol w:w="1417"/>
-        <w:gridCol w:w="1418"/>
         <w:gridCol w:w="1701"/>
-        <w:gridCol w:w="1842"/>
+        <w:gridCol w:w="1701"/>
+        <w:gridCol w:w="1843"/>
       </w:tblGrid>
       <w:tr>
         <w:trPr>
-          <w:trHeight w:hRule="exact" w:val="845"/>
+          <w:cantSplit/>
+          <w:trHeight w:hRule="exact" w:val="873"/>
         </w:trPr>
         <w:tc>
           <w:tcPr>
-            <w:tcW w:w="1731" w:type="dxa"/>
-            <w:tcBorders>
-              <w:top w:val="single" w:sz="5" w:space="0" w:color="000000"/>
-              <w:left w:val="single" w:sz="5" w:space="0" w:color="000000"/>
-              <w:bottom w:val="single" w:sz="5" w:space="0" w:color="000000"/>
-              <w:right w:val="single" w:sz="5" w:space="0" w:color="000000"/>
-            </w:tcBorders>
-            <w:shd w:val="clear" w:color="auto" w:fill="001F5F"/>
-            <w:vAlign w:val="center"/>
-          </w:tcPr>
-          <w:p>
-            <w:pPr>
-              <w:pStyle w:val="TableParagraph"/>
-              <w:spacing w:line="340" w:lineRule="exact"/>
-              <w:ind w:right="-8"/>
-              <w:jc w:val="center"/>
-              <w:rPr>
-                <w:rFonts w:ascii="Arial" w:eastAsia="Times New Roman" w:hAnsi="Arial" w:cs="Arial"/>
-                <w:sz w:val="20"/>
-                <w:szCs w:val="20"/>
-              </w:rPr>
-            </w:pPr>
-            <w:r>
-              <w:rPr>
-                <w:rFonts w:ascii="Arial" w:hAnsi="Arial" w:cs="Arial"/>
-                <w:b/>
-                <w:color w:val="FFFFFF"/>
-                <w:sz w:val="20"/>
-                <w:szCs w:val="20"/>
-              </w:rPr>
-              <w:t>Requisitos</w:t>
-            </w:r>
-            <w:r>
-              <w:rPr>
-                <w:rFonts w:ascii="Arial" w:hAnsi="Arial" w:cs="Arial"/>
-                <w:b/>
-                <w:color w:val="FFFFFF"/>
-                <w:spacing w:val="-12"/>
-                <w:sz w:val="20"/>
-                <w:szCs w:val="20"/>
-              </w:rPr>
-              <w:t xml:space="preserve"> d</w:t>
-            </w:r>
-            <w:r>
-              <w:rPr>
-                <w:rFonts w:ascii="Arial" w:hAnsi="Arial" w:cs="Arial"/>
-                <w:b/>
-                <w:color w:val="FFFFFF"/>
-                <w:sz w:val="20"/>
-                <w:szCs w:val="20"/>
-              </w:rPr>
-              <w:t>e c</w:t>
-            </w:r>
-            <w:r>
-              <w:rPr>
-                <w:rFonts w:ascii="Arial" w:hAnsi="Arial" w:cs="Arial"/>
-                <w:b/>
-                <w:color w:val="FFFFFF"/>
-                <w:w w:val="95"/>
-                <w:sz w:val="20"/>
-                <w:szCs w:val="20"/>
-              </w:rPr>
-              <w:t>onectividad</w:t>
-            </w:r>
-          </w:p>
-        </w:tc>
-        <w:tc>
-          <w:tcPr>
-            <w:tcW w:w="851" w:type="dxa"/>
+            <w:tcW w:w="1701" w:type="dxa"/>
             <w:tcBorders>
               <w:top w:val="single" w:sz="5" w:space="0" w:color="000000"/>
               <w:left w:val="single" w:sz="5" w:space="0" w:color="000000"/>
@@ -4962,8 +4886,8 @@
           <w:p>
             <w:pPr>
               <w:pStyle w:val="TableParagraph"/>
-              <w:spacing w:line="340" w:lineRule="exact"/>
-              <w:ind w:left="102" w:right="104"/>
+              <w:spacing w:line="360" w:lineRule="exact"/>
+              <w:ind w:left="116" w:right="118"/>
               <w:jc w:val="center"/>
               <w:rPr>
                 <w:rFonts w:ascii="Arial" w:eastAsia="Times New Roman" w:hAnsi="Arial" w:cs="Arial"/>
@@ -4971,6 +4895,49 @@
                 <w:szCs w:val="20"/>
               </w:rPr>
             </w:pPr>
+            <w:r>
+              <w:rPr>
+                <w:rFonts w:ascii="Arial" w:hAnsi="Arial" w:cs="Arial"/>
+                <w:b/>
+                <w:color w:val="FFFFFF"/>
+                <w:sz w:val="20"/>
+                <w:szCs w:val="20"/>
+              </w:rPr>
+              <w:t>Requisitos</w:t>
+            </w:r>
+            <w:r>
+              <w:rPr>
+                <w:rFonts w:ascii="Arial" w:hAnsi="Arial" w:cs="Arial"/>
+                <w:b/>
+                <w:color w:val="FFFFFF"/>
+                <w:spacing w:val="-12"/>
+                <w:sz w:val="20"/>
+                <w:szCs w:val="20"/>
+              </w:rPr>
+              <w:t xml:space="preserve"> </w:t>
+            </w:r>
+            <w:r>
+              <w:rPr>
+                <w:rFonts w:ascii="Arial" w:hAnsi="Arial" w:cs="Arial"/>
+                <w:b/>
+                <w:color w:val="FFFFFF"/>
+                <w:sz w:val="20"/>
+                <w:szCs w:val="20"/>
+              </w:rPr>
+              <w:t>de</w:t>
+            </w:r>
+            <w:r>
+              <w:rPr>
+                <w:rFonts w:ascii="Arial" w:hAnsi="Arial" w:cs="Arial"/>
+                <w:b/>
+                <w:color w:val="FFFFFF"/>
+                <w:spacing w:val="22"/>
+                <w:w w:val="99"/>
+                <w:sz w:val="20"/>
+                <w:szCs w:val="20"/>
+              </w:rPr>
+              <w:t xml:space="preserve"> </w:t>
+            </w:r>
             <w:r>
               <w:rPr>
                 <w:rFonts w:ascii="Arial" w:hAnsi="Arial" w:cs="Arial"/>
@@ -4980,8 +4947,71 @@
                 <w:sz w:val="20"/>
                 <w:szCs w:val="20"/>
               </w:rPr>
-              <w:t>Prefij</w:t>
+              <w:t>Conectividad</w:t>
             </w:r>
+          </w:p>
+        </w:tc>
+        <w:tc>
+          <w:tcPr>
+            <w:tcW w:w="426" w:type="dxa"/>
+            <w:tcBorders>
+              <w:top w:val="single" w:sz="5" w:space="0" w:color="000000"/>
+              <w:left w:val="single" w:sz="5" w:space="0" w:color="000000"/>
+              <w:bottom w:val="single" w:sz="6" w:space="0" w:color="000000"/>
+              <w:right w:val="single" w:sz="5" w:space="0" w:color="000000"/>
+            </w:tcBorders>
+            <w:shd w:val="clear" w:color="auto" w:fill="001F5F"/>
+            <w:textDirection w:val="btLr"/>
+            <w:vAlign w:val="center"/>
+          </w:tcPr>
+          <w:p>
+            <w:pPr>
+              <w:pStyle w:val="TableParagraph"/>
+              <w:spacing w:line="360" w:lineRule="exact"/>
+              <w:ind w:left="113" w:right="123"/>
+              <w:jc w:val="center"/>
+              <w:rPr>
+                <w:rFonts w:ascii="Arial" w:eastAsia="Times New Roman" w:hAnsi="Arial" w:cs="Arial"/>
+                <w:sz w:val="20"/>
+                <w:szCs w:val="20"/>
+              </w:rPr>
+            </w:pPr>
+            <w:r>
+              <w:rPr>
+                <w:rFonts w:ascii="Arial" w:hAnsi="Arial" w:cs="Arial"/>
+                <w:b/>
+                <w:color w:val="FFFFFF"/>
+                <w:w w:val="95"/>
+                <w:sz w:val="20"/>
+                <w:szCs w:val="20"/>
+              </w:rPr>
+              <w:t>Prefijo</w:t>
+            </w:r>
+          </w:p>
+        </w:tc>
+        <w:tc>
+          <w:tcPr>
+            <w:tcW w:w="1984" w:type="dxa"/>
+            <w:tcBorders>
+              <w:top w:val="single" w:sz="5" w:space="0" w:color="000000"/>
+              <w:left w:val="single" w:sz="5" w:space="0" w:color="000000"/>
+              <w:bottom w:val="single" w:sz="6" w:space="0" w:color="000000"/>
+              <w:right w:val="single" w:sz="5" w:space="0" w:color="000000"/>
+            </w:tcBorders>
+            <w:shd w:val="clear" w:color="auto" w:fill="001F5F"/>
+            <w:vAlign w:val="center"/>
+          </w:tcPr>
+          <w:p>
+            <w:pPr>
+              <w:pStyle w:val="TableParagraph"/>
+              <w:spacing w:line="360" w:lineRule="exact"/>
+              <w:jc w:val="center"/>
+              <w:rPr>
+                <w:rFonts w:ascii="Arial" w:eastAsia="Times New Roman" w:hAnsi="Arial" w:cs="Arial"/>
+                <w:sz w:val="20"/>
+                <w:szCs w:val="20"/>
+              </w:rPr>
+            </w:pPr>
             <w:r>
               <w:rPr>
                 <w:rFonts w:ascii="Arial" w:hAnsi="Arial" w:cs="Arial"/>
@@ -4990,18 +5020,7 @@
                 <w:sz w:val="20"/>
                 <w:szCs w:val="20"/>
               </w:rPr>
-              <w:t>o</w:t>
-            </w:r>
-            <w:r>
-              <w:rPr>
-                <w:rFonts w:ascii="Arial" w:hAnsi="Arial" w:cs="Arial"/>
-                <w:b/>
-                <w:color w:val="FFFFFF"/>
-                <w:w w:val="99"/>
-                <w:sz w:val="20"/>
-                <w:szCs w:val="20"/>
-              </w:rPr>
-              <w:t xml:space="preserve"> de r</w:t>
+              <w:t>Máscara</w:t>
             </w:r>
             <w:r>
               <w:rPr>
@@ -5011,7 +5030,7 @@
                 <w:sz w:val="20"/>
                 <w:szCs w:val="20"/>
               </w:rPr>
-              <w:t>ed</w:t>
+              <w:t xml:space="preserve"> de subred</w:t>
             </w:r>
           </w:p>
         </w:tc>
@@ -5030,7 +5049,8 @@
           <w:p>
             <w:pPr>
               <w:pStyle w:val="TableParagraph"/>
-              <w:spacing w:line="340" w:lineRule="exact"/>
+              <w:spacing w:line="360" w:lineRule="exact"/>
+              <w:ind w:right="1"/>
               <w:jc w:val="center"/>
               <w:rPr>
                 <w:rFonts w:ascii="Arial" w:eastAsia="Times New Roman" w:hAnsi="Arial" w:cs="Arial"/>
@@ -5046,23 +5066,13 @@
                 <w:sz w:val="20"/>
                 <w:szCs w:val="20"/>
               </w:rPr>
-              <w:t>Máscara</w:t>
-            </w:r>
-            <w:r>
-              <w:rPr>
-                <w:rFonts w:ascii="Arial" w:hAnsi="Arial" w:cs="Arial"/>
-                <w:b/>
-                <w:color w:val="FFFFFF"/>
-                <w:sz w:val="20"/>
-                <w:szCs w:val="20"/>
-              </w:rPr>
-              <w:t xml:space="preserve"> de subred</w:t>
+              <w:t>IP Subred</w:t>
             </w:r>
           </w:p>
         </w:tc>
         <w:tc>
           <w:tcPr>
-            <w:tcW w:w="1417" w:type="dxa"/>
+            <w:tcW w:w="1701" w:type="dxa"/>
             <w:tcBorders>
               <w:top w:val="single" w:sz="5" w:space="0" w:color="000000"/>
               <w:left w:val="single" w:sz="5" w:space="0" w:color="000000"/>
@@ -5075,68 +5085,7 @@
           <w:p>
             <w:pPr>
               <w:pStyle w:val="TableParagraph"/>
-              <w:spacing w:line="340" w:lineRule="exact"/>
-              <w:jc w:val="center"/>
-              <w:rPr>
-                <w:rFonts w:ascii="Arial" w:hAnsi="Arial" w:cs="Arial"/>
-                <w:b/>
-                <w:color w:val="FFFFFF"/>
-                <w:spacing w:val="-1"/>
-                <w:sz w:val="20"/>
-                <w:szCs w:val="20"/>
-              </w:rPr>
-            </w:pPr>
-            <w:r>
-              <w:rPr>
-                <w:rFonts w:ascii="Arial" w:hAnsi="Arial" w:cs="Arial"/>
-                <w:b/>
-                <w:color w:val="FFFFFF"/>
-                <w:spacing w:val="-1"/>
-                <w:sz w:val="20"/>
-                <w:szCs w:val="20"/>
-              </w:rPr>
-              <w:t>IP</w:t>
-            </w:r>
-            <w:r>
-              <w:rPr>
-                <w:rFonts w:ascii="Arial" w:hAnsi="Arial" w:cs="Arial"/>
-                <w:b/>
-                <w:color w:val="FFFFFF"/>
-                <w:spacing w:val="-8"/>
-                <w:sz w:val="20"/>
-                <w:szCs w:val="20"/>
-              </w:rPr>
-              <w:t xml:space="preserve"> </w:t>
-            </w:r>
-            <w:r>
-              <w:rPr>
-                <w:rFonts w:ascii="Arial" w:hAnsi="Arial" w:cs="Arial"/>
-                <w:b/>
-                <w:color w:val="FFFFFF"/>
-                <w:spacing w:val="-1"/>
-                <w:sz w:val="20"/>
-                <w:szCs w:val="20"/>
-              </w:rPr>
-              <w:t>Subred</w:t>
-            </w:r>
-          </w:p>
-        </w:tc>
-        <w:tc>
-          <w:tcPr>
-            <w:tcW w:w="1418" w:type="dxa"/>
-            <w:tcBorders>
-              <w:top w:val="single" w:sz="5" w:space="0" w:color="000000"/>
-              <w:left w:val="single" w:sz="5" w:space="0" w:color="000000"/>
-              <w:bottom w:val="single" w:sz="6" w:space="0" w:color="000000"/>
-              <w:right w:val="single" w:sz="5" w:space="0" w:color="000000"/>
-            </w:tcBorders>
-            <w:shd w:val="clear" w:color="auto" w:fill="001F5F"/>
-            <w:vAlign w:val="center"/>
-          </w:tcPr>
-          <w:p>
-            <w:pPr>
-              <w:pStyle w:val="TableParagraph"/>
-              <w:spacing w:line="340" w:lineRule="exact"/>
+              <w:spacing w:line="360" w:lineRule="exact"/>
               <w:jc w:val="center"/>
               <w:rPr>
                 <w:rFonts w:ascii="Arial" w:eastAsia="Times New Roman" w:hAnsi="Arial" w:cs="Arial"/>
@@ -5215,7 +5164,7 @@
           <w:p>
             <w:pPr>
               <w:pStyle w:val="TableParagraph"/>
-              <w:spacing w:line="340" w:lineRule="exact"/>
+              <w:spacing w:line="360" w:lineRule="exact"/>
               <w:jc w:val="center"/>
               <w:rPr>
                 <w:rFonts w:ascii="Arial" w:hAnsi="Arial" w:cs="Arial"/>
@@ -5284,7 +5233,7 @@
         </w:tc>
         <w:tc>
           <w:tcPr>
-            <w:tcW w:w="1842" w:type="dxa"/>
+            <w:tcW w:w="1843" w:type="dxa"/>
             <w:tcBorders>
               <w:top w:val="single" w:sz="5" w:space="0" w:color="000000"/>
               <w:left w:val="single" w:sz="5" w:space="0" w:color="000000"/>
@@ -5297,7 +5246,7 @@
           <w:p>
             <w:pPr>
               <w:pStyle w:val="TableParagraph"/>
-              <w:spacing w:line="340" w:lineRule="exact"/>
+              <w:spacing w:line="360" w:lineRule="exact"/>
               <w:jc w:val="center"/>
               <w:rPr>
                 <w:rFonts w:ascii="Arial" w:eastAsia="Times New Roman" w:hAnsi="Arial" w:cs="Arial"/>
@@ -5321,67 +5270,11 @@
       </w:tr>
       <w:tr>
         <w:trPr>
-          <w:trHeight w:hRule="exact" w:val="858"/>
+          <w:trHeight w:hRule="exact" w:val="1578"/>
         </w:trPr>
         <w:tc>
           <w:tcPr>
-            <w:tcW w:w="1731" w:type="dxa"/>
-            <w:tcBorders>
-              <w:top w:val="single" w:sz="5" w:space="0" w:color="000000"/>
-              <w:left w:val="single" w:sz="6" w:space="0" w:color="000000"/>
-              <w:bottom w:val="single" w:sz="5" w:space="0" w:color="000000"/>
-              <w:right w:val="single" w:sz="6" w:space="0" w:color="000000"/>
-            </w:tcBorders>
-            <w:shd w:val="clear" w:color="auto" w:fill="FFFFFF" w:themeFill="background1"/>
-            <w:vAlign w:val="center"/>
-          </w:tcPr>
-          <w:p>
-            <w:pPr>
-              <w:pStyle w:val="TableParagraph"/>
-              <w:spacing w:line="340" w:lineRule="exact"/>
-              <w:jc w:val="center"/>
-              <w:rPr>
-                <w:rFonts w:ascii="Arial" w:hAnsi="Arial" w:cs="Arial"/>
-                <w:b/>
-                <w:sz w:val="20"/>
-                <w:szCs w:val="20"/>
-              </w:rPr>
-            </w:pPr>
-            <w:r>
-              <w:rPr>
-                <w:rFonts w:ascii="Arial" w:hAnsi="Arial" w:cs="Arial"/>
-                <w:b/>
-                <w:sz w:val="20"/>
-                <w:szCs w:val="20"/>
-              </w:rPr>
-              <w:t xml:space="preserve">Usuarios </w:t>
-            </w:r>
-          </w:p>
-          <w:p>
-            <w:pPr>
-              <w:pStyle w:val="TableParagraph"/>
-              <w:spacing w:line="340" w:lineRule="exact"/>
-              <w:jc w:val="center"/>
-              <w:rPr>
-                <w:rFonts w:ascii="Arial" w:eastAsia="Times New Roman" w:hAnsi="Arial" w:cs="Arial"/>
-                <w:sz w:val="20"/>
-                <w:szCs w:val="20"/>
-              </w:rPr>
-            </w:pPr>
-            <w:r>
-              <w:rPr>
-                <w:rFonts w:ascii="Arial" w:hAnsi="Arial" w:cs="Arial"/>
-                <w:b/>
-                <w:sz w:val="20"/>
-                <w:szCs w:val="20"/>
-              </w:rPr>
-              <w:t>(100 hosts)</w:t>
-            </w:r>
-          </w:p>
-        </w:tc>
-        <w:tc>
-          <w:tcPr>
-            <w:tcW w:w="851" w:type="dxa"/>
+            <w:tcW w:w="1701" w:type="dxa"/>
             <w:tcBorders>
               <w:top w:val="single" w:sz="6" w:space="0" w:color="000000"/>
               <w:left w:val="single" w:sz="6" w:space="0" w:color="000000"/>
@@ -5397,7 +5290,86 @@
               <w:spacing w:line="340" w:lineRule="exact"/>
               <w:jc w:val="center"/>
               <w:rPr>
+                <w:rFonts w:ascii="Arial" w:hAnsi="Arial" w:cs="Arial"/>
+                <w:b/>
+                <w:sz w:val="20"/>
+                <w:szCs w:val="20"/>
+              </w:rPr>
+            </w:pPr>
+            <w:r>
+              <w:rPr>
+                <w:rFonts w:ascii="Arial" w:hAnsi="Arial" w:cs="Arial"/>
+                <w:b/>
+                <w:sz w:val="20"/>
+                <w:szCs w:val="20"/>
+              </w:rPr>
+              <w:t xml:space="preserve">Usuarios </w:t>
+            </w:r>
+          </w:p>
+          <w:p>
+            <w:pPr>
+              <w:pStyle w:val="TableParagraph"/>
+              <w:jc w:val="center"/>
+              <w:rPr>
                 <w:rFonts w:ascii="Arial" w:eastAsia="Times New Roman" w:hAnsi="Arial" w:cs="Arial"/>
+                <w:sz w:val="20"/>
+                <w:szCs w:val="20"/>
+              </w:rPr>
+            </w:pPr>
+            <w:r>
+              <w:rPr>
+                <w:rFonts w:ascii="Arial" w:hAnsi="Arial" w:cs="Arial"/>
+                <w:b/>
+                <w:sz w:val="20"/>
+                <w:szCs w:val="20"/>
+              </w:rPr>
+              <w:t>(100 hosts)</w:t>
+            </w:r>
+          </w:p>
+        </w:tc>
+        <w:tc>
+          <w:tcPr>
+            <w:tcW w:w="426" w:type="dxa"/>
+            <w:tcBorders>
+              <w:top w:val="single" w:sz="6" w:space="0" w:color="000000"/>
+              <w:left w:val="single" w:sz="6" w:space="0" w:color="000000"/>
+              <w:bottom w:val="single" w:sz="6" w:space="0" w:color="000000"/>
+              <w:right w:val="single" w:sz="6" w:space="0" w:color="000000"/>
+            </w:tcBorders>
+            <w:shd w:val="clear" w:color="auto" w:fill="FFFFFF" w:themeFill="background1"/>
+            <w:vAlign w:val="center"/>
+          </w:tcPr>
+          <w:p>
+            <w:pPr>
+              <w:pStyle w:val="TableParagraph"/>
+              <w:jc w:val="center"/>
+              <w:rPr>
+                <w:rFonts w:ascii="Arial" w:eastAsia="Times New Roman" w:hAnsi="Arial" w:cs="Arial"/>
+                <w:sz w:val="20"/>
+                <w:szCs w:val="20"/>
+              </w:rPr>
+            </w:pPr>
+          </w:p>
+        </w:tc>
+        <w:tc>
+          <w:tcPr>
+            <w:tcW w:w="1984" w:type="dxa"/>
+            <w:tcBorders>
+              <w:top w:val="single" w:sz="6" w:space="0" w:color="000000"/>
+              <w:left w:val="single" w:sz="6" w:space="0" w:color="000000"/>
+              <w:bottom w:val="single" w:sz="6" w:space="0" w:color="000000"/>
+              <w:right w:val="single" w:sz="6" w:space="0" w:color="000000"/>
+            </w:tcBorders>
+            <w:shd w:val="clear" w:color="auto" w:fill="FFFFFF" w:themeFill="background1"/>
+            <w:vAlign w:val="center"/>
+          </w:tcPr>
+          <w:p>
+            <w:pPr>
+              <w:jc w:val="center"/>
+              <w:rPr>
+                <w:rFonts w:ascii="Arial" w:hAnsi="Arial" w:cs="Arial"/>
+                <w:b/>
+                <w:bCs/>
                 <w:sz w:val="20"/>
                 <w:szCs w:val="20"/>
               </w:rPr>
@@ -5418,62 +5390,9 @@
           </w:tcPr>
           <w:p>
             <w:pPr>
-              <w:pStyle w:val="TableParagraph"/>
-              <w:spacing w:line="340" w:lineRule="exact"/>
               <w:jc w:val="center"/>
               <w:rPr>
-                <w:rFonts w:ascii="Arial" w:eastAsia="Times New Roman" w:hAnsi="Arial" w:cs="Arial"/>
-                <w:sz w:val="20"/>
-                <w:szCs w:val="20"/>
-              </w:rPr>
-            </w:pPr>
-          </w:p>
-        </w:tc>
-        <w:tc>
-          <w:tcPr>
-            <w:tcW w:w="1417" w:type="dxa"/>
-            <w:tcBorders>
-              <w:top w:val="single" w:sz="6" w:space="0" w:color="000000"/>
-              <w:left w:val="single" w:sz="6" w:space="0" w:color="000000"/>
-              <w:bottom w:val="single" w:sz="6" w:space="0" w:color="000000"/>
-              <w:right w:val="single" w:sz="6" w:space="0" w:color="000000"/>
-            </w:tcBorders>
-            <w:shd w:val="clear" w:color="auto" w:fill="FFFFFF" w:themeFill="background1"/>
-            <w:vAlign w:val="center"/>
-          </w:tcPr>
-          <w:p>
-            <w:pPr>
-              <w:pStyle w:val="TableParagraph"/>
-              <w:spacing w:line="340" w:lineRule="exact"/>
-              <w:jc w:val="center"/>
-              <w:rPr>
-                <w:rFonts w:ascii="Arial" w:hAnsi="Arial" w:cs="Arial"/>
-                <w:b/>
-                <w:sz w:val="20"/>
-                <w:szCs w:val="20"/>
-              </w:rPr>
-            </w:pPr>
-          </w:p>
-        </w:tc>
-        <w:tc>
-          <w:tcPr>
-            <w:tcW w:w="1418" w:type="dxa"/>
-            <w:tcBorders>
-              <w:top w:val="single" w:sz="6" w:space="0" w:color="000000"/>
-              <w:left w:val="single" w:sz="6" w:space="0" w:color="000000"/>
-              <w:bottom w:val="single" w:sz="6" w:space="0" w:color="000000"/>
-              <w:right w:val="single" w:sz="6" w:space="0" w:color="000000"/>
-            </w:tcBorders>
-            <w:shd w:val="clear" w:color="auto" w:fill="FFFFFF" w:themeFill="background1"/>
-            <w:vAlign w:val="center"/>
-          </w:tcPr>
-          <w:p>
-            <w:pPr>
-              <w:pStyle w:val="TableParagraph"/>
-              <w:spacing w:line="340" w:lineRule="exact"/>
-              <w:jc w:val="center"/>
-              <w:rPr>
-                <w:rFonts w:ascii="Arial" w:eastAsia="Times New Roman" w:hAnsi="Arial" w:cs="Arial"/>
+                <w:rFonts w:ascii="Arial" w:hAnsi="Arial" w:cs="Arial"/>
                 <w:sz w:val="20"/>
                 <w:szCs w:val="20"/>
               </w:rPr>
@@ -5494,11 +5413,9 @@
           </w:tcPr>
           <w:p>
             <w:pPr>
-              <w:pStyle w:val="TableParagraph"/>
-              <w:spacing w:line="340" w:lineRule="exact"/>
               <w:jc w:val="center"/>
               <w:rPr>
-                <w:rFonts w:ascii="Arial" w:eastAsia="Times New Roman" w:hAnsi="Arial" w:cs="Arial"/>
+                <w:rFonts w:ascii="Arial" w:hAnsi="Arial" w:cs="Arial"/>
                 <w:sz w:val="20"/>
                 <w:szCs w:val="20"/>
               </w:rPr>
@@ -5507,7 +5424,58 @@
         </w:tc>
         <w:tc>
           <w:tcPr>
-            <w:tcW w:w="1842" w:type="dxa"/>
+            <w:tcW w:w="1701" w:type="dxa"/>
+            <w:tcBorders>
+              <w:top w:val="single" w:sz="6" w:space="0" w:color="000000"/>
+              <w:left w:val="single" w:sz="6" w:space="0" w:color="000000"/>
+              <w:bottom w:val="single" w:sz="6" w:space="0" w:color="000000"/>
+              <w:right w:val="single" w:sz="6" w:space="0" w:color="000000"/>
+            </w:tcBorders>
+            <w:shd w:val="clear" w:color="auto" w:fill="FFFFFF" w:themeFill="background1"/>
+            <w:vAlign w:val="center"/>
+          </w:tcPr>
+          <w:p>
+            <w:pPr>
+              <w:jc w:val="center"/>
+              <w:rPr>
+                <w:rFonts w:ascii="Arial" w:hAnsi="Arial" w:cs="Arial"/>
+                <w:sz w:val="20"/>
+                <w:szCs w:val="20"/>
+              </w:rPr>
+            </w:pPr>
+          </w:p>
+        </w:tc>
+        <w:tc>
+          <w:tcPr>
+            <w:tcW w:w="1843" w:type="dxa"/>
+            <w:tcBorders>
+              <w:top w:val="single" w:sz="6" w:space="0" w:color="000000"/>
+              <w:left w:val="single" w:sz="6" w:space="0" w:color="000000"/>
+              <w:bottom w:val="single" w:sz="6" w:space="0" w:color="000000"/>
+              <w:right w:val="single" w:sz="6" w:space="0" w:color="000000"/>
+            </w:tcBorders>
+            <w:shd w:val="clear" w:color="auto" w:fill="FFFFFF" w:themeFill="background1"/>
+            <w:vAlign w:val="center"/>
+          </w:tcPr>
+          <w:p>
+            <w:pPr>
+              <w:jc w:val="center"/>
+              <w:rPr>
+                <w:rFonts w:ascii="Arial" w:hAnsi="Arial" w:cs="Arial"/>
+                <w:sz w:val="20"/>
+                <w:szCs w:val="20"/>
+              </w:rPr>
+            </w:pPr>
+          </w:p>
+        </w:tc>
+      </w:tr>
+      <w:tr>
+        <w:trPr>
+          <w:trHeight w:hRule="exact" w:val="1831"/>
+        </w:trPr>
+        <w:tc>
+          <w:tcPr>
+            <w:tcW w:w="1701" w:type="dxa"/>
             <w:tcBorders>
               <w:top w:val="single" w:sz="6" w:space="0" w:color="000000"/>
               <w:left w:val="single" w:sz="6" w:space="0" w:color="000000"/>
@@ -5520,38 +5488,6 @@
           <w:p>
             <w:pPr>
               <w:pStyle w:val="TableParagraph"/>
-              <w:spacing w:line="340" w:lineRule="exact"/>
-              <w:jc w:val="center"/>
-              <w:rPr>
-                <w:rFonts w:ascii="Arial" w:eastAsia="Times New Roman" w:hAnsi="Arial" w:cs="Arial"/>
-                <w:sz w:val="20"/>
-                <w:szCs w:val="20"/>
-              </w:rPr>
-            </w:pPr>
-          </w:p>
-        </w:tc>
-      </w:tr>
-      <w:tr>
-        <w:trPr>
-          <w:trHeight w:hRule="exact" w:val="831"/>
-        </w:trPr>
-        <w:tc>
-          <w:tcPr>
-            <w:tcW w:w="1731" w:type="dxa"/>
-            <w:tcBorders>
-              <w:top w:val="single" w:sz="5" w:space="0" w:color="000000"/>
-              <w:left w:val="single" w:sz="6" w:space="0" w:color="000000"/>
-              <w:bottom w:val="single" w:sz="5" w:space="0" w:color="000000"/>
-              <w:right w:val="single" w:sz="6" w:space="0" w:color="000000"/>
-            </w:tcBorders>
-            <w:shd w:val="clear" w:color="auto" w:fill="FFFFFF" w:themeFill="background1"/>
-            <w:vAlign w:val="center"/>
-          </w:tcPr>
-          <w:p>
-            <w:pPr>
-              <w:pStyle w:val="TableParagraph"/>
-              <w:spacing w:line="340" w:lineRule="exact"/>
-              <w:ind w:left="101"/>
               <w:jc w:val="center"/>
               <w:rPr>
                 <w:rFonts w:ascii="Arial" w:eastAsia="Times New Roman" w:hAnsi="Arial" w:cs="Arial"/>
@@ -5592,7 +5528,7 @@
         </w:tc>
         <w:tc>
           <w:tcPr>
-            <w:tcW w:w="851" w:type="dxa"/>
+            <w:tcW w:w="426" w:type="dxa"/>
             <w:tcBorders>
               <w:top w:val="single" w:sz="6" w:space="0" w:color="000000"/>
               <w:left w:val="single" w:sz="6" w:space="0" w:color="000000"/>
@@ -5605,10 +5541,32 @@
           <w:p>
             <w:pPr>
               <w:pStyle w:val="TableParagraph"/>
-              <w:spacing w:line="340" w:lineRule="exact"/>
               <w:jc w:val="center"/>
               <w:rPr>
                 <w:rFonts w:ascii="Arial" w:eastAsia="Times New Roman" w:hAnsi="Arial" w:cs="Arial"/>
+                <w:sz w:val="20"/>
+                <w:szCs w:val="20"/>
+              </w:rPr>
+            </w:pPr>
+          </w:p>
+        </w:tc>
+        <w:tc>
+          <w:tcPr>
+            <w:tcW w:w="1984" w:type="dxa"/>
+            <w:tcBorders>
+              <w:top w:val="single" w:sz="6" w:space="0" w:color="000000"/>
+              <w:left w:val="single" w:sz="6" w:space="0" w:color="000000"/>
+              <w:bottom w:val="single" w:sz="6" w:space="0" w:color="000000"/>
+              <w:right w:val="single" w:sz="6" w:space="0" w:color="000000"/>
+            </w:tcBorders>
+            <w:shd w:val="clear" w:color="auto" w:fill="FFFFFF" w:themeFill="background1"/>
+            <w:vAlign w:val="center"/>
+          </w:tcPr>
+          <w:p>
+            <w:pPr>
+              <w:jc w:val="center"/>
+              <w:rPr>
+                <w:rFonts w:ascii="Arial" w:hAnsi="Arial" w:cs="Arial"/>
                 <w:sz w:val="20"/>
                 <w:szCs w:val="20"/>
               </w:rPr>
@@ -5629,62 +5587,9 @@
           </w:tcPr>
           <w:p>
             <w:pPr>
-              <w:pStyle w:val="TableParagraph"/>
-              <w:spacing w:line="340" w:lineRule="exact"/>
               <w:jc w:val="center"/>
               <w:rPr>
-                <w:rFonts w:ascii="Arial" w:eastAsia="Times New Roman" w:hAnsi="Arial" w:cs="Arial"/>
-                <w:sz w:val="20"/>
-                <w:szCs w:val="20"/>
-              </w:rPr>
-            </w:pPr>
-          </w:p>
-        </w:tc>
-        <w:tc>
-          <w:tcPr>
-            <w:tcW w:w="1417" w:type="dxa"/>
-            <w:tcBorders>
-              <w:top w:val="single" w:sz="6" w:space="0" w:color="000000"/>
-              <w:left w:val="single" w:sz="6" w:space="0" w:color="000000"/>
-              <w:bottom w:val="single" w:sz="6" w:space="0" w:color="000000"/>
-              <w:right w:val="single" w:sz="6" w:space="0" w:color="000000"/>
-            </w:tcBorders>
-            <w:shd w:val="clear" w:color="auto" w:fill="FFFFFF" w:themeFill="background1"/>
-            <w:vAlign w:val="center"/>
-          </w:tcPr>
-          <w:p>
-            <w:pPr>
-              <w:pStyle w:val="TableParagraph"/>
-              <w:spacing w:line="340" w:lineRule="exact"/>
-              <w:jc w:val="center"/>
-              <w:rPr>
-                <w:rFonts w:ascii="Arial" w:hAnsi="Arial" w:cs="Arial"/>
-                <w:b/>
-                <w:sz w:val="20"/>
-                <w:szCs w:val="20"/>
-              </w:rPr>
-            </w:pPr>
-          </w:p>
-        </w:tc>
-        <w:tc>
-          <w:tcPr>
-            <w:tcW w:w="1418" w:type="dxa"/>
-            <w:tcBorders>
-              <w:top w:val="single" w:sz="6" w:space="0" w:color="000000"/>
-              <w:left w:val="single" w:sz="6" w:space="0" w:color="000000"/>
-              <w:bottom w:val="single" w:sz="6" w:space="0" w:color="000000"/>
-              <w:right w:val="single" w:sz="6" w:space="0" w:color="000000"/>
-            </w:tcBorders>
-            <w:shd w:val="clear" w:color="auto" w:fill="FFFFFF" w:themeFill="background1"/>
-            <w:vAlign w:val="center"/>
-          </w:tcPr>
-          <w:p>
-            <w:pPr>
-              <w:pStyle w:val="TableParagraph"/>
-              <w:spacing w:line="340" w:lineRule="exact"/>
-              <w:jc w:val="center"/>
-              <w:rPr>
-                <w:rFonts w:ascii="Arial" w:eastAsia="Times New Roman" w:hAnsi="Arial" w:cs="Arial"/>
+                <w:rFonts w:ascii="Arial" w:hAnsi="Arial" w:cs="Arial"/>
                 <w:sz w:val="20"/>
                 <w:szCs w:val="20"/>
               </w:rPr>
@@ -5705,11 +5610,9 @@
           </w:tcPr>
           <w:p>
             <w:pPr>
-              <w:pStyle w:val="TableParagraph"/>
-              <w:spacing w:line="340" w:lineRule="exact"/>
               <w:jc w:val="center"/>
               <w:rPr>
-                <w:rFonts w:ascii="Arial" w:eastAsia="Times New Roman" w:hAnsi="Arial" w:cs="Arial"/>
+                <w:rFonts w:ascii="Arial" w:hAnsi="Arial" w:cs="Arial"/>
                 <w:sz w:val="20"/>
                 <w:szCs w:val="20"/>
               </w:rPr>
@@ -5718,7 +5621,7 @@
         </w:tc>
         <w:tc>
           <w:tcPr>
-            <w:tcW w:w="1842" w:type="dxa"/>
+            <w:tcW w:w="1701" w:type="dxa"/>
             <w:tcBorders>
               <w:top w:val="single" w:sz="6" w:space="0" w:color="000000"/>
               <w:left w:val="single" w:sz="6" w:space="0" w:color="000000"/>
@@ -5730,11 +5633,32 @@
           </w:tcPr>
           <w:p>
             <w:pPr>
-              <w:pStyle w:val="TableParagraph"/>
-              <w:spacing w:line="340" w:lineRule="exact"/>
               <w:jc w:val="center"/>
               <w:rPr>
-                <w:rFonts w:ascii="Arial" w:eastAsia="Times New Roman" w:hAnsi="Arial" w:cs="Arial"/>
+                <w:rFonts w:ascii="Arial" w:hAnsi="Arial" w:cs="Arial"/>
+                <w:sz w:val="20"/>
+                <w:szCs w:val="20"/>
+              </w:rPr>
+            </w:pPr>
+          </w:p>
+        </w:tc>
+        <w:tc>
+          <w:tcPr>
+            <w:tcW w:w="1843" w:type="dxa"/>
+            <w:tcBorders>
+              <w:top w:val="single" w:sz="6" w:space="0" w:color="000000"/>
+              <w:left w:val="single" w:sz="6" w:space="0" w:color="000000"/>
+              <w:bottom w:val="single" w:sz="6" w:space="0" w:color="000000"/>
+              <w:right w:val="single" w:sz="6" w:space="0" w:color="000000"/>
+            </w:tcBorders>
+            <w:shd w:val="clear" w:color="auto" w:fill="FFFFFF" w:themeFill="background1"/>
+            <w:vAlign w:val="center"/>
+          </w:tcPr>
+          <w:p>
+            <w:pPr>
+              <w:jc w:val="center"/>
+              <w:rPr>
+                <w:rFonts w:ascii="Arial" w:hAnsi="Arial" w:cs="Arial"/>
                 <w:sz w:val="20"/>
                 <w:szCs w:val="20"/>
               </w:rPr>
@@ -5745,11 +5669,15 @@
     </w:tbl>
     <w:p>
       <w:pPr>
+        <w:spacing w:line="340" w:lineRule="exact"/>
         <w:jc w:val="both"/>
         <w:rPr>
-          <w:rFonts w:ascii="Times New Roman" w:eastAsia="Times New Roman" w:hAnsi="Times New Roman" w:cs="Times New Roman"/>
-          <w:sz w:val="24"/>
-          <w:szCs w:val="24"/>
+          <w:rStyle w:val="Fuerte"/>
+          <w:rFonts w:ascii="Lato" w:hAnsi="Lato"/>
+          <w:color w:val="E03E2D"/>
+          <w:sz w:val="28"/>
+          <w:szCs w:val="28"/>
+          <w:shd w:val="clear" w:color="auto" w:fill="FFFFFF"/>
         </w:rPr>
       </w:pPr>
     </w:p>
@@ -6049,40 +5977,17 @@
     </w:p>
     <w:p>
       <w:pPr>
-        <w:spacing w:line="340" w:lineRule="exact"/>
-        <w:rPr>
-          <w:rFonts w:ascii="Arial" w:eastAsia="Times New Roman" w:hAnsi="Arial" w:cs="Arial"/>
-        </w:rPr>
-      </w:pPr>
-    </w:p>
-    <w:p>
-      <w:pPr>
-        <w:spacing w:line="340" w:lineRule="exact"/>
-        <w:rPr>
-          <w:rFonts w:ascii="Arial" w:eastAsia="Times New Roman" w:hAnsi="Arial" w:cs="Arial"/>
-        </w:rPr>
-      </w:pPr>
-    </w:p>
-    <w:p>
-      <w:pPr>
-        <w:spacing w:line="340" w:lineRule="exact"/>
-        <w:rPr>
-          <w:rFonts w:ascii="Arial" w:eastAsia="Times New Roman" w:hAnsi="Arial" w:cs="Arial"/>
-        </w:rPr>
-      </w:pPr>
-    </w:p>
-    <w:p>
-      <w:pPr>
-        <w:pStyle w:val="ListParagraph"/>
+        <w:pStyle w:val="Prrafodelista"/>
         <w:numPr>
           <w:ilvl w:val="0"/>
           <w:numId w:val="18"/>
         </w:numPr>
         <w:tabs>
           <w:tab w:val="left" w:pos="721"/>
+          <w:tab w:val="left" w:pos="941"/>
         </w:tabs>
-        <w:spacing w:line="340" w:lineRule="exact"/>
-        <w:ind w:left="360" w:right="115"/>
+        <w:spacing w:line="300" w:lineRule="exact"/>
+        <w:ind w:left="360" w:right="17"/>
         <w:jc w:val="both"/>
         <w:rPr>
           <w:rFonts w:ascii="Arial" w:hAnsi="Arial" w:cs="Arial"/>
@@ -6095,13 +6000,76 @@
           <w:rFonts w:ascii="Arial" w:hAnsi="Arial" w:cs="Arial"/>
           <w:spacing w:val="-1"/>
         </w:rPr>
-        <w:lastRenderedPageBreak/>
-        <w:t>Asigna y escribe en cada línea de la siguiente tabla, las direcciones IP de las interfaces de los equipos de interconexión y sus máscaras en notación punto decimal que utilizarás en la solución. Recuerda que esta información te ayudará a evitar duplicación de direcciones IP.</w:t>
+        <w:t xml:space="preserve">Complete la siguiente tabla con las </w:t>
+      </w:r>
+      <w:r>
+        <w:rPr>
+          <w:rFonts w:ascii="Arial" w:hAnsi="Arial" w:cs="Arial"/>
+          <w:b/>
+          <w:bCs/>
+          <w:spacing w:val="-1"/>
+        </w:rPr>
+        <w:t>direcciones IP</w:t>
+      </w:r>
+      <w:r>
+        <w:rPr>
+          <w:rFonts w:ascii="Arial" w:hAnsi="Arial" w:cs="Arial"/>
+          <w:spacing w:val="-1"/>
+        </w:rPr>
+        <w:t xml:space="preserve"> y las </w:t>
+      </w:r>
+      <w:r>
+        <w:rPr>
+          <w:rFonts w:ascii="Arial" w:hAnsi="Arial" w:cs="Arial"/>
+          <w:b/>
+          <w:bCs/>
+          <w:spacing w:val="-1"/>
+        </w:rPr>
+        <w:t>máscaras de subred</w:t>
+      </w:r>
+      <w:r>
+        <w:rPr>
+          <w:rFonts w:ascii="Arial" w:hAnsi="Arial" w:cs="Arial"/>
+          <w:spacing w:val="-1"/>
+        </w:rPr>
+        <w:t xml:space="preserve"> (en notación decimal) para cada </w:t>
+      </w:r>
+      <w:proofErr w:type="gramStart"/>
+      <w:r>
+        <w:rPr>
+          <w:rFonts w:ascii="Arial" w:hAnsi="Arial" w:cs="Arial"/>
+          <w:spacing w:val="-1"/>
+        </w:rPr>
+        <w:t>interface</w:t>
+      </w:r>
+      <w:proofErr w:type="gramEnd"/>
+      <w:r>
+        <w:rPr>
+          <w:rFonts w:ascii="Arial" w:hAnsi="Arial" w:cs="Arial"/>
+          <w:spacing w:val="-1"/>
+        </w:rPr>
+        <w:t xml:space="preserve"> de los dispositivos de red, así como el </w:t>
+      </w:r>
+      <w:r>
+        <w:rPr>
+          <w:rFonts w:ascii="Arial" w:hAnsi="Arial" w:cs="Arial"/>
+          <w:b/>
+          <w:bCs/>
+          <w:spacing w:val="-1"/>
+        </w:rPr>
+        <w:t xml:space="preserve">Default Gateway </w:t>
+      </w:r>
+      <w:r>
+        <w:rPr>
+          <w:rFonts w:ascii="Arial" w:hAnsi="Arial" w:cs="Arial"/>
+          <w:spacing w:val="-1"/>
+        </w:rPr>
+        <w:t>de los switches. Utilice esta información como referencia para evitar conflictos de direccionamiento y duplicados en su configuración.</w:t>
       </w:r>
     </w:p>
     <w:p>
       <w:pPr>
-        <w:pStyle w:val="ListParagraph"/>
+        <w:pStyle w:val="Prrafodelista"/>
         <w:tabs>
           <w:tab w:val="left" w:pos="721"/>
         </w:tabs>
@@ -6138,7 +6106,7 @@
     </w:p>
     <w:p>
       <w:pPr>
-        <w:pStyle w:val="BodyText"/>
+        <w:pStyle w:val="Textoindependiente"/>
         <w:numPr>
           <w:ilvl w:val="0"/>
           <w:numId w:val="34"/>
@@ -6202,7 +6170,7 @@
     </w:p>
     <w:p>
       <w:pPr>
-        <w:pStyle w:val="BodyText"/>
+        <w:pStyle w:val="Textoindependiente"/>
         <w:numPr>
           <w:ilvl w:val="0"/>
           <w:numId w:val="34"/>
@@ -6258,7 +6226,7 @@
     </w:p>
     <w:p>
       <w:pPr>
-        <w:pStyle w:val="BodyText"/>
+        <w:pStyle w:val="Textoindependiente"/>
         <w:numPr>
           <w:ilvl w:val="0"/>
           <w:numId w:val="34"/>
@@ -6317,8 +6285,7 @@
         <w:tabs>
           <w:tab w:val="left" w:pos="941"/>
         </w:tabs>
-        <w:spacing w:line="340" w:lineRule="exact"/>
-        <w:ind w:left="480" w:right="232"/>
+        <w:ind w:left="482" w:right="232"/>
         <w:jc w:val="both"/>
         <w:rPr>
           <w:rFonts w:ascii="Arial" w:eastAsia="Times New Roman" w:hAnsi="Arial" w:cs="Arial"/>
@@ -8271,7 +8238,7 @@
     </w:p>
     <w:p>
       <w:pPr>
-        <w:pStyle w:val="ListParagraph"/>
+        <w:pStyle w:val="Prrafodelista"/>
         <w:numPr>
           <w:ilvl w:val="0"/>
           <w:numId w:val="18"/>
@@ -8294,7 +8261,21 @@
           <w:rFonts w:ascii="Arial" w:hAnsi="Arial" w:cs="Arial"/>
           <w:spacing w:val="-1"/>
         </w:rPr>
-        <w:t>Utiliza la información de la</w:t>
+        <w:t>Utili</w:t>
+      </w:r>
+      <w:r>
+        <w:rPr>
+          <w:rFonts w:ascii="Arial" w:hAnsi="Arial" w:cs="Arial"/>
+          <w:spacing w:val="-1"/>
+        </w:rPr>
+        <w:t>ce</w:t>
+      </w:r>
+      <w:r>
+        <w:rPr>
+          <w:rFonts w:ascii="Arial" w:hAnsi="Arial" w:cs="Arial"/>
+          <w:spacing w:val="-1"/>
+        </w:rPr>
+        <w:t xml:space="preserve"> la información de la</w:t>
       </w:r>
       <w:r>
         <w:rPr>
@@ -8329,7 +8310,7 @@
     </w:p>
     <w:p>
       <w:pPr>
-        <w:pStyle w:val="ListParagraph"/>
+        <w:pStyle w:val="Prrafodelista"/>
         <w:tabs>
           <w:tab w:val="left" w:pos="721"/>
         </w:tabs>
@@ -8342,10 +8323,265 @@
         </w:rPr>
       </w:pPr>
     </w:p>
+    <w:p>
+      <w:pPr>
+        <w:pStyle w:val="Prrafodelista"/>
+        <w:tabs>
+          <w:tab w:val="left" w:pos="721"/>
+        </w:tabs>
+        <w:ind w:left="360" w:right="113"/>
+        <w:jc w:val="both"/>
+        <w:rPr>
+          <w:rFonts w:ascii="Arial" w:eastAsia="Times New Roman" w:hAnsi="Arial" w:cs="Arial"/>
+          <w:sz w:val="16"/>
+          <w:szCs w:val="16"/>
+        </w:rPr>
+      </w:pPr>
+    </w:p>
+    <w:p>
+      <w:pPr>
+        <w:pStyle w:val="Prrafodelista"/>
+        <w:tabs>
+          <w:tab w:val="left" w:pos="721"/>
+        </w:tabs>
+        <w:ind w:left="360" w:right="113"/>
+        <w:jc w:val="both"/>
+        <w:rPr>
+          <w:rFonts w:ascii="Arial" w:eastAsia="Times New Roman" w:hAnsi="Arial" w:cs="Arial"/>
+          <w:sz w:val="16"/>
+          <w:szCs w:val="16"/>
+        </w:rPr>
+      </w:pPr>
+    </w:p>
+    <w:p>
+      <w:pPr>
+        <w:pStyle w:val="Prrafodelista"/>
+        <w:tabs>
+          <w:tab w:val="left" w:pos="721"/>
+        </w:tabs>
+        <w:ind w:left="360" w:right="113"/>
+        <w:jc w:val="both"/>
+        <w:rPr>
+          <w:rFonts w:ascii="Arial" w:eastAsia="Times New Roman" w:hAnsi="Arial" w:cs="Arial"/>
+          <w:sz w:val="16"/>
+          <w:szCs w:val="16"/>
+        </w:rPr>
+      </w:pPr>
+    </w:p>
+    <w:p>
+      <w:pPr>
+        <w:pStyle w:val="Prrafodelista"/>
+        <w:tabs>
+          <w:tab w:val="left" w:pos="721"/>
+        </w:tabs>
+        <w:ind w:left="360" w:right="113"/>
+        <w:jc w:val="both"/>
+        <w:rPr>
+          <w:rFonts w:ascii="Arial" w:eastAsia="Times New Roman" w:hAnsi="Arial" w:cs="Arial"/>
+          <w:sz w:val="16"/>
+          <w:szCs w:val="16"/>
+        </w:rPr>
+      </w:pPr>
+    </w:p>
+    <w:p>
+      <w:pPr>
+        <w:pStyle w:val="Prrafodelista"/>
+        <w:tabs>
+          <w:tab w:val="left" w:pos="721"/>
+        </w:tabs>
+        <w:ind w:left="360" w:right="113"/>
+        <w:jc w:val="both"/>
+        <w:rPr>
+          <w:rFonts w:ascii="Arial" w:eastAsia="Times New Roman" w:hAnsi="Arial" w:cs="Arial"/>
+          <w:sz w:val="16"/>
+          <w:szCs w:val="16"/>
+        </w:rPr>
+      </w:pPr>
+    </w:p>
+    <w:p>
+      <w:pPr>
+        <w:pStyle w:val="Prrafodelista"/>
+        <w:tabs>
+          <w:tab w:val="left" w:pos="721"/>
+        </w:tabs>
+        <w:ind w:left="360" w:right="113"/>
+        <w:jc w:val="both"/>
+        <w:rPr>
+          <w:rFonts w:ascii="Arial" w:eastAsia="Times New Roman" w:hAnsi="Arial" w:cs="Arial"/>
+          <w:sz w:val="16"/>
+          <w:szCs w:val="16"/>
+        </w:rPr>
+      </w:pPr>
+    </w:p>
+    <w:p>
+      <w:pPr>
+        <w:pStyle w:val="Prrafodelista"/>
+        <w:tabs>
+          <w:tab w:val="left" w:pos="721"/>
+        </w:tabs>
+        <w:ind w:left="360" w:right="113"/>
+        <w:jc w:val="both"/>
+        <w:rPr>
+          <w:rFonts w:ascii="Arial" w:eastAsia="Times New Roman" w:hAnsi="Arial" w:cs="Arial"/>
+          <w:sz w:val="16"/>
+          <w:szCs w:val="16"/>
+        </w:rPr>
+      </w:pPr>
+    </w:p>
+    <w:p>
+      <w:pPr>
+        <w:pStyle w:val="Prrafodelista"/>
+        <w:tabs>
+          <w:tab w:val="left" w:pos="721"/>
+        </w:tabs>
+        <w:ind w:left="360" w:right="113"/>
+        <w:jc w:val="both"/>
+        <w:rPr>
+          <w:rFonts w:ascii="Arial" w:eastAsia="Times New Roman" w:hAnsi="Arial" w:cs="Arial"/>
+          <w:sz w:val="16"/>
+          <w:szCs w:val="16"/>
+        </w:rPr>
+      </w:pPr>
+    </w:p>
+    <w:p>
+      <w:pPr>
+        <w:pStyle w:val="Prrafodelista"/>
+        <w:tabs>
+          <w:tab w:val="left" w:pos="721"/>
+        </w:tabs>
+        <w:ind w:left="360" w:right="113"/>
+        <w:jc w:val="both"/>
+        <w:rPr>
+          <w:rFonts w:ascii="Arial" w:eastAsia="Times New Roman" w:hAnsi="Arial" w:cs="Arial"/>
+          <w:sz w:val="16"/>
+          <w:szCs w:val="16"/>
+        </w:rPr>
+      </w:pPr>
+    </w:p>
+    <w:p>
+      <w:pPr>
+        <w:pStyle w:val="Prrafodelista"/>
+        <w:tabs>
+          <w:tab w:val="left" w:pos="721"/>
+        </w:tabs>
+        <w:ind w:left="360" w:right="113"/>
+        <w:jc w:val="both"/>
+        <w:rPr>
+          <w:rFonts w:ascii="Arial" w:eastAsia="Times New Roman" w:hAnsi="Arial" w:cs="Arial"/>
+          <w:sz w:val="16"/>
+          <w:szCs w:val="16"/>
+        </w:rPr>
+      </w:pPr>
+    </w:p>
+    <w:p>
+      <w:pPr>
+        <w:pStyle w:val="Prrafodelista"/>
+        <w:tabs>
+          <w:tab w:val="left" w:pos="721"/>
+        </w:tabs>
+        <w:ind w:left="360" w:right="113"/>
+        <w:jc w:val="both"/>
+        <w:rPr>
+          <w:rFonts w:ascii="Arial" w:eastAsia="Times New Roman" w:hAnsi="Arial" w:cs="Arial"/>
+          <w:sz w:val="16"/>
+          <w:szCs w:val="16"/>
+        </w:rPr>
+      </w:pPr>
+    </w:p>
+    <w:p>
+      <w:pPr>
+        <w:pStyle w:val="Prrafodelista"/>
+        <w:tabs>
+          <w:tab w:val="left" w:pos="721"/>
+        </w:tabs>
+        <w:ind w:left="360" w:right="113"/>
+        <w:jc w:val="both"/>
+        <w:rPr>
+          <w:rFonts w:ascii="Arial" w:eastAsia="Times New Roman" w:hAnsi="Arial" w:cs="Arial"/>
+          <w:sz w:val="16"/>
+          <w:szCs w:val="16"/>
+        </w:rPr>
+      </w:pPr>
+    </w:p>
+    <w:p>
+      <w:pPr>
+        <w:pStyle w:val="Prrafodelista"/>
+        <w:tabs>
+          <w:tab w:val="left" w:pos="721"/>
+        </w:tabs>
+        <w:ind w:left="360" w:right="113"/>
+        <w:jc w:val="both"/>
+        <w:rPr>
+          <w:rFonts w:ascii="Arial" w:eastAsia="Times New Roman" w:hAnsi="Arial" w:cs="Arial"/>
+          <w:sz w:val="16"/>
+          <w:szCs w:val="16"/>
+        </w:rPr>
+      </w:pPr>
+    </w:p>
+    <w:p>
+      <w:pPr>
+        <w:pStyle w:val="Prrafodelista"/>
+        <w:tabs>
+          <w:tab w:val="left" w:pos="721"/>
+        </w:tabs>
+        <w:ind w:left="360" w:right="113"/>
+        <w:jc w:val="both"/>
+        <w:rPr>
+          <w:rFonts w:ascii="Arial" w:eastAsia="Times New Roman" w:hAnsi="Arial" w:cs="Arial"/>
+          <w:sz w:val="16"/>
+          <w:szCs w:val="16"/>
+        </w:rPr>
+      </w:pPr>
+    </w:p>
+    <w:p>
+      <w:pPr>
+        <w:pStyle w:val="Prrafodelista"/>
+        <w:tabs>
+          <w:tab w:val="left" w:pos="721"/>
+        </w:tabs>
+        <w:ind w:left="360" w:right="113"/>
+        <w:jc w:val="both"/>
+        <w:rPr>
+          <w:rFonts w:ascii="Arial" w:eastAsia="Times New Roman" w:hAnsi="Arial" w:cs="Arial"/>
+          <w:sz w:val="16"/>
+          <w:szCs w:val="16"/>
+        </w:rPr>
+      </w:pPr>
+    </w:p>
+    <w:p>
+      <w:pPr>
+        <w:pStyle w:val="Prrafodelista"/>
+        <w:tabs>
+          <w:tab w:val="left" w:pos="721"/>
+        </w:tabs>
+        <w:ind w:left="360" w:right="113"/>
+        <w:jc w:val="both"/>
+        <w:rPr>
+          <w:rFonts w:ascii="Arial" w:eastAsia="Times New Roman" w:hAnsi="Arial" w:cs="Arial"/>
+          <w:sz w:val="16"/>
+          <w:szCs w:val="16"/>
+        </w:rPr>
+      </w:pPr>
+    </w:p>
+    <w:p>
+      <w:pPr>
+        <w:pStyle w:val="Prrafodelista"/>
+        <w:tabs>
+          <w:tab w:val="left" w:pos="721"/>
+        </w:tabs>
+        <w:ind w:left="360" w:right="113"/>
+        <w:jc w:val="both"/>
+        <w:rPr>
+          <w:rFonts w:ascii="Arial" w:eastAsia="Times New Roman" w:hAnsi="Arial" w:cs="Arial"/>
+          <w:sz w:val="16"/>
+          <w:szCs w:val="16"/>
+        </w:rPr>
+      </w:pPr>
+    </w:p>
     <w:bookmarkEnd w:id="5"/>
     <w:p>
       <w:pPr>
-        <w:pStyle w:val="ListParagraph"/>
+        <w:pStyle w:val="Prrafodelista"/>
         <w:numPr>
           <w:ilvl w:val="0"/>
           <w:numId w:val="18"/>
@@ -8365,7 +8601,14 @@
           <w:rFonts w:ascii="Arial" w:hAnsi="Arial" w:cs="Arial"/>
           <w:spacing w:val="-1"/>
         </w:rPr>
-        <w:t>Realiza</w:t>
+        <w:t>Reali</w:t>
+      </w:r>
+      <w:r>
+        <w:rPr>
+          <w:rFonts w:ascii="Arial" w:hAnsi="Arial" w:cs="Arial"/>
+          <w:spacing w:val="-1"/>
+        </w:rPr>
+        <w:t>ce</w:t>
       </w:r>
       <w:r>
         <w:rPr>
@@ -8470,7 +8713,7 @@
     </w:p>
     <w:p>
       <w:pPr>
-        <w:pStyle w:val="ListParagraph"/>
+        <w:pStyle w:val="Prrafodelista"/>
         <w:numPr>
           <w:ilvl w:val="0"/>
           <w:numId w:val="19"/>
@@ -8542,7 +8785,7 @@
     </w:p>
     <w:p>
       <w:pPr>
-        <w:pStyle w:val="ListParagraph"/>
+        <w:pStyle w:val="Prrafodelista"/>
         <w:numPr>
           <w:ilvl w:val="0"/>
           <w:numId w:val="19"/>
@@ -8610,7 +8853,7 @@
     </w:p>
     <w:p>
       <w:pPr>
-        <w:pStyle w:val="ListParagraph"/>
+        <w:pStyle w:val="Prrafodelista"/>
         <w:numPr>
           <w:ilvl w:val="0"/>
           <w:numId w:val="19"/>
@@ -8729,7 +8972,7 @@
     </w:p>
     <w:p>
       <w:pPr>
-        <w:pStyle w:val="ListParagraph"/>
+        <w:pStyle w:val="Prrafodelista"/>
         <w:numPr>
           <w:ilvl w:val="0"/>
           <w:numId w:val="19"/>
@@ -8881,7 +9124,7 @@
     </w:p>
     <w:p>
       <w:pPr>
-        <w:pStyle w:val="ListParagraph"/>
+        <w:pStyle w:val="Prrafodelista"/>
         <w:numPr>
           <w:ilvl w:val="0"/>
           <w:numId w:val="19"/>
@@ -9007,7 +9250,7 @@
     </w:p>
     <w:p>
       <w:pPr>
-        <w:pStyle w:val="ListParagraph"/>
+        <w:pStyle w:val="Prrafodelista"/>
         <w:numPr>
           <w:ilvl w:val="0"/>
           <w:numId w:val="19"/>
@@ -9072,7 +9315,7 @@
     </w:p>
     <w:p>
       <w:pPr>
-        <w:pStyle w:val="ListParagraph"/>
+        <w:pStyle w:val="Prrafodelista"/>
         <w:numPr>
           <w:ilvl w:val="0"/>
           <w:numId w:val="19"/>
@@ -9172,20 +9415,12 @@
           <w:rFonts w:ascii="Arial" w:hAnsi="Arial" w:cs="Arial"/>
           <w:spacing w:val="-1"/>
         </w:rPr>
-        <w:t xml:space="preserve"> la información </w:t>
-      </w:r>
-      <w:r>
-        <w:rPr>
-          <w:rFonts w:ascii="Arial" w:hAnsi="Arial" w:cs="Arial"/>
-          <w:spacing w:val="-1"/>
-        </w:rPr>
-        <w:lastRenderedPageBreak/>
-        <w:t>proporcionada en la tabla de direccionamiento.</w:t>
+        <w:t xml:space="preserve"> la información proporcionada en la tabla de direccionamiento.</w:t>
       </w:r>
     </w:p>
     <w:p>
       <w:pPr>
-        <w:pStyle w:val="ListParagraph"/>
+        <w:pStyle w:val="Prrafodelista"/>
         <w:numPr>
           <w:ilvl w:val="0"/>
           <w:numId w:val="18"/>
@@ -9205,7 +9440,14 @@
           <w:rFonts w:ascii="Arial" w:hAnsi="Arial" w:cs="Arial"/>
           <w:spacing w:val="-1"/>
         </w:rPr>
-        <w:t>Realiza</w:t>
+        <w:t>Reali</w:t>
+      </w:r>
+      <w:r>
+        <w:rPr>
+          <w:rFonts w:ascii="Arial" w:hAnsi="Arial" w:cs="Arial"/>
+          <w:spacing w:val="-1"/>
+        </w:rPr>
+        <w:t>ce</w:t>
       </w:r>
       <w:r>
         <w:rPr>
@@ -9271,7 +9513,7 @@
     </w:p>
     <w:p>
       <w:pPr>
-        <w:pStyle w:val="ListParagraph"/>
+        <w:pStyle w:val="Prrafodelista"/>
         <w:numPr>
           <w:ilvl w:val="0"/>
           <w:numId w:val="20"/>
@@ -9343,7 +9585,7 @@
     </w:p>
     <w:p>
       <w:pPr>
-        <w:pStyle w:val="ListParagraph"/>
+        <w:pStyle w:val="Prrafodelista"/>
         <w:numPr>
           <w:ilvl w:val="0"/>
           <w:numId w:val="20"/>
@@ -9411,7 +9653,7 @@
     </w:p>
     <w:p>
       <w:pPr>
-        <w:pStyle w:val="ListParagraph"/>
+        <w:pStyle w:val="Prrafodelista"/>
         <w:numPr>
           <w:ilvl w:val="0"/>
           <w:numId w:val="20"/>
@@ -9530,7 +9772,7 @@
     </w:p>
     <w:p>
       <w:pPr>
-        <w:pStyle w:val="ListParagraph"/>
+        <w:pStyle w:val="Prrafodelista"/>
         <w:numPr>
           <w:ilvl w:val="0"/>
           <w:numId w:val="19"/>
@@ -9682,7 +9924,7 @@
     </w:p>
     <w:p>
       <w:pPr>
-        <w:pStyle w:val="ListParagraph"/>
+        <w:pStyle w:val="Prrafodelista"/>
         <w:numPr>
           <w:ilvl w:val="0"/>
           <w:numId w:val="19"/>
@@ -9816,7 +10058,7 @@
     </w:p>
     <w:p>
       <w:pPr>
-        <w:pStyle w:val="ListParagraph"/>
+        <w:pStyle w:val="Prrafodelista"/>
         <w:numPr>
           <w:ilvl w:val="0"/>
           <w:numId w:val="20"/>
@@ -9958,7 +10200,7 @@
     </w:p>
     <w:p>
       <w:pPr>
-        <w:pStyle w:val="ListParagraph"/>
+        <w:pStyle w:val="Prrafodelista"/>
         <w:numPr>
           <w:ilvl w:val="0"/>
           <w:numId w:val="20"/>
@@ -10155,7 +10397,7 @@
     </w:p>
     <w:p>
       <w:pPr>
-        <w:pStyle w:val="ListParagraph"/>
+        <w:pStyle w:val="Prrafodelista"/>
         <w:numPr>
           <w:ilvl w:val="0"/>
           <w:numId w:val="18"/>
@@ -10176,7 +10418,14 @@
           <w:rFonts w:ascii="Arial" w:hAnsi="Arial" w:cs="Arial"/>
           <w:spacing w:val="-1"/>
         </w:rPr>
-        <w:t>Realiza</w:t>
+        <w:t>Reali</w:t>
+      </w:r>
+      <w:r>
+        <w:rPr>
+          <w:rFonts w:ascii="Arial" w:hAnsi="Arial" w:cs="Arial"/>
+          <w:spacing w:val="-1"/>
+        </w:rPr>
+        <w:t>ce</w:t>
       </w:r>
       <w:r>
         <w:rPr>
@@ -10227,7 +10476,7 @@
     </w:p>
     <w:p>
       <w:pPr>
-        <w:pStyle w:val="ListParagraph"/>
+        <w:pStyle w:val="Prrafodelista"/>
         <w:numPr>
           <w:ilvl w:val="0"/>
           <w:numId w:val="27"/>
@@ -10297,7 +10546,7 @@
     </w:p>
     <w:p>
       <w:pPr>
-        <w:pStyle w:val="ListParagraph"/>
+        <w:pStyle w:val="Prrafodelista"/>
         <w:numPr>
           <w:ilvl w:val="0"/>
           <w:numId w:val="27"/>
@@ -10365,7 +10614,7 @@
     </w:p>
     <w:p>
       <w:pPr>
-        <w:pStyle w:val="ListParagraph"/>
+        <w:pStyle w:val="Prrafodelista"/>
         <w:numPr>
           <w:ilvl w:val="0"/>
           <w:numId w:val="27"/>
@@ -10474,7 +10723,7 @@
     </w:p>
     <w:p>
       <w:pPr>
-        <w:pStyle w:val="ListParagraph"/>
+        <w:pStyle w:val="Prrafodelista"/>
         <w:numPr>
           <w:ilvl w:val="0"/>
           <w:numId w:val="27"/>
@@ -10635,7 +10884,7 @@
     </w:p>
     <w:p>
       <w:pPr>
-        <w:pStyle w:val="ListParagraph"/>
+        <w:pStyle w:val="Prrafodelista"/>
         <w:numPr>
           <w:ilvl w:val="0"/>
           <w:numId w:val="27"/>
@@ -10783,7 +11032,7 @@
     </w:p>
     <w:p>
       <w:pPr>
-        <w:pStyle w:val="ListParagraph"/>
+        <w:pStyle w:val="Prrafodelista"/>
         <w:numPr>
           <w:ilvl w:val="0"/>
           <w:numId w:val="27"/>
@@ -10935,7 +11184,7 @@
     </w:p>
     <w:p>
       <w:pPr>
-        <w:pStyle w:val="ListParagraph"/>
+        <w:pStyle w:val="Prrafodelista"/>
         <w:numPr>
           <w:ilvl w:val="0"/>
           <w:numId w:val="27"/>
@@ -11123,7 +11372,7 @@
     </w:p>
     <w:p>
       <w:pPr>
-        <w:pStyle w:val="ListParagraph"/>
+        <w:pStyle w:val="Prrafodelista"/>
         <w:tabs>
           <w:tab w:val="left" w:pos="721"/>
         </w:tabs>
@@ -11137,7 +11386,7 @@
     </w:p>
     <w:p>
       <w:pPr>
-        <w:pStyle w:val="ListParagraph"/>
+        <w:pStyle w:val="Prrafodelista"/>
         <w:numPr>
           <w:ilvl w:val="0"/>
           <w:numId w:val="18"/>
@@ -11159,14 +11408,49 @@
           <w:rFonts w:ascii="Arial" w:hAnsi="Arial" w:cs="Arial"/>
           <w:spacing w:val="-1"/>
         </w:rPr>
-        <w:t xml:space="preserve">Instala </w:t>
-      </w:r>
-      <w:r>
-        <w:rPr>
-          <w:rFonts w:ascii="Arial" w:hAnsi="Arial" w:cs="Arial"/>
-          <w:spacing w:val="-1"/>
-        </w:rPr>
-        <w:t>en el</w:t>
+        <w:t>Reali</w:t>
+      </w:r>
+      <w:r>
+        <w:rPr>
+          <w:rFonts w:ascii="Arial" w:hAnsi="Arial" w:cs="Arial"/>
+          <w:spacing w:val="-1"/>
+        </w:rPr>
+        <w:t>ce</w:t>
+      </w:r>
+      <w:r>
+        <w:rPr>
+          <w:rFonts w:ascii="Arial" w:hAnsi="Arial" w:cs="Arial"/>
+          <w:spacing w:val="-1"/>
+        </w:rPr>
+        <w:t xml:space="preserve"> la configuración</w:t>
+      </w:r>
+      <w:r>
+        <w:rPr>
+          <w:rFonts w:ascii="Arial" w:hAnsi="Arial" w:cs="Arial"/>
+          <w:spacing w:val="-1"/>
+        </w:rPr>
+        <w:t xml:space="preserve"> </w:t>
+      </w:r>
+      <w:r>
+        <w:rPr>
+          <w:rFonts w:ascii="Arial" w:hAnsi="Arial" w:cs="Arial"/>
+          <w:spacing w:val="-1"/>
+        </w:rPr>
+        <w:t>d</w:t>
+      </w:r>
+      <w:r>
+        <w:rPr>
+          <w:rFonts w:ascii="Arial" w:hAnsi="Arial" w:cs="Arial"/>
+          <w:spacing w:val="-1"/>
+        </w:rPr>
+        <w:t xml:space="preserve">el </w:t>
+      </w:r>
+      <w:r>
+        <w:rPr>
+          <w:rFonts w:ascii="Arial" w:hAnsi="Arial" w:cs="Arial"/>
+          <w:spacing w:val="-1"/>
+        </w:rPr>
+        <w:t xml:space="preserve">servicio </w:t>
       </w:r>
       <w:r>
         <w:rPr>
@@ -11175,6 +11459,29 @@
           <w:bCs/>
           <w:spacing w:val="-1"/>
         </w:rPr>
+        <w:t>DHCP</w:t>
+      </w:r>
+      <w:r>
+        <w:rPr>
+          <w:rFonts w:ascii="Arial" w:hAnsi="Arial" w:cs="Arial"/>
+          <w:spacing w:val="-1"/>
+        </w:rPr>
+        <w:t xml:space="preserve"> en el </w:t>
+      </w:r>
+      <w:proofErr w:type="spellStart"/>
+      <w:r>
+        <w:rPr>
+          <w:rFonts w:ascii="Arial" w:hAnsi="Arial" w:cs="Arial"/>
+          <w:spacing w:val="-1"/>
+        </w:rPr>
+        <w:t>router</w:t>
+      </w:r>
+      <w:proofErr w:type="spellEnd"/>
+      <w:r>
+        <w:rPr>
+          <w:rFonts w:ascii="Arial" w:hAnsi="Arial" w:cs="Arial"/>
+          <w:spacing w:val="-1"/>
+        </w:rPr>
         <w:t xml:space="preserve"> </w:t>
       </w:r>
       <w:proofErr w:type="spellStart"/>
@@ -11202,7 +11509,7 @@
           <w:rFonts w:ascii="Arial" w:hAnsi="Arial" w:cs="Arial"/>
           <w:spacing w:val="-1"/>
         </w:rPr>
-        <w:t xml:space="preserve">el servicio </w:t>
+        <w:t>para la asignación dinámica de direcciones</w:t>
       </w:r>
       <w:r>
         <w:rPr>
@@ -11211,21 +11518,28 @@
           <w:bCs/>
           <w:spacing w:val="-1"/>
         </w:rPr>
-        <w:t>DHCP</w:t>
-      </w:r>
-      <w:r>
-        <w:rPr>
-          <w:rFonts w:ascii="Arial" w:hAnsi="Arial" w:cs="Arial"/>
-          <w:spacing w:val="-1"/>
-        </w:rPr>
-        <w:t xml:space="preserve"> para asignar direcciones a los equipos terminales de</w:t>
-      </w:r>
-      <w:r>
-        <w:rPr>
-          <w:rFonts w:ascii="Arial" w:hAnsi="Arial" w:cs="Arial"/>
-          <w:spacing w:val="-1"/>
-        </w:rPr>
-        <w:t xml:space="preserve"> la subred de</w:t>
+        <w:t xml:space="preserve"> </w:t>
+      </w:r>
+      <w:r>
+        <w:rPr>
+          <w:rFonts w:ascii="Arial" w:hAnsi="Arial" w:cs="Arial"/>
+          <w:spacing w:val="-1"/>
+        </w:rPr>
+        <w:t xml:space="preserve">IP </w:t>
+      </w:r>
+      <w:r>
+        <w:rPr>
+          <w:rFonts w:ascii="Arial" w:hAnsi="Arial" w:cs="Arial"/>
+          <w:spacing w:val="-1"/>
+        </w:rPr>
+        <w:t xml:space="preserve">en </w:t>
+      </w:r>
+      <w:r>
+        <w:rPr>
+          <w:rFonts w:ascii="Arial" w:hAnsi="Arial" w:cs="Arial"/>
+          <w:spacing w:val="-1"/>
+        </w:rPr>
+        <w:t>la subred de</w:t>
       </w:r>
       <w:r>
         <w:rPr>
@@ -11242,6 +11556,120 @@
           <w:spacing w:val="-1"/>
         </w:rPr>
         <w:t>Usuarios</w:t>
+      </w:r>
+      <w:r>
+        <w:rPr>
+          <w:rFonts w:ascii="Arial" w:hAnsi="Arial" w:cs="Arial"/>
+          <w:spacing w:val="-1"/>
+        </w:rPr>
+        <w:t>.</w:t>
+      </w:r>
+    </w:p>
+    <w:p>
+      <w:pPr>
+        <w:pStyle w:val="Prrafodelista"/>
+        <w:tabs>
+          <w:tab w:val="left" w:pos="941"/>
+        </w:tabs>
+        <w:spacing w:after="120" w:line="360" w:lineRule="exact"/>
+        <w:ind w:left="720" w:right="198"/>
+        <w:jc w:val="both"/>
+        <w:rPr>
+          <w:rFonts w:ascii="Arial" w:hAnsi="Arial" w:cs="Arial"/>
+          <w:spacing w:val="-1"/>
+        </w:rPr>
+      </w:pPr>
+      <w:r>
+        <w:rPr>
+          <w:rFonts w:ascii="Arial" w:hAnsi="Arial" w:cs="Arial"/>
+          <w:b/>
+          <w:bCs/>
+          <w:spacing w:val="-1"/>
+        </w:rPr>
+        <w:t>NOTA:</w:t>
+      </w:r>
+      <w:r>
+        <w:rPr>
+          <w:rFonts w:ascii="Arial" w:hAnsi="Arial" w:cs="Arial"/>
+          <w:spacing w:val="-1"/>
+        </w:rPr>
+        <w:t xml:space="preserve"> </w:t>
+      </w:r>
+      <w:r>
+        <w:rPr>
+          <w:rFonts w:ascii="Arial" w:hAnsi="Arial" w:cs="Arial"/>
+          <w:spacing w:val="-1"/>
+        </w:rPr>
+        <w:t xml:space="preserve">Es importante </w:t>
+      </w:r>
+      <w:r>
+        <w:rPr>
+          <w:rFonts w:ascii="Arial" w:hAnsi="Arial" w:cs="Arial"/>
+          <w:spacing w:val="-1"/>
+        </w:rPr>
+        <w:t>excluir la</w:t>
+      </w:r>
+      <w:r>
+        <w:rPr>
+          <w:rFonts w:ascii="Arial" w:hAnsi="Arial" w:cs="Arial"/>
+          <w:spacing w:val="-1"/>
+        </w:rPr>
+        <w:t>s direcciones</w:t>
+      </w:r>
+      <w:r>
+        <w:rPr>
+          <w:rFonts w:ascii="Arial" w:hAnsi="Arial" w:cs="Arial"/>
+          <w:spacing w:val="-1"/>
+        </w:rPr>
+        <w:t xml:space="preserve"> IP </w:t>
+      </w:r>
+      <w:r>
+        <w:rPr>
+          <w:rFonts w:ascii="Arial" w:hAnsi="Arial" w:cs="Arial"/>
+          <w:spacing w:val="-1"/>
+        </w:rPr>
+        <w:t xml:space="preserve">estáticas </w:t>
+      </w:r>
+      <w:r>
+        <w:rPr>
+          <w:rFonts w:ascii="Arial" w:hAnsi="Arial" w:cs="Arial"/>
+          <w:spacing w:val="-1"/>
+        </w:rPr>
+        <w:t xml:space="preserve">de la interfaz </w:t>
+      </w:r>
+      <w:r>
+        <w:rPr>
+          <w:rFonts w:ascii="Arial" w:hAnsi="Arial" w:cs="Arial"/>
+          <w:b/>
+          <w:bCs/>
+          <w:spacing w:val="-1"/>
+        </w:rPr>
+        <w:t>g0/1</w:t>
+      </w:r>
+      <w:r>
+        <w:rPr>
+          <w:rFonts w:ascii="Arial" w:hAnsi="Arial" w:cs="Arial"/>
+          <w:spacing w:val="-1"/>
+        </w:rPr>
+        <w:t xml:space="preserve"> (Default Gateway) y del switch </w:t>
+      </w:r>
+      <w:proofErr w:type="spellStart"/>
+      <w:r>
+        <w:rPr>
+          <w:rFonts w:ascii="Arial" w:hAnsi="Arial" w:cs="Arial"/>
+          <w:b/>
+          <w:bCs/>
+          <w:spacing w:val="-1"/>
+        </w:rPr>
+        <w:t>SUsers</w:t>
+      </w:r>
+      <w:proofErr w:type="spellEnd"/>
+      <w:r>
+        <w:rPr>
+          <w:rFonts w:ascii="Arial" w:hAnsi="Arial" w:cs="Arial"/>
+          <w:spacing w:val="-1"/>
+        </w:rPr>
+        <w:t xml:space="preserve"> para prevenir conflictos de direccionamiento en la red</w:t>
       </w:r>
       <w:r>
         <w:rPr>
@@ -11267,11 +11695,6 @@
     </w:p>
     <w:p>
       <w:pPr>
-        <w:pStyle w:val="ListParagraph"/>
-        <w:numPr>
-          <w:ilvl w:val="0"/>
-          <w:numId w:val="18"/>
-        </w:numPr>
         <w:tabs>
           <w:tab w:val="left" w:pos="721"/>
         </w:tabs>
@@ -11279,54 +11702,179 @@
         <w:ind w:right="114"/>
         <w:jc w:val="both"/>
         <w:rPr>
-          <w:rFonts w:ascii="Arial" w:hAnsi="Arial" w:cs="Arial"/>
-          <w:spacing w:val="-1"/>
-        </w:rPr>
-      </w:pPr>
-      <w:r>
-        <w:rPr>
-          <w:rFonts w:ascii="Arial" w:hAnsi="Arial" w:cs="Arial"/>
-          <w:spacing w:val="-1"/>
-        </w:rPr>
-        <w:t>Para comprobar la configuración realizada</w:t>
-      </w:r>
-      <w:r>
-        <w:rPr>
-          <w:rFonts w:ascii="Arial" w:hAnsi="Arial" w:cs="Arial"/>
-          <w:spacing w:val="-1"/>
-        </w:rPr>
-        <w:t>:</w:t>
-      </w:r>
+          <w:rFonts w:ascii="Arial" w:eastAsia="Times New Roman" w:hAnsi="Arial" w:cs="Arial"/>
+        </w:rPr>
+      </w:pPr>
     </w:p>
     <w:p>
       <w:pPr>
-        <w:pStyle w:val="ListParagraph"/>
         <w:tabs>
           <w:tab w:val="left" w:pos="721"/>
         </w:tabs>
         <w:spacing w:line="340" w:lineRule="exact"/>
-        <w:ind w:left="720" w:right="114"/>
+        <w:ind w:right="114"/>
         <w:jc w:val="both"/>
         <w:rPr>
-          <w:rFonts w:ascii="Arial" w:hAnsi="Arial" w:cs="Arial"/>
-          <w:spacing w:val="-1"/>
+          <w:rFonts w:ascii="Arial" w:eastAsia="Times New Roman" w:hAnsi="Arial" w:cs="Arial"/>
         </w:rPr>
       </w:pPr>
     </w:p>
     <w:p>
       <w:pPr>
-        <w:pStyle w:val="ListParagraph"/>
+        <w:tabs>
+          <w:tab w:val="left" w:pos="721"/>
+        </w:tabs>
+        <w:spacing w:line="340" w:lineRule="exact"/>
+        <w:ind w:right="114"/>
+        <w:jc w:val="both"/>
+        <w:rPr>
+          <w:rFonts w:ascii="Arial" w:eastAsia="Times New Roman" w:hAnsi="Arial" w:cs="Arial"/>
+        </w:rPr>
+      </w:pPr>
+    </w:p>
+    <w:p>
+      <w:pPr>
+        <w:tabs>
+          <w:tab w:val="left" w:pos="721"/>
+        </w:tabs>
+        <w:spacing w:line="340" w:lineRule="exact"/>
+        <w:ind w:right="114"/>
+        <w:jc w:val="both"/>
+        <w:rPr>
+          <w:rFonts w:ascii="Arial" w:eastAsia="Times New Roman" w:hAnsi="Arial" w:cs="Arial"/>
+        </w:rPr>
+      </w:pPr>
+    </w:p>
+    <w:p>
+      <w:pPr>
+        <w:tabs>
+          <w:tab w:val="left" w:pos="721"/>
+        </w:tabs>
+        <w:spacing w:line="340" w:lineRule="exact"/>
+        <w:ind w:right="114"/>
+        <w:jc w:val="both"/>
+        <w:rPr>
+          <w:rFonts w:ascii="Arial" w:eastAsia="Times New Roman" w:hAnsi="Arial" w:cs="Arial"/>
+        </w:rPr>
+      </w:pPr>
+    </w:p>
+    <w:p>
+      <w:pPr>
+        <w:tabs>
+          <w:tab w:val="left" w:pos="721"/>
+        </w:tabs>
+        <w:spacing w:line="340" w:lineRule="exact"/>
+        <w:ind w:right="114"/>
+        <w:jc w:val="both"/>
+        <w:rPr>
+          <w:rFonts w:ascii="Arial" w:eastAsia="Times New Roman" w:hAnsi="Arial" w:cs="Arial"/>
+        </w:rPr>
+      </w:pPr>
+    </w:p>
+    <w:p>
+      <w:pPr>
+        <w:tabs>
+          <w:tab w:val="left" w:pos="721"/>
+        </w:tabs>
+        <w:spacing w:line="340" w:lineRule="exact"/>
+        <w:ind w:right="114"/>
+        <w:jc w:val="both"/>
+        <w:rPr>
+          <w:rFonts w:ascii="Arial" w:eastAsia="Times New Roman" w:hAnsi="Arial" w:cs="Arial"/>
+        </w:rPr>
+      </w:pPr>
+    </w:p>
+    <w:p>
+      <w:pPr>
+        <w:tabs>
+          <w:tab w:val="left" w:pos="721"/>
+        </w:tabs>
+        <w:spacing w:line="340" w:lineRule="exact"/>
+        <w:ind w:right="114"/>
+        <w:jc w:val="both"/>
+        <w:rPr>
+          <w:rFonts w:ascii="Arial" w:eastAsia="Times New Roman" w:hAnsi="Arial" w:cs="Arial"/>
+        </w:rPr>
+      </w:pPr>
+    </w:p>
+    <w:p>
+      <w:pPr>
+        <w:tabs>
+          <w:tab w:val="left" w:pos="721"/>
+        </w:tabs>
+        <w:spacing w:line="340" w:lineRule="exact"/>
+        <w:ind w:right="114"/>
+        <w:jc w:val="both"/>
+        <w:rPr>
+          <w:rFonts w:ascii="Arial" w:eastAsia="Times New Roman" w:hAnsi="Arial" w:cs="Arial"/>
+        </w:rPr>
+      </w:pPr>
+    </w:p>
+    <w:p>
+      <w:pPr>
+        <w:tabs>
+          <w:tab w:val="left" w:pos="721"/>
+        </w:tabs>
+        <w:spacing w:line="340" w:lineRule="exact"/>
+        <w:ind w:right="114"/>
+        <w:jc w:val="both"/>
+        <w:rPr>
+          <w:rFonts w:ascii="Arial" w:eastAsia="Times New Roman" w:hAnsi="Arial" w:cs="Arial"/>
+        </w:rPr>
+      </w:pPr>
+    </w:p>
+    <w:p>
+      <w:pPr>
+        <w:pStyle w:val="Prrafodelista"/>
         <w:numPr>
           <w:ilvl w:val="0"/>
-          <w:numId w:val="28"/>
+          <w:numId w:val="18"/>
         </w:numPr>
-        <w:spacing w:after="120" w:line="340" w:lineRule="exact"/>
-        <w:ind w:left="1080" w:right="154"/>
+        <w:tabs>
+          <w:tab w:val="left" w:pos="941"/>
+        </w:tabs>
+        <w:spacing w:after="120" w:line="360" w:lineRule="exact"/>
+        <w:ind w:right="198"/>
         <w:jc w:val="both"/>
         <w:rPr>
-          <w:rFonts w:ascii="Arial" w:eastAsia="Times New Roman" w:hAnsi="Arial" w:cs="Arial"/>
-        </w:rPr>
-      </w:pPr>
+          <w:rFonts w:ascii="Arial" w:hAnsi="Arial" w:cs="Arial"/>
+          <w:spacing w:val="-1"/>
+        </w:rPr>
+      </w:pPr>
+      <w:r>
+        <w:rPr>
+          <w:rFonts w:ascii="Arial" w:hAnsi="Arial" w:cs="Arial"/>
+          <w:spacing w:val="-1"/>
+        </w:rPr>
+        <w:t>Para comprobar la configuración</w:t>
+      </w:r>
+      <w:r>
+        <w:rPr>
+          <w:rFonts w:ascii="Arial" w:hAnsi="Arial" w:cs="Arial"/>
+          <w:spacing w:val="-1"/>
+        </w:rPr>
+        <w:t xml:space="preserve"> realizada:</w:t>
+      </w:r>
+    </w:p>
+    <w:p>
+      <w:pPr>
+        <w:pStyle w:val="Prrafodelista"/>
+        <w:numPr>
+          <w:ilvl w:val="1"/>
+          <w:numId w:val="18"/>
+        </w:numPr>
+        <w:tabs>
+          <w:tab w:val="left" w:pos="941"/>
+        </w:tabs>
+        <w:spacing w:after="120" w:line="360" w:lineRule="exact"/>
+        <w:ind w:right="198"/>
+        <w:jc w:val="both"/>
+        <w:rPr>
+          <w:rFonts w:ascii="Arial" w:hAnsi="Arial" w:cs="Arial"/>
+          <w:spacing w:val="-1"/>
+        </w:rPr>
+      </w:pPr>
+      <w:bookmarkStart w:id="9" w:name="_Hlk182237103"/>
       <w:r>
         <w:rPr>
           <w:rFonts w:ascii="Arial" w:hAnsi="Arial" w:cs="Arial"/>
@@ -11339,7 +11887,21 @@
           <w:rFonts w:ascii="Arial" w:hAnsi="Arial" w:cs="Arial"/>
           <w:spacing w:val="-1"/>
         </w:rPr>
-        <w:t xml:space="preserve">ealiza pruebas de </w:t>
+        <w:t>eali</w:t>
+      </w:r>
+      <w:r>
+        <w:rPr>
+          <w:rFonts w:ascii="Arial" w:hAnsi="Arial" w:cs="Arial"/>
+          <w:spacing w:val="-1"/>
+        </w:rPr>
+        <w:t>ce</w:t>
+      </w:r>
+      <w:r>
+        <w:rPr>
+          <w:rFonts w:ascii="Arial" w:hAnsi="Arial" w:cs="Arial"/>
+          <w:spacing w:val="-1"/>
+        </w:rPr>
+        <w:t xml:space="preserve"> pruebas de </w:t>
       </w:r>
       <w:r>
         <w:rPr>
@@ -11356,12 +11918,20 @@
           <w:spacing w:val="-1"/>
         </w:rPr>
         <w:t>a los siguientes dispositivos. Todos los pings deben ser exitosos. En caso contrario, deberás identificar y corregir la falla</w:t>
+      </w:r>
+      <w:bookmarkEnd w:id="9"/>
+      <w:r>
+        <w:rPr>
+          <w:rFonts w:ascii="Arial" w:hAnsi="Arial" w:cs="Arial"/>
+          <w:spacing w:val="-1"/>
+        </w:rPr>
+        <w:t xml:space="preserve">. </w:t>
       </w:r>
     </w:p>
     <w:tbl>
       <w:tblPr>
-        <w:tblW w:w="8997" w:type="dxa"/>
-        <w:tblInd w:w="921" w:type="dxa"/>
+        <w:tblW w:w="9497" w:type="dxa"/>
+        <w:tblInd w:w="421" w:type="dxa"/>
         <w:tblBorders>
           <w:top w:val="single" w:sz="4" w:space="0" w:color="auto"/>
           <w:left w:val="single" w:sz="4" w:space="0" w:color="auto"/>
@@ -11373,10 +11943,10 @@
         <w:tblLook w:val="01E0" w:firstRow="1" w:lastRow="1" w:firstColumn="1" w:lastColumn="1" w:noHBand="0" w:noVBand="0"/>
       </w:tblPr>
       <w:tblGrid>
-        <w:gridCol w:w="1715"/>
-        <w:gridCol w:w="1936"/>
-        <w:gridCol w:w="2227"/>
-        <w:gridCol w:w="3119"/>
+        <w:gridCol w:w="2374"/>
+        <w:gridCol w:w="1595"/>
+        <w:gridCol w:w="2551"/>
+        <w:gridCol w:w="2977"/>
       </w:tblGrid>
       <w:tr>
         <w:trPr>
@@ -11384,7 +11954,7 @@
         </w:trPr>
         <w:tc>
           <w:tcPr>
-            <w:tcW w:w="1715" w:type="dxa"/>
+            <w:tcW w:w="2374" w:type="dxa"/>
             <w:vAlign w:val="center"/>
           </w:tcPr>
           <w:p>
@@ -11409,7 +11979,7 @@
         </w:tc>
         <w:tc>
           <w:tcPr>
-            <w:tcW w:w="1936" w:type="dxa"/>
+            <w:tcW w:w="1595" w:type="dxa"/>
             <w:vAlign w:val="center"/>
           </w:tcPr>
           <w:p>
@@ -11434,7 +12004,7 @@
         </w:tc>
         <w:tc>
           <w:tcPr>
-            <w:tcW w:w="2227" w:type="dxa"/>
+            <w:tcW w:w="2551" w:type="dxa"/>
             <w:vAlign w:val="center"/>
           </w:tcPr>
           <w:p>
@@ -11453,29 +12023,13 @@
                 <w:b/>
                 <w:color w:val="000000"/>
               </w:rPr>
-              <w:t xml:space="preserve">Dirección </w:t>
-            </w:r>
-            <w:r>
-              <w:rPr>
-                <w:rFonts w:ascii="Arial" w:hAnsi="Arial" w:cs="Arial"/>
-                <w:b/>
-                <w:color w:val="000000"/>
-              </w:rPr>
-              <w:t>IP</w:t>
-            </w:r>
-            <w:r>
-              <w:rPr>
-                <w:rFonts w:ascii="Arial" w:hAnsi="Arial" w:cs="Arial"/>
-                <w:b/>
-                <w:color w:val="000000"/>
-              </w:rPr>
-              <w:t xml:space="preserve"> </w:t>
+              <w:t>Dirección IP</w:t>
             </w:r>
           </w:p>
         </w:tc>
         <w:tc>
           <w:tcPr>
-            <w:tcW w:w="3119" w:type="dxa"/>
+            <w:tcW w:w="2977" w:type="dxa"/>
             <w:vAlign w:val="center"/>
           </w:tcPr>
           <w:p>
@@ -11486,23 +12040,37 @@
                 <w:rFonts w:ascii="Arial" w:hAnsi="Arial" w:cs="Arial"/>
                 <w:b/>
                 <w:color w:val="000000"/>
+                <w:lang w:val="en-US"/>
               </w:rPr>
             </w:pPr>
+            <w:proofErr w:type="spellStart"/>
             <w:r>
               <w:rPr>
                 <w:rFonts w:ascii="Arial" w:hAnsi="Arial" w:cs="Arial"/>
                 <w:b/>
                 <w:color w:val="000000"/>
-              </w:rPr>
-              <w:t>Resultados p</w:t>
+                <w:lang w:val="en-US"/>
+              </w:rPr>
+              <w:t>Resultados</w:t>
+            </w:r>
+            <w:proofErr w:type="spellEnd"/>
+            <w:r>
+              <w:rPr>
+                <w:rFonts w:ascii="Arial" w:hAnsi="Arial" w:cs="Arial"/>
+                <w:b/>
+                <w:color w:val="000000"/>
+                <w:lang w:val="en-US"/>
+              </w:rPr>
+              <w:t xml:space="preserve"> p</w:t>
             </w:r>
             <w:r>
               <w:rPr>
                 <w:rFonts w:ascii="Arial" w:hAnsi="Arial" w:cs="Arial"/>
                 <w:b/>
                 <w:color w:val="000000"/>
-              </w:rPr>
-              <w:t xml:space="preserve">ing </w:t>
+                <w:lang w:val="en-US"/>
+              </w:rPr>
+              <w:t>ing</w:t>
             </w:r>
           </w:p>
           <w:p>
@@ -11513,41 +12081,15 @@
                 <w:rFonts w:ascii="Arial" w:hAnsi="Arial" w:cs="Arial"/>
                 <w:b/>
                 <w:color w:val="000000"/>
+                <w:lang w:val="en-US"/>
               </w:rPr>
             </w:pPr>
             <w:r>
               <w:rPr>
                 <w:rFonts w:ascii="Arial" w:hAnsi="Arial" w:cs="Arial"/>
-              </w:rPr>
-              <w:t>(</w:t>
-            </w:r>
-            <w:proofErr w:type="spellStart"/>
-            <w:r>
-              <w:rPr>
-                <w:rFonts w:ascii="Arial" w:hAnsi="Arial" w:cs="Arial"/>
-              </w:rPr>
-              <w:t>Fail</w:t>
-            </w:r>
-            <w:proofErr w:type="spellEnd"/>
-            <w:r>
-              <w:rPr>
-                <w:rFonts w:ascii="Arial" w:hAnsi="Arial" w:cs="Arial"/>
-              </w:rPr>
-              <w:t xml:space="preserve"> / </w:t>
-            </w:r>
-            <w:proofErr w:type="spellStart"/>
-            <w:r>
-              <w:rPr>
-                <w:rFonts w:ascii="Arial" w:hAnsi="Arial" w:cs="Arial"/>
-              </w:rPr>
-              <w:t>Success</w:t>
-            </w:r>
-            <w:proofErr w:type="spellEnd"/>
-            <w:r>
-              <w:rPr>
-                <w:rFonts w:ascii="Arial" w:hAnsi="Arial" w:cs="Arial"/>
-              </w:rPr>
-              <w:t>)</w:t>
+                <w:lang w:val="en-US"/>
+              </w:rPr>
+              <w:t>(Fail / Success)</w:t>
             </w:r>
           </w:p>
         </w:tc>
@@ -11558,7 +12100,7 @@
         </w:trPr>
         <w:tc>
           <w:tcPr>
-            <w:tcW w:w="1715" w:type="dxa"/>
+            <w:tcW w:w="2374" w:type="dxa"/>
             <w:vAlign w:val="center"/>
           </w:tcPr>
           <w:p>
@@ -11572,10 +12114,39 @@
                 <w:color w:val="000000"/>
               </w:rPr>
             </w:pPr>
+            <w:proofErr w:type="spellStart"/>
             <w:r>
               <w:rPr>
                 <w:rFonts w:ascii="Arial" w:hAnsi="Arial" w:cs="Arial"/>
                 <w:b/>
+              </w:rPr>
+              <w:t>UserA</w:t>
+            </w:r>
+            <w:proofErr w:type="spellEnd"/>
+          </w:p>
+        </w:tc>
+        <w:tc>
+          <w:tcPr>
+            <w:tcW w:w="1595" w:type="dxa"/>
+            <w:vAlign w:val="center"/>
+          </w:tcPr>
+          <w:p>
+            <w:pPr>
+              <w:spacing w:line="300" w:lineRule="exact"/>
+              <w:jc w:val="center"/>
+              <w:rPr>
+                <w:rFonts w:ascii="Arial" w:hAnsi="Arial" w:cs="Arial"/>
+                <w:b/>
+                <w:bCs/>
+                <w:color w:val="000000"/>
+              </w:rPr>
+            </w:pPr>
+            <w:r>
+              <w:rPr>
+                <w:rFonts w:ascii="Arial" w:hAnsi="Arial" w:cs="Arial"/>
+                <w:b/>
+                <w:bCs/>
+                <w:color w:val="000000"/>
               </w:rPr>
               <w:t>Manager</w:t>
             </w:r>
@@ -11583,45 +12154,7 @@
         </w:tc>
         <w:tc>
           <w:tcPr>
-            <w:tcW w:w="1936" w:type="dxa"/>
-            <w:vAlign w:val="center"/>
-          </w:tcPr>
-          <w:p>
-            <w:pPr>
-              <w:spacing w:line="300" w:lineRule="exact"/>
-              <w:jc w:val="center"/>
-              <w:rPr>
-                <w:rFonts w:ascii="Arial" w:hAnsi="Arial" w:cs="Arial"/>
-                <w:b/>
-                <w:bCs/>
-                <w:color w:val="000000"/>
-              </w:rPr>
-            </w:pPr>
-            <w:proofErr w:type="spellStart"/>
-            <w:r>
-              <w:rPr>
-                <w:rFonts w:ascii="Arial" w:hAnsi="Arial" w:cs="Arial"/>
-                <w:b/>
-                <w:bCs/>
-                <w:color w:val="000000"/>
-              </w:rPr>
-              <w:t>Loopback</w:t>
-            </w:r>
-            <w:proofErr w:type="spellEnd"/>
-            <w:r>
-              <w:rPr>
-                <w:rFonts w:ascii="Arial" w:hAnsi="Arial" w:cs="Arial"/>
-                <w:b/>
-                <w:bCs/>
-                <w:color w:val="000000"/>
-              </w:rPr>
-              <w:t xml:space="preserve"> 0</w:t>
-            </w:r>
-          </w:p>
-        </w:tc>
-        <w:tc>
-          <w:tcPr>
-            <w:tcW w:w="2227" w:type="dxa"/>
+            <w:tcW w:w="2551" w:type="dxa"/>
             <w:vAlign w:val="center"/>
           </w:tcPr>
           <w:p>
@@ -11631,24 +12164,23 @@
               <w:jc w:val="center"/>
               <w:rPr>
                 <w:rFonts w:ascii="Arial" w:hAnsi="Arial" w:cs="Arial"/>
-                <w:b/>
                 <w:bCs/>
                 <w:color w:val="000000" w:themeColor="text1"/>
+                <w:highlight w:val="yellow"/>
               </w:rPr>
             </w:pPr>
             <w:r>
               <w:rPr>
                 <w:rFonts w:ascii="Arial" w:hAnsi="Arial" w:cs="Arial"/>
-                <w:b/>
                 <w:bCs/>
               </w:rPr>
-              <w:t>1.1.1.1</w:t>
+              <w:t>221.10.68.131</w:t>
             </w:r>
           </w:p>
         </w:tc>
         <w:tc>
           <w:tcPr>
-            <w:tcW w:w="3119" w:type="dxa"/>
+            <w:tcW w:w="2977" w:type="dxa"/>
             <w:vAlign w:val="center"/>
           </w:tcPr>
           <w:p>
@@ -11668,67 +12200,7 @@
         </w:trPr>
         <w:tc>
           <w:tcPr>
-            <w:tcW w:w="1715" w:type="dxa"/>
-            <w:vAlign w:val="center"/>
-          </w:tcPr>
-          <w:p>
-            <w:pPr>
-              <w:pStyle w:val="TableParagraph"/>
-              <w:spacing w:line="360" w:lineRule="exact"/>
-              <w:jc w:val="center"/>
-              <w:rPr>
-                <w:rFonts w:ascii="Arial" w:hAnsi="Arial" w:cs="Arial"/>
-                <w:b/>
-                <w:bCs/>
-                <w:color w:val="000000"/>
-              </w:rPr>
-            </w:pPr>
-            <w:r>
-              <w:rPr>
-                <w:rFonts w:ascii="Arial" w:hAnsi="Arial" w:cs="Arial"/>
-                <w:b/>
-              </w:rPr>
-              <w:t xml:space="preserve">User </w:t>
-            </w:r>
-            <w:r>
-              <w:rPr>
-                <w:rFonts w:ascii="Arial" w:hAnsi="Arial" w:cs="Arial"/>
-                <w:b/>
-              </w:rPr>
-              <w:t>A</w:t>
-            </w:r>
-          </w:p>
-        </w:tc>
-        <w:tc>
-          <w:tcPr>
-            <w:tcW w:w="1936" w:type="dxa"/>
-            <w:vAlign w:val="center"/>
-          </w:tcPr>
-          <w:p>
-            <w:pPr>
-              <w:spacing w:line="300" w:lineRule="exact"/>
-              <w:jc w:val="center"/>
-              <w:rPr>
-                <w:rFonts w:ascii="Arial" w:hAnsi="Arial" w:cs="Arial"/>
-                <w:b/>
-                <w:bCs/>
-                <w:color w:val="000000"/>
-              </w:rPr>
-            </w:pPr>
-            <w:r>
-              <w:rPr>
-                <w:rFonts w:ascii="Arial" w:hAnsi="Arial" w:cs="Arial"/>
-                <w:b/>
-                <w:bCs/>
-                <w:color w:val="000000"/>
-              </w:rPr>
-              <w:t>Impresora</w:t>
-            </w:r>
-          </w:p>
-        </w:tc>
-        <w:tc>
-          <w:tcPr>
-            <w:tcW w:w="2227" w:type="dxa"/>
+            <w:tcW w:w="2374" w:type="dxa"/>
             <w:vAlign w:val="center"/>
           </w:tcPr>
           <w:p>
@@ -11739,8 +12211,33 @@
               <w:rPr>
                 <w:rFonts w:ascii="Arial" w:hAnsi="Arial" w:cs="Arial"/>
                 <w:b/>
+              </w:rPr>
+            </w:pPr>
+            <w:proofErr w:type="spellStart"/>
+            <w:r>
+              <w:rPr>
+                <w:rFonts w:ascii="Arial" w:hAnsi="Arial" w:cs="Arial"/>
+                <w:b/>
+              </w:rPr>
+              <w:t>UserB</w:t>
+            </w:r>
+            <w:proofErr w:type="spellEnd"/>
+          </w:p>
+        </w:tc>
+        <w:tc>
+          <w:tcPr>
+            <w:tcW w:w="1595" w:type="dxa"/>
+            <w:vAlign w:val="center"/>
+          </w:tcPr>
+          <w:p>
+            <w:pPr>
+              <w:spacing w:line="300" w:lineRule="exact"/>
+              <w:jc w:val="center"/>
+              <w:rPr>
+                <w:rFonts w:ascii="Arial" w:hAnsi="Arial" w:cs="Arial"/>
+                <w:b/>
                 <w:bCs/>
-                <w:color w:val="000000" w:themeColor="text1"/>
+                <w:color w:val="000000"/>
               </w:rPr>
             </w:pPr>
             <w:r>
@@ -11748,22 +12245,263 @@
                 <w:rFonts w:ascii="Arial" w:hAnsi="Arial" w:cs="Arial"/>
                 <w:b/>
                 <w:bCs/>
-              </w:rPr>
-              <w:t>221.10.68.1</w:t>
-            </w:r>
-            <w:r>
-              <w:rPr>
-                <w:rFonts w:ascii="Arial" w:hAnsi="Arial" w:cs="Arial"/>
-                <w:b/>
-                <w:bCs/>
-              </w:rPr>
-              <w:t>46</w:t>
+                <w:color w:val="000000"/>
+              </w:rPr>
+              <w:t>Impresora</w:t>
             </w:r>
           </w:p>
         </w:tc>
         <w:tc>
           <w:tcPr>
-            <w:tcW w:w="3119" w:type="dxa"/>
+            <w:tcW w:w="2551" w:type="dxa"/>
+            <w:vAlign w:val="center"/>
+          </w:tcPr>
+          <w:p>
+            <w:pPr>
+              <w:pStyle w:val="TableParagraph"/>
+              <w:spacing w:line="300" w:lineRule="exact"/>
+              <w:jc w:val="center"/>
+              <w:rPr>
+                <w:rFonts w:ascii="Arial" w:hAnsi="Arial" w:cs="Arial"/>
+                <w:bCs/>
+                <w:color w:val="000000" w:themeColor="text1"/>
+                <w:highlight w:val="yellow"/>
+              </w:rPr>
+            </w:pPr>
+            <w:r>
+              <w:rPr>
+                <w:rFonts w:ascii="Arial" w:hAnsi="Arial" w:cs="Arial"/>
+                <w:bCs/>
+              </w:rPr>
+              <w:t>221.10.68.146</w:t>
+            </w:r>
+          </w:p>
+        </w:tc>
+        <w:tc>
+          <w:tcPr>
+            <w:tcW w:w="2977" w:type="dxa"/>
+            <w:vAlign w:val="center"/>
+          </w:tcPr>
+          <w:p>
+            <w:pPr>
+              <w:spacing w:line="300" w:lineRule="exact"/>
+              <w:rPr>
+                <w:rFonts w:ascii="Arial" w:hAnsi="Arial" w:cs="Arial"/>
+                <w:color w:val="FF0000"/>
+              </w:rPr>
+            </w:pPr>
+          </w:p>
+        </w:tc>
+      </w:tr>
+      <w:tr>
+        <w:trPr>
+          <w:trHeight w:val="454"/>
+        </w:trPr>
+        <w:tc>
+          <w:tcPr>
+            <w:tcW w:w="2374" w:type="dxa"/>
+            <w:vAlign w:val="center"/>
+          </w:tcPr>
+          <w:p>
+            <w:pPr>
+              <w:pStyle w:val="TableParagraph"/>
+              <w:spacing w:line="300" w:lineRule="exact"/>
+              <w:jc w:val="center"/>
+              <w:rPr>
+                <w:rFonts w:ascii="Arial" w:hAnsi="Arial" w:cs="Arial"/>
+                <w:b/>
+              </w:rPr>
+            </w:pPr>
+            <w:proofErr w:type="spellStart"/>
+            <w:r>
+              <w:rPr>
+                <w:rFonts w:ascii="Arial" w:hAnsi="Arial" w:cs="Arial"/>
+                <w:b/>
+                <w:bCs/>
+                <w:color w:val="000000"/>
+              </w:rPr>
+              <w:t>UserC</w:t>
+            </w:r>
+            <w:proofErr w:type="spellEnd"/>
+          </w:p>
+        </w:tc>
+        <w:tc>
+          <w:tcPr>
+            <w:tcW w:w="1595" w:type="dxa"/>
+            <w:vAlign w:val="center"/>
+          </w:tcPr>
+          <w:p>
+            <w:pPr>
+              <w:spacing w:line="300" w:lineRule="exact"/>
+              <w:jc w:val="center"/>
+              <w:rPr>
+                <w:rFonts w:ascii="Arial" w:hAnsi="Arial" w:cs="Arial"/>
+                <w:b/>
+                <w:bCs/>
+                <w:color w:val="000000"/>
+              </w:rPr>
+            </w:pPr>
+            <w:r>
+              <w:rPr>
+                <w:rFonts w:ascii="Arial" w:hAnsi="Arial" w:cs="Arial"/>
+                <w:b/>
+                <w:bCs/>
+                <w:color w:val="000000"/>
+              </w:rPr>
+              <w:t>i</w:t>
+            </w:r>
+            <w:r>
+              <w:rPr>
+                <w:rFonts w:ascii="Arial" w:hAnsi="Arial" w:cs="Arial"/>
+                <w:b/>
+                <w:bCs/>
+                <w:color w:val="000000"/>
+              </w:rPr>
+              <w:t>za.com</w:t>
+            </w:r>
+          </w:p>
+        </w:tc>
+        <w:tc>
+          <w:tcPr>
+            <w:tcW w:w="2551" w:type="dxa"/>
+            <w:vAlign w:val="center"/>
+          </w:tcPr>
+          <w:p>
+            <w:pPr>
+              <w:pStyle w:val="TableParagraph"/>
+              <w:spacing w:line="300" w:lineRule="exact"/>
+              <w:jc w:val="center"/>
+              <w:rPr>
+                <w:rFonts w:ascii="Arial" w:hAnsi="Arial" w:cs="Arial"/>
+                <w:bCs/>
+                <w:color w:val="000000" w:themeColor="text1"/>
+                <w:highlight w:val="yellow"/>
+              </w:rPr>
+            </w:pPr>
+            <w:r>
+              <w:rPr>
+                <w:rFonts w:ascii="Arial" w:hAnsi="Arial" w:cs="Arial"/>
+                <w:bCs/>
+              </w:rPr>
+              <w:t>221.10.68.145</w:t>
+            </w:r>
+          </w:p>
+        </w:tc>
+        <w:tc>
+          <w:tcPr>
+            <w:tcW w:w="2977" w:type="dxa"/>
+            <w:vAlign w:val="center"/>
+          </w:tcPr>
+          <w:p>
+            <w:pPr>
+              <w:spacing w:line="300" w:lineRule="exact"/>
+              <w:rPr>
+                <w:rFonts w:ascii="Arial" w:hAnsi="Arial" w:cs="Arial"/>
+                <w:color w:val="FF0000"/>
+              </w:rPr>
+            </w:pPr>
+          </w:p>
+        </w:tc>
+      </w:tr>
+      <w:tr>
+        <w:trPr>
+          <w:trHeight w:val="454"/>
+        </w:trPr>
+        <w:tc>
+          <w:tcPr>
+            <w:tcW w:w="2374" w:type="dxa"/>
+            <w:vAlign w:val="center"/>
+          </w:tcPr>
+          <w:p>
+            <w:pPr>
+              <w:pStyle w:val="TableParagraph"/>
+              <w:spacing w:line="300" w:lineRule="exact"/>
+              <w:jc w:val="center"/>
+              <w:rPr>
+                <w:rFonts w:ascii="Arial" w:hAnsi="Arial" w:cs="Arial"/>
+                <w:b/>
+                <w:bCs/>
+                <w:color w:val="000000"/>
+              </w:rPr>
+            </w:pPr>
+            <w:proofErr w:type="spellStart"/>
+            <w:r>
+              <w:rPr>
+                <w:rFonts w:ascii="Arial" w:hAnsi="Arial" w:cs="Arial"/>
+                <w:b/>
+                <w:bCs/>
+                <w:color w:val="000000"/>
+              </w:rPr>
+              <w:t>UserC</w:t>
+            </w:r>
+            <w:proofErr w:type="spellEnd"/>
+          </w:p>
+        </w:tc>
+        <w:tc>
+          <w:tcPr>
+            <w:tcW w:w="1595" w:type="dxa"/>
+            <w:vAlign w:val="center"/>
+          </w:tcPr>
+          <w:p>
+            <w:pPr>
+              <w:spacing w:line="300" w:lineRule="exact"/>
+              <w:jc w:val="center"/>
+              <w:rPr>
+                <w:rFonts w:ascii="Arial" w:hAnsi="Arial" w:cs="Arial"/>
+                <w:b/>
+                <w:bCs/>
+                <w:color w:val="000000"/>
+              </w:rPr>
+            </w:pPr>
+            <w:proofErr w:type="spellStart"/>
+            <w:r>
+              <w:rPr>
+                <w:rFonts w:ascii="Arial" w:hAnsi="Arial" w:cs="Arial"/>
+                <w:b/>
+                <w:bCs/>
+                <w:color w:val="000000"/>
+              </w:rPr>
+              <w:t>Loopback</w:t>
+            </w:r>
+            <w:proofErr w:type="spellEnd"/>
+            <w:r>
+              <w:rPr>
+                <w:rFonts w:ascii="Arial" w:hAnsi="Arial" w:cs="Arial"/>
+                <w:b/>
+                <w:bCs/>
+                <w:color w:val="000000"/>
+              </w:rPr>
+              <w:t xml:space="preserve"> 0</w:t>
+            </w:r>
+          </w:p>
+        </w:tc>
+        <w:tc>
+          <w:tcPr>
+            <w:tcW w:w="2551" w:type="dxa"/>
+            <w:vAlign w:val="center"/>
+          </w:tcPr>
+          <w:p>
+            <w:pPr>
+              <w:pStyle w:val="TableParagraph"/>
+              <w:spacing w:line="300" w:lineRule="exact"/>
+              <w:jc w:val="center"/>
+              <w:rPr>
+                <w:rFonts w:ascii="Arial" w:hAnsi="Arial" w:cs="Arial"/>
+                <w:bCs/>
+              </w:rPr>
+            </w:pPr>
+            <w:r>
+              <w:rPr>
+                <w:rFonts w:ascii="Arial" w:hAnsi="Arial" w:cs="Arial"/>
+                <w:bCs/>
+              </w:rPr>
+              <w:t>1.1.1.1</w:t>
+            </w:r>
+          </w:p>
+        </w:tc>
+        <w:tc>
+          <w:tcPr>
+            <w:tcW w:w="2977" w:type="dxa"/>
             <w:vAlign w:val="center"/>
           </w:tcPr>
           <w:p>
@@ -11780,302 +12518,57 @@
     </w:tbl>
     <w:p>
       <w:pPr>
-        <w:pStyle w:val="ListParagraph"/>
-        <w:spacing w:after="120" w:line="340" w:lineRule="exact"/>
-        <w:ind w:left="1080" w:right="157"/>
+        <w:spacing w:line="300" w:lineRule="exact"/>
+        <w:ind w:left="360" w:right="153"/>
         <w:jc w:val="both"/>
         <w:rPr>
           <w:rFonts w:ascii="Arial" w:hAnsi="Arial" w:cs="Arial"/>
+          <w:spacing w:val="-1"/>
         </w:rPr>
       </w:pPr>
     </w:p>
     <w:p>
       <w:pPr>
-        <w:pStyle w:val="ListParagraph"/>
+        <w:pStyle w:val="Prrafodelista"/>
         <w:numPr>
-          <w:ilvl w:val="0"/>
-          <w:numId w:val="28"/>
+          <w:ilvl w:val="1"/>
+          <w:numId w:val="18"/>
         </w:numPr>
-        <w:spacing w:after="120" w:line="340" w:lineRule="exact"/>
-        <w:ind w:left="1080" w:right="157"/>
+        <w:tabs>
+          <w:tab w:val="left" w:pos="941"/>
+        </w:tabs>
+        <w:spacing w:after="120" w:line="360" w:lineRule="exact"/>
+        <w:ind w:right="198"/>
         <w:jc w:val="both"/>
         <w:rPr>
           <w:rFonts w:ascii="Arial" w:hAnsi="Arial" w:cs="Arial"/>
-        </w:rPr>
-      </w:pPr>
-      <w:r>
-        <w:rPr>
-          <w:rFonts w:ascii="Arial" w:hAnsi="Arial" w:cs="Arial"/>
-          <w:spacing w:val="-1"/>
-        </w:rPr>
-        <w:t>Desde</w:t>
-      </w:r>
-      <w:r>
-        <w:rPr>
-          <w:rFonts w:ascii="Arial" w:hAnsi="Arial" w:cs="Arial"/>
-          <w:spacing w:val="2"/>
-        </w:rPr>
-        <w:t xml:space="preserve"> </w:t>
-      </w:r>
-      <w:r>
-        <w:rPr>
-          <w:rFonts w:ascii="Arial" w:hAnsi="Arial" w:cs="Arial"/>
-          <w:b/>
-        </w:rPr>
-        <w:t>User</w:t>
-      </w:r>
-      <w:r>
-        <w:rPr>
-          <w:rFonts w:ascii="Arial" w:hAnsi="Arial" w:cs="Arial"/>
-          <w:b/>
-          <w:spacing w:val="1"/>
-        </w:rPr>
-        <w:t xml:space="preserve"> </w:t>
-      </w:r>
-      <w:r>
-        <w:rPr>
-          <w:rFonts w:ascii="Arial" w:hAnsi="Arial" w:cs="Arial"/>
-          <w:b/>
-        </w:rPr>
-        <w:t>B</w:t>
-      </w:r>
-      <w:r>
-        <w:rPr>
-          <w:rFonts w:ascii="Arial" w:hAnsi="Arial" w:cs="Arial"/>
-          <w:b/>
-          <w:spacing w:val="2"/>
-        </w:rPr>
-        <w:t xml:space="preserve"> </w:t>
-      </w:r>
-      <w:r>
-        <w:rPr>
-          <w:rFonts w:ascii="Arial" w:hAnsi="Arial" w:cs="Arial"/>
-        </w:rPr>
-        <w:t>utiliza</w:t>
-      </w:r>
-      <w:r>
-        <w:rPr>
-          <w:rFonts w:ascii="Arial" w:hAnsi="Arial" w:cs="Arial"/>
-          <w:spacing w:val="1"/>
-        </w:rPr>
-        <w:t xml:space="preserve"> </w:t>
-      </w:r>
-      <w:r>
-        <w:rPr>
-          <w:rFonts w:ascii="Arial" w:hAnsi="Arial" w:cs="Arial"/>
-          <w:spacing w:val="-2"/>
-        </w:rPr>
-        <w:t>el</w:t>
-      </w:r>
-      <w:r>
-        <w:rPr>
-          <w:rFonts w:ascii="Arial" w:hAnsi="Arial" w:cs="Arial"/>
-          <w:spacing w:val="2"/>
-        </w:rPr>
-        <w:t xml:space="preserve"> </w:t>
-      </w:r>
-      <w:r>
-        <w:rPr>
-          <w:rFonts w:ascii="Arial" w:hAnsi="Arial" w:cs="Arial"/>
-          <w:spacing w:val="-1"/>
-        </w:rPr>
-        <w:t>navegador</w:t>
-      </w:r>
-      <w:r>
-        <w:rPr>
-          <w:rFonts w:ascii="Arial" w:hAnsi="Arial" w:cs="Arial"/>
-          <w:spacing w:val="3"/>
-        </w:rPr>
-        <w:t xml:space="preserve"> </w:t>
-      </w:r>
-      <w:r>
-        <w:rPr>
-          <w:rFonts w:ascii="Arial" w:hAnsi="Arial" w:cs="Arial"/>
-          <w:b/>
-        </w:rPr>
-        <w:t>web</w:t>
-      </w:r>
-      <w:r>
-        <w:rPr>
-          <w:rFonts w:ascii="Arial" w:hAnsi="Arial" w:cs="Arial"/>
-          <w:b/>
-          <w:spacing w:val="3"/>
-        </w:rPr>
-        <w:t xml:space="preserve"> </w:t>
-      </w:r>
-      <w:r>
-        <w:rPr>
-          <w:rFonts w:ascii="Arial" w:hAnsi="Arial" w:cs="Arial"/>
-        </w:rPr>
-        <w:t>de</w:t>
-      </w:r>
-      <w:r>
-        <w:rPr>
-          <w:rFonts w:ascii="Arial" w:hAnsi="Arial" w:cs="Arial"/>
-          <w:spacing w:val="1"/>
-        </w:rPr>
-        <w:t xml:space="preserve"> </w:t>
-      </w:r>
-      <w:r>
-        <w:rPr>
-          <w:rFonts w:ascii="Arial" w:hAnsi="Arial" w:cs="Arial"/>
-        </w:rPr>
-        <w:t>la</w:t>
-      </w:r>
-      <w:r>
-        <w:rPr>
-          <w:rFonts w:ascii="Arial" w:hAnsi="Arial" w:cs="Arial"/>
-          <w:spacing w:val="1"/>
-        </w:rPr>
-        <w:t xml:space="preserve"> </w:t>
-      </w:r>
-      <w:r>
-        <w:rPr>
-          <w:rFonts w:ascii="Arial" w:hAnsi="Arial" w:cs="Arial"/>
-          <w:spacing w:val="-1"/>
-        </w:rPr>
-        <w:t>terminal</w:t>
-      </w:r>
-      <w:r>
-        <w:rPr>
-          <w:rFonts w:ascii="Arial" w:hAnsi="Arial" w:cs="Arial"/>
-          <w:spacing w:val="6"/>
-        </w:rPr>
-        <w:t xml:space="preserve"> </w:t>
-      </w:r>
-      <w:r>
-        <w:rPr>
-          <w:rFonts w:ascii="Arial" w:hAnsi="Arial" w:cs="Arial"/>
-        </w:rPr>
-        <w:t xml:space="preserve">y </w:t>
-      </w:r>
-      <w:r>
-        <w:rPr>
-          <w:rFonts w:ascii="Arial" w:hAnsi="Arial" w:cs="Arial"/>
-        </w:rPr>
-        <w:t xml:space="preserve">accede al servidor </w:t>
+          <w:spacing w:val="-1"/>
+        </w:rPr>
+      </w:pPr>
+      <w:r>
+        <w:rPr>
+          <w:rFonts w:ascii="Arial" w:hAnsi="Arial" w:cs="Arial"/>
+          <w:spacing w:val="-1"/>
+        </w:rPr>
+        <w:t xml:space="preserve">Utilice la aplicación </w:t>
       </w:r>
       <w:r>
         <w:rPr>
           <w:rFonts w:ascii="Arial" w:hAnsi="Arial" w:cs="Arial"/>
           <w:b/>
           <w:bCs/>
-        </w:rPr>
-        <w:t>iza.com</w:t>
-      </w:r>
-      <w:r>
-        <w:rPr>
-          <w:rFonts w:ascii="Arial" w:hAnsi="Arial" w:cs="Arial"/>
-        </w:rPr>
-        <w:t xml:space="preserve">, </w:t>
-      </w:r>
-      <w:r>
-        <w:rPr>
-          <w:rFonts w:ascii="Arial" w:hAnsi="Arial" w:cs="Arial"/>
-        </w:rPr>
-        <w:t>utiliza</w:t>
-      </w:r>
-      <w:r>
-        <w:rPr>
-          <w:rFonts w:ascii="Arial" w:hAnsi="Arial" w:cs="Arial"/>
-        </w:rPr>
-        <w:t>n</w:t>
-      </w:r>
-      <w:r>
-        <w:rPr>
-          <w:rFonts w:ascii="Arial" w:hAnsi="Arial" w:cs="Arial"/>
-        </w:rPr>
-        <w:t>do</w:t>
-      </w:r>
-      <w:r>
-        <w:rPr>
-          <w:rFonts w:ascii="Arial" w:hAnsi="Arial" w:cs="Arial"/>
-          <w:spacing w:val="2"/>
-        </w:rPr>
-        <w:t xml:space="preserve"> </w:t>
-      </w:r>
-      <w:r>
-        <w:rPr>
-          <w:rFonts w:ascii="Arial" w:hAnsi="Arial" w:cs="Arial"/>
-        </w:rPr>
-        <w:t>su</w:t>
-      </w:r>
-      <w:r>
-        <w:rPr>
-          <w:rFonts w:ascii="Arial" w:hAnsi="Arial" w:cs="Arial"/>
-          <w:spacing w:val="3"/>
-        </w:rPr>
-        <w:t xml:space="preserve"> </w:t>
-      </w:r>
-      <w:r>
-        <w:rPr>
-          <w:rFonts w:ascii="Arial" w:hAnsi="Arial" w:cs="Arial"/>
-          <w:spacing w:val="-1"/>
-        </w:rPr>
-        <w:t>dirección</w:t>
-      </w:r>
-      <w:r>
-        <w:rPr>
-          <w:rFonts w:ascii="Arial" w:hAnsi="Arial" w:cs="Arial"/>
-          <w:spacing w:val="5"/>
-        </w:rPr>
-        <w:t xml:space="preserve"> </w:t>
-      </w:r>
-      <w:r>
-        <w:rPr>
-          <w:rFonts w:ascii="Arial" w:hAnsi="Arial" w:cs="Arial"/>
-          <w:spacing w:val="-3"/>
-        </w:rPr>
-        <w:t>IP</w:t>
-      </w:r>
-      <w:r>
-        <w:rPr>
-          <w:rFonts w:ascii="Arial" w:hAnsi="Arial" w:cs="Arial"/>
-          <w:spacing w:val="-1"/>
-        </w:rPr>
-        <w:t>.</w:t>
-      </w:r>
-      <w:r>
-        <w:rPr>
-          <w:rFonts w:ascii="Arial" w:hAnsi="Arial" w:cs="Arial"/>
-          <w:spacing w:val="9"/>
-        </w:rPr>
-        <w:t xml:space="preserve"> </w:t>
-      </w:r>
-      <w:r>
-        <w:rPr>
-          <w:rFonts w:ascii="Arial" w:hAnsi="Arial" w:cs="Arial"/>
-        </w:rPr>
-        <w:t>Si</w:t>
-      </w:r>
-      <w:r>
-        <w:rPr>
-          <w:rFonts w:ascii="Arial" w:hAnsi="Arial" w:cs="Arial"/>
-          <w:spacing w:val="9"/>
-        </w:rPr>
-        <w:t xml:space="preserve"> </w:t>
-      </w:r>
-      <w:r>
-        <w:rPr>
-          <w:rFonts w:ascii="Arial" w:hAnsi="Arial" w:cs="Arial"/>
-          <w:spacing w:val="-1"/>
-        </w:rPr>
-        <w:t>el</w:t>
-      </w:r>
-      <w:r>
-        <w:rPr>
-          <w:rFonts w:ascii="Arial" w:hAnsi="Arial" w:cs="Arial"/>
-          <w:spacing w:val="9"/>
-        </w:rPr>
-        <w:t xml:space="preserve"> </w:t>
-      </w:r>
-      <w:r>
-        <w:rPr>
-          <w:rFonts w:ascii="Arial" w:hAnsi="Arial" w:cs="Arial"/>
-          <w:spacing w:val="-1"/>
-        </w:rPr>
-        <w:t xml:space="preserve">acceso </w:t>
-      </w:r>
+          <w:spacing w:val="-1"/>
+        </w:rPr>
+        <w:t>Telnet</w:t>
+      </w:r>
+      <w:r>
+        <w:rPr>
+          <w:rFonts w:ascii="Arial" w:hAnsi="Arial" w:cs="Arial"/>
+          <w:spacing w:val="-1"/>
+        </w:rPr>
+        <w:t xml:space="preserve"> para acceder a las direcciones IP de los switches </w:t>
+      </w:r>
+      <w:proofErr w:type="spellStart"/>
       <w:r>
         <w:rPr>
           <w:rFonts w:ascii="Arial" w:hAnsi="Arial" w:cs="Arial"/>
@@ -12083,223 +12576,167 @@
           <w:bCs/>
           <w:spacing w:val="-1"/>
         </w:rPr>
-        <w:t>web</w:t>
-      </w:r>
-      <w:r>
-        <w:rPr>
-          <w:rFonts w:ascii="Arial" w:hAnsi="Arial" w:cs="Arial"/>
-          <w:spacing w:val="9"/>
-        </w:rPr>
-        <w:t xml:space="preserve"> </w:t>
-      </w:r>
-      <w:r>
-        <w:rPr>
-          <w:rFonts w:ascii="Arial" w:hAnsi="Arial" w:cs="Arial"/>
-        </w:rPr>
-        <w:t>al</w:t>
-      </w:r>
-      <w:r>
-        <w:rPr>
-          <w:rFonts w:ascii="Arial" w:hAnsi="Arial" w:cs="Arial"/>
-          <w:spacing w:val="10"/>
-        </w:rPr>
-        <w:t xml:space="preserve"> </w:t>
-      </w:r>
-      <w:r>
-        <w:rPr>
-          <w:rFonts w:ascii="Arial" w:hAnsi="Arial" w:cs="Arial"/>
-          <w:spacing w:val="-1"/>
-        </w:rPr>
-        <w:t>servidor</w:t>
-      </w:r>
-      <w:r>
-        <w:rPr>
-          <w:rFonts w:ascii="Arial" w:hAnsi="Arial" w:cs="Arial"/>
-          <w:spacing w:val="9"/>
-        </w:rPr>
-        <w:t xml:space="preserve"> </w:t>
-      </w:r>
-      <w:r>
-        <w:rPr>
-          <w:rFonts w:ascii="Arial" w:hAnsi="Arial" w:cs="Arial"/>
-          <w:spacing w:val="-1"/>
-        </w:rPr>
-        <w:t>es</w:t>
-      </w:r>
-      <w:r>
-        <w:rPr>
-          <w:rFonts w:ascii="Arial" w:hAnsi="Arial" w:cs="Arial"/>
-          <w:spacing w:val="9"/>
-        </w:rPr>
-        <w:t xml:space="preserve"> </w:t>
-      </w:r>
-      <w:r>
-        <w:rPr>
-          <w:rFonts w:ascii="Arial" w:hAnsi="Arial" w:cs="Arial"/>
-          <w:spacing w:val="-1"/>
-        </w:rPr>
-        <w:t>exitoso,</w:t>
-      </w:r>
-      <w:r>
-        <w:rPr>
-          <w:rFonts w:ascii="Arial" w:hAnsi="Arial" w:cs="Arial"/>
-          <w:spacing w:val="9"/>
-        </w:rPr>
-        <w:t xml:space="preserve"> </w:t>
-      </w:r>
-      <w:r>
-        <w:rPr>
-          <w:rFonts w:ascii="Arial" w:hAnsi="Arial" w:cs="Arial"/>
-        </w:rPr>
-        <w:t>tu</w:t>
-      </w:r>
-      <w:r>
-        <w:rPr>
-          <w:rFonts w:ascii="Arial" w:hAnsi="Arial" w:cs="Arial"/>
-          <w:spacing w:val="7"/>
-        </w:rPr>
-        <w:t xml:space="preserve"> </w:t>
-      </w:r>
-      <w:r>
-        <w:rPr>
-          <w:rFonts w:ascii="Arial" w:hAnsi="Arial" w:cs="Arial"/>
-        </w:rPr>
-        <w:t>configuración</w:t>
-      </w:r>
-      <w:r>
-        <w:rPr>
-          <w:rFonts w:ascii="Arial" w:hAnsi="Arial" w:cs="Arial"/>
-          <w:spacing w:val="9"/>
-        </w:rPr>
-        <w:t xml:space="preserve"> </w:t>
-      </w:r>
-      <w:r>
-        <w:rPr>
-          <w:rFonts w:ascii="Arial" w:hAnsi="Arial" w:cs="Arial"/>
-          <w:spacing w:val="-1"/>
-        </w:rPr>
-        <w:t>es</w:t>
-      </w:r>
-      <w:r>
-        <w:rPr>
-          <w:rFonts w:ascii="Arial" w:hAnsi="Arial" w:cs="Arial"/>
-          <w:spacing w:val="9"/>
-        </w:rPr>
-        <w:t xml:space="preserve"> </w:t>
-      </w:r>
-      <w:r>
-        <w:rPr>
-          <w:rFonts w:ascii="Arial" w:hAnsi="Arial" w:cs="Arial"/>
-          <w:spacing w:val="-1"/>
-        </w:rPr>
-        <w:t>correcta.</w:t>
-      </w:r>
-      <w:r>
-        <w:rPr>
-          <w:rFonts w:ascii="Arial" w:hAnsi="Arial" w:cs="Arial"/>
-          <w:spacing w:val="9"/>
-        </w:rPr>
-        <w:t xml:space="preserve"> </w:t>
-      </w:r>
-      <w:r>
-        <w:rPr>
-          <w:rFonts w:ascii="Arial" w:hAnsi="Arial" w:cs="Arial"/>
-        </w:rPr>
-        <w:t>En</w:t>
-      </w:r>
-      <w:r>
-        <w:rPr>
-          <w:rFonts w:ascii="Arial" w:hAnsi="Arial" w:cs="Arial"/>
-          <w:spacing w:val="9"/>
-        </w:rPr>
-        <w:t xml:space="preserve"> </w:t>
-      </w:r>
-      <w:r>
-        <w:rPr>
-          <w:rFonts w:ascii="Arial" w:hAnsi="Arial" w:cs="Arial"/>
-          <w:spacing w:val="-1"/>
-        </w:rPr>
-        <w:t>caso</w:t>
-      </w:r>
-      <w:r>
-        <w:rPr>
-          <w:rFonts w:ascii="Arial" w:hAnsi="Arial" w:cs="Arial"/>
-          <w:spacing w:val="9"/>
-        </w:rPr>
-        <w:t xml:space="preserve"> </w:t>
-      </w:r>
-      <w:r>
-        <w:rPr>
-          <w:rFonts w:ascii="Arial" w:hAnsi="Arial" w:cs="Arial"/>
-          <w:spacing w:val="-1"/>
-        </w:rPr>
-        <w:t>contrario,</w:t>
-      </w:r>
-      <w:r>
-        <w:rPr>
-          <w:rFonts w:ascii="Arial" w:hAnsi="Arial" w:cs="Arial"/>
-          <w:spacing w:val="9"/>
-        </w:rPr>
-        <w:t xml:space="preserve"> </w:t>
-      </w:r>
-      <w:r>
-        <w:rPr>
-          <w:rFonts w:ascii="Arial" w:hAnsi="Arial" w:cs="Arial"/>
-          <w:spacing w:val="-1"/>
-        </w:rPr>
-        <w:t>deberás encontrar</w:t>
-      </w:r>
-      <w:r>
-        <w:rPr>
-          <w:rFonts w:ascii="Arial" w:hAnsi="Arial" w:cs="Arial"/>
-          <w:spacing w:val="3"/>
-        </w:rPr>
-        <w:t xml:space="preserve"> </w:t>
-      </w:r>
-      <w:r>
-        <w:rPr>
-          <w:rFonts w:ascii="Arial" w:hAnsi="Arial" w:cs="Arial"/>
-        </w:rPr>
-        <w:t>y</w:t>
-      </w:r>
-      <w:r>
-        <w:rPr>
-          <w:rFonts w:ascii="Arial" w:hAnsi="Arial" w:cs="Arial"/>
-          <w:spacing w:val="-4"/>
-        </w:rPr>
-        <w:t xml:space="preserve"> </w:t>
-      </w:r>
-      <w:r>
-        <w:rPr>
-          <w:rFonts w:ascii="Arial" w:hAnsi="Arial" w:cs="Arial"/>
-          <w:spacing w:val="-1"/>
-        </w:rPr>
-        <w:t>corregir</w:t>
-      </w:r>
-      <w:r>
-        <w:rPr>
-          <w:rFonts w:ascii="Arial" w:hAnsi="Arial" w:cs="Arial"/>
-        </w:rPr>
-        <w:t xml:space="preserve"> la</w:t>
-      </w:r>
-      <w:r>
-        <w:rPr>
-          <w:rFonts w:ascii="Arial" w:hAnsi="Arial" w:cs="Arial"/>
-          <w:spacing w:val="1"/>
-        </w:rPr>
-        <w:t xml:space="preserve"> </w:t>
-      </w:r>
-      <w:r>
-        <w:rPr>
-          <w:rFonts w:ascii="Arial" w:hAnsi="Arial" w:cs="Arial"/>
-        </w:rPr>
-        <w:t>falla.</w:t>
+        <w:t>SUsers</w:t>
+      </w:r>
+      <w:proofErr w:type="spellEnd"/>
+      <w:r>
+        <w:rPr>
+          <w:rFonts w:ascii="Arial" w:hAnsi="Arial" w:cs="Arial"/>
+          <w:spacing w:val="-1"/>
+        </w:rPr>
+        <w:t xml:space="preserve"> y </w:t>
+      </w:r>
+      <w:proofErr w:type="spellStart"/>
+      <w:r>
+        <w:rPr>
+          <w:rFonts w:ascii="Arial" w:hAnsi="Arial" w:cs="Arial"/>
+          <w:b/>
+          <w:bCs/>
+          <w:spacing w:val="-1"/>
+        </w:rPr>
+        <w:t>SCompany</w:t>
+      </w:r>
+      <w:proofErr w:type="spellEnd"/>
+      <w:r>
+        <w:rPr>
+          <w:rFonts w:ascii="Arial" w:hAnsi="Arial" w:cs="Arial"/>
+          <w:spacing w:val="-1"/>
+        </w:rPr>
+        <w:t xml:space="preserve">. Use la contraseña de consola </w:t>
+      </w:r>
+      <w:r>
+        <w:rPr>
+          <w:rFonts w:ascii="Arial" w:hAnsi="Arial" w:cs="Arial"/>
+          <w:b/>
+          <w:bCs/>
+          <w:spacing w:val="-1"/>
+        </w:rPr>
+        <w:t>cisco</w:t>
+      </w:r>
+      <w:r>
+        <w:rPr>
+          <w:rFonts w:ascii="Arial" w:hAnsi="Arial" w:cs="Arial"/>
+          <w:spacing w:val="-1"/>
+        </w:rPr>
+        <w:t xml:space="preserve"> y la contraseña de modo privilegiado </w:t>
+      </w:r>
+      <w:proofErr w:type="spellStart"/>
+      <w:r>
+        <w:rPr>
+          <w:rFonts w:ascii="Arial" w:hAnsi="Arial" w:cs="Arial"/>
+          <w:b/>
+          <w:bCs/>
+          <w:spacing w:val="-1"/>
+        </w:rPr>
+        <w:t>class</w:t>
+      </w:r>
+      <w:proofErr w:type="spellEnd"/>
+      <w:r>
+        <w:rPr>
+          <w:rFonts w:ascii="Arial" w:hAnsi="Arial" w:cs="Arial"/>
+          <w:spacing w:val="-1"/>
+        </w:rPr>
+        <w:t xml:space="preserve"> para ingresar a la configuración de cada equipo. Si el acceso es exitoso, la configuración es correcta; de lo contrario, deberá identificar y corregir la falla.</w:t>
+      </w:r>
+    </w:p>
+    <w:p>
+      <w:pPr>
+        <w:tabs>
+          <w:tab w:val="left" w:pos="941"/>
+        </w:tabs>
+        <w:spacing w:after="120" w:line="360" w:lineRule="exact"/>
+        <w:ind w:left="717" w:right="198"/>
+        <w:jc w:val="both"/>
+        <w:rPr>
+          <w:rFonts w:ascii="Arial" w:hAnsi="Arial" w:cs="Arial"/>
+          <w:spacing w:val="-1"/>
+        </w:rPr>
+      </w:pPr>
+      <w:r>
+        <w:rPr>
+          <w:rFonts w:ascii="Arial" w:hAnsi="Arial" w:cs="Arial"/>
+          <w:b/>
+          <w:bCs/>
+          <w:spacing w:val="-1"/>
+        </w:rPr>
+        <w:t xml:space="preserve">NOTA: </w:t>
+      </w:r>
+      <w:r>
+        <w:rPr>
+          <w:rFonts w:ascii="Arial" w:hAnsi="Arial" w:cs="Arial"/>
+          <w:spacing w:val="-1"/>
+        </w:rPr>
+        <w:t xml:space="preserve">En lugar de utilizar el comando </w:t>
+      </w:r>
+      <w:r>
+        <w:rPr>
+          <w:rFonts w:ascii="Arial" w:hAnsi="Arial" w:cs="Arial"/>
+          <w:b/>
+          <w:bCs/>
+          <w:spacing w:val="-1"/>
+        </w:rPr>
+        <w:t>ping</w:t>
+      </w:r>
+      <w:r>
+        <w:rPr>
+          <w:rFonts w:ascii="Arial" w:hAnsi="Arial" w:cs="Arial"/>
+          <w:spacing w:val="-1"/>
+        </w:rPr>
+        <w:t xml:space="preserve">, use el comando </w:t>
+      </w:r>
+      <w:r>
+        <w:rPr>
+          <w:rFonts w:ascii="Arial" w:hAnsi="Arial" w:cs="Arial"/>
+          <w:b/>
+          <w:bCs/>
+          <w:spacing w:val="-1"/>
+        </w:rPr>
+        <w:t>telnet</w:t>
+      </w:r>
+      <w:r>
+        <w:rPr>
+          <w:rFonts w:ascii="Arial" w:hAnsi="Arial" w:cs="Arial"/>
+          <w:spacing w:val="-1"/>
+        </w:rPr>
+        <w:t xml:space="preserve"> para verificar la conectividad y el acceso remoto. Por ejemplo, en lugar de ejecutar </w:t>
+      </w:r>
+      <w:r>
+        <w:rPr>
+          <w:rFonts w:ascii="Arial" w:hAnsi="Arial" w:cs="Arial"/>
+          <w:b/>
+          <w:bCs/>
+          <w:spacing w:val="-1"/>
+        </w:rPr>
+        <w:t>ping 215.60.127.36</w:t>
+      </w:r>
+      <w:r>
+        <w:rPr>
+          <w:rFonts w:ascii="Arial" w:hAnsi="Arial" w:cs="Arial"/>
+          <w:spacing w:val="-1"/>
+        </w:rPr>
+        <w:t xml:space="preserve">, utilice: </w:t>
+      </w:r>
+      <w:r>
+        <w:rPr>
+          <w:rFonts w:ascii="Arial" w:hAnsi="Arial" w:cs="Arial"/>
+          <w:b/>
+          <w:bCs/>
+          <w:spacing w:val="-1"/>
+        </w:rPr>
+        <w:t>telnet 215.60.127.36</w:t>
+      </w:r>
+      <w:r>
+        <w:rPr>
+          <w:rFonts w:ascii="Arial" w:hAnsi="Arial" w:cs="Arial"/>
+          <w:spacing w:val="-1"/>
+        </w:rPr>
+        <w:t>.</w:t>
       </w:r>
     </w:p>
     <w:tbl>
       <w:tblPr>
-        <w:tblW w:w="8997" w:type="dxa"/>
-        <w:tblInd w:w="921" w:type="dxa"/>
+        <w:tblW w:w="9497" w:type="dxa"/>
+        <w:tblInd w:w="421" w:type="dxa"/>
         <w:tblBorders>
           <w:top w:val="single" w:sz="4" w:space="0" w:color="auto"/>
           <w:left w:val="single" w:sz="4" w:space="0" w:color="auto"/>
@@ -12311,10 +12748,10 @@
         <w:tblLook w:val="01E0" w:firstRow="1" w:lastRow="1" w:firstColumn="1" w:lastColumn="1" w:noHBand="0" w:noVBand="0"/>
       </w:tblPr>
       <w:tblGrid>
-        <w:gridCol w:w="1676"/>
-        <w:gridCol w:w="1934"/>
-        <w:gridCol w:w="2127"/>
-        <w:gridCol w:w="3260"/>
+        <w:gridCol w:w="2184"/>
+        <w:gridCol w:w="2109"/>
+        <w:gridCol w:w="2652"/>
+        <w:gridCol w:w="2552"/>
       </w:tblGrid>
       <w:tr>
         <w:trPr>
@@ -12322,7 +12759,7 @@
         </w:trPr>
         <w:tc>
           <w:tcPr>
-            <w:tcW w:w="1676" w:type="dxa"/>
+            <w:tcW w:w="2184" w:type="dxa"/>
             <w:vAlign w:val="center"/>
           </w:tcPr>
           <w:p>
@@ -12335,732 +12772,6 @@
                 <w:color w:val="000000"/>
               </w:rPr>
             </w:pPr>
-            <w:r>
-              <w:rPr>
-                <w:rFonts w:ascii="Arial" w:hAnsi="Arial" w:cs="Arial"/>
-                <w:b/>
-                <w:color w:val="000000"/>
-              </w:rPr>
-              <w:t>Desde</w:t>
-            </w:r>
-          </w:p>
-        </w:tc>
-        <w:tc>
-          <w:tcPr>
-            <w:tcW w:w="1934" w:type="dxa"/>
-            <w:vAlign w:val="center"/>
-          </w:tcPr>
-          <w:p>
-            <w:pPr>
-              <w:spacing w:line="300" w:lineRule="exact"/>
-              <w:jc w:val="center"/>
-              <w:rPr>
-                <w:rFonts w:ascii="Arial" w:hAnsi="Arial" w:cs="Arial"/>
-                <w:b/>
-                <w:color w:val="000000"/>
-              </w:rPr>
-            </w:pPr>
-            <w:r>
-              <w:rPr>
-                <w:rFonts w:ascii="Arial" w:hAnsi="Arial" w:cs="Arial"/>
-                <w:b/>
-                <w:color w:val="000000"/>
-              </w:rPr>
-              <w:t>Hacia</w:t>
-            </w:r>
-          </w:p>
-        </w:tc>
-        <w:tc>
-          <w:tcPr>
-            <w:tcW w:w="2127" w:type="dxa"/>
-            <w:vAlign w:val="center"/>
-          </w:tcPr>
-          <w:p>
-            <w:pPr>
-              <w:spacing w:line="300" w:lineRule="exact"/>
-              <w:jc w:val="center"/>
-              <w:rPr>
-                <w:rFonts w:ascii="Arial" w:hAnsi="Arial" w:cs="Arial"/>
-                <w:b/>
-                <w:color w:val="000000"/>
-              </w:rPr>
-            </w:pPr>
-            <w:r>
-              <w:rPr>
-                <w:rFonts w:ascii="Arial" w:hAnsi="Arial" w:cs="Arial"/>
-                <w:b/>
-                <w:color w:val="000000"/>
-              </w:rPr>
-              <w:t xml:space="preserve">Dirección </w:t>
-            </w:r>
-            <w:r>
-              <w:rPr>
-                <w:rFonts w:ascii="Arial" w:hAnsi="Arial" w:cs="Arial"/>
-                <w:b/>
-                <w:color w:val="000000"/>
-              </w:rPr>
-              <w:t>IP</w:t>
-            </w:r>
-            <w:r>
-              <w:rPr>
-                <w:rFonts w:ascii="Arial" w:hAnsi="Arial" w:cs="Arial"/>
-                <w:b/>
-                <w:color w:val="000000"/>
-              </w:rPr>
-              <w:t xml:space="preserve"> </w:t>
-            </w:r>
-          </w:p>
-        </w:tc>
-        <w:tc>
-          <w:tcPr>
-            <w:tcW w:w="3260" w:type="dxa"/>
-            <w:vAlign w:val="center"/>
-          </w:tcPr>
-          <w:p>
-            <w:pPr>
-              <w:spacing w:line="300" w:lineRule="exact"/>
-              <w:jc w:val="center"/>
-              <w:rPr>
-                <w:rFonts w:ascii="Arial" w:hAnsi="Arial" w:cs="Arial"/>
-                <w:b/>
-                <w:color w:val="000000"/>
-                <w:lang w:val="en-US"/>
-              </w:rPr>
-            </w:pPr>
-            <w:proofErr w:type="spellStart"/>
-            <w:r>
-              <w:rPr>
-                <w:rFonts w:ascii="Arial" w:hAnsi="Arial" w:cs="Arial"/>
-                <w:b/>
-                <w:color w:val="000000"/>
-                <w:lang w:val="en-US"/>
-              </w:rPr>
-              <w:t>Resultados</w:t>
-            </w:r>
-            <w:proofErr w:type="spellEnd"/>
-            <w:r>
-              <w:rPr>
-                <w:rFonts w:ascii="Arial" w:hAnsi="Arial" w:cs="Arial"/>
-                <w:b/>
-                <w:color w:val="000000"/>
-                <w:lang w:val="en-US"/>
-              </w:rPr>
-              <w:t xml:space="preserve"> </w:t>
-            </w:r>
-            <w:r>
-              <w:rPr>
-                <w:rFonts w:ascii="Arial" w:hAnsi="Arial" w:cs="Arial"/>
-                <w:b/>
-                <w:color w:val="000000"/>
-                <w:lang w:val="en-US"/>
-              </w:rPr>
-              <w:t xml:space="preserve">Web Browser </w:t>
-            </w:r>
-            <w:r>
-              <w:rPr>
-                <w:rFonts w:ascii="Arial" w:hAnsi="Arial" w:cs="Arial"/>
-                <w:lang w:val="en-US"/>
-              </w:rPr>
-              <w:t>(Fail / Success)</w:t>
-            </w:r>
-          </w:p>
-        </w:tc>
-      </w:tr>
-      <w:tr>
-        <w:trPr>
-          <w:trHeight w:val="454"/>
-        </w:trPr>
-        <w:tc>
-          <w:tcPr>
-            <w:tcW w:w="1676" w:type="dxa"/>
-          </w:tcPr>
-          <w:p>
-            <w:pPr>
-              <w:spacing w:line="300" w:lineRule="exact"/>
-              <w:jc w:val="center"/>
-              <w:rPr>
-                <w:rFonts w:ascii="Arial" w:hAnsi="Arial" w:cs="Arial"/>
-                <w:b/>
-                <w:bCs/>
-                <w:color w:val="000000"/>
-              </w:rPr>
-            </w:pPr>
-            <w:r>
-              <w:rPr>
-                <w:rFonts w:ascii="Arial" w:hAnsi="Arial" w:cs="Arial"/>
-                <w:b/>
-              </w:rPr>
-              <w:t xml:space="preserve">User </w:t>
-            </w:r>
-            <w:r>
-              <w:rPr>
-                <w:rFonts w:ascii="Arial" w:hAnsi="Arial" w:cs="Arial"/>
-                <w:b/>
-              </w:rPr>
-              <w:t>B</w:t>
-            </w:r>
-          </w:p>
-        </w:tc>
-        <w:tc>
-          <w:tcPr>
-            <w:tcW w:w="1934" w:type="dxa"/>
-            <w:vAlign w:val="center"/>
-          </w:tcPr>
-          <w:p>
-            <w:pPr>
-              <w:spacing w:line="300" w:lineRule="exact"/>
-              <w:jc w:val="center"/>
-              <w:rPr>
-                <w:rFonts w:ascii="Arial" w:hAnsi="Arial" w:cs="Arial"/>
-                <w:b/>
-                <w:bCs/>
-                <w:color w:val="000000"/>
-              </w:rPr>
-            </w:pPr>
-            <w:r>
-              <w:rPr>
-                <w:rFonts w:ascii="Arial" w:hAnsi="Arial" w:cs="Arial"/>
-                <w:b/>
-                <w:bCs/>
-                <w:color w:val="000000"/>
-              </w:rPr>
-              <w:t>iza.com</w:t>
-            </w:r>
-          </w:p>
-        </w:tc>
-        <w:tc>
-          <w:tcPr>
-            <w:tcW w:w="2127" w:type="dxa"/>
-            <w:vAlign w:val="center"/>
-          </w:tcPr>
-          <w:p>
-            <w:pPr>
-              <w:pStyle w:val="TableParagraph"/>
-              <w:spacing w:line="300" w:lineRule="exact"/>
-              <w:jc w:val="center"/>
-              <w:rPr>
-                <w:rFonts w:ascii="Arial" w:hAnsi="Arial" w:cs="Arial"/>
-                <w:color w:val="000000" w:themeColor="text1"/>
-              </w:rPr>
-            </w:pPr>
-            <w:r>
-              <w:rPr>
-                <w:rFonts w:ascii="Arial" w:hAnsi="Arial" w:cs="Arial"/>
-                <w:b/>
-              </w:rPr>
-              <w:t>221.10.68.145</w:t>
-            </w:r>
-          </w:p>
-        </w:tc>
-        <w:tc>
-          <w:tcPr>
-            <w:tcW w:w="3260" w:type="dxa"/>
-            <w:vAlign w:val="center"/>
-          </w:tcPr>
-          <w:p>
-            <w:pPr>
-              <w:spacing w:line="300" w:lineRule="exact"/>
-              <w:rPr>
-                <w:rFonts w:ascii="Arial" w:hAnsi="Arial" w:cs="Arial"/>
-                <w:color w:val="FF0000"/>
-              </w:rPr>
-            </w:pPr>
-          </w:p>
-        </w:tc>
-      </w:tr>
-    </w:tbl>
-    <w:p>
-      <w:pPr>
-        <w:pStyle w:val="ListParagraph"/>
-        <w:spacing w:after="120" w:line="340" w:lineRule="exact"/>
-        <w:ind w:left="1080" w:right="154"/>
-        <w:jc w:val="both"/>
-        <w:rPr>
-          <w:rFonts w:ascii="Arial" w:eastAsia="Times New Roman" w:hAnsi="Arial" w:cs="Arial"/>
-        </w:rPr>
-      </w:pPr>
-    </w:p>
-    <w:p>
-      <w:pPr>
-        <w:pStyle w:val="ListParagraph"/>
-        <w:spacing w:after="120" w:line="340" w:lineRule="exact"/>
-        <w:ind w:left="1080" w:right="154"/>
-        <w:jc w:val="both"/>
-        <w:rPr>
-          <w:rFonts w:ascii="Arial" w:eastAsia="Times New Roman" w:hAnsi="Arial" w:cs="Arial"/>
-        </w:rPr>
-      </w:pPr>
-    </w:p>
-    <w:p>
-      <w:pPr>
-        <w:pStyle w:val="ListParagraph"/>
-        <w:spacing w:after="120" w:line="340" w:lineRule="exact"/>
-        <w:ind w:left="1080" w:right="154"/>
-        <w:jc w:val="both"/>
-        <w:rPr>
-          <w:rFonts w:ascii="Arial" w:eastAsia="Times New Roman" w:hAnsi="Arial" w:cs="Arial"/>
-        </w:rPr>
-      </w:pPr>
-    </w:p>
-    <w:p>
-      <w:pPr>
-        <w:pStyle w:val="ListParagraph"/>
-        <w:numPr>
-          <w:ilvl w:val="0"/>
-          <w:numId w:val="28"/>
-        </w:numPr>
-        <w:spacing w:after="120" w:line="340" w:lineRule="exact"/>
-        <w:ind w:left="1080" w:right="157"/>
-        <w:jc w:val="both"/>
-        <w:rPr>
-          <w:rFonts w:ascii="Arial" w:hAnsi="Arial" w:cs="Arial"/>
-        </w:rPr>
-      </w:pPr>
-      <w:bookmarkStart w:id="9" w:name="_Hlk182237149"/>
-      <w:r>
-        <w:rPr>
-          <w:rFonts w:ascii="Arial" w:hAnsi="Arial" w:cs="Arial"/>
-          <w:spacing w:val="-1"/>
-        </w:rPr>
-        <w:t>U</w:t>
-      </w:r>
-      <w:r>
-        <w:rPr>
-          <w:rFonts w:ascii="Arial" w:hAnsi="Arial" w:cs="Arial"/>
-        </w:rPr>
-        <w:t>tiliza</w:t>
-      </w:r>
-      <w:r>
-        <w:rPr>
-          <w:rFonts w:ascii="Arial" w:hAnsi="Arial" w:cs="Arial"/>
-          <w:spacing w:val="51"/>
-        </w:rPr>
-        <w:t xml:space="preserve"> </w:t>
-      </w:r>
-      <w:r>
-        <w:rPr>
-          <w:rFonts w:ascii="Arial" w:hAnsi="Arial" w:cs="Arial"/>
-        </w:rPr>
-        <w:t>la</w:t>
-      </w:r>
-      <w:r>
-        <w:rPr>
-          <w:rFonts w:ascii="Arial" w:hAnsi="Arial" w:cs="Arial"/>
-          <w:spacing w:val="52"/>
-        </w:rPr>
-        <w:t xml:space="preserve"> </w:t>
-      </w:r>
-      <w:r>
-        <w:rPr>
-          <w:rFonts w:ascii="Arial" w:hAnsi="Arial" w:cs="Arial"/>
-        </w:rPr>
-        <w:t>aplicación</w:t>
-      </w:r>
-      <w:r>
-        <w:rPr>
-          <w:rFonts w:ascii="Arial" w:hAnsi="Arial" w:cs="Arial"/>
-          <w:spacing w:val="55"/>
-        </w:rPr>
-        <w:t xml:space="preserve"> </w:t>
-      </w:r>
-      <w:r>
-        <w:rPr>
-          <w:rFonts w:ascii="Arial" w:hAnsi="Arial" w:cs="Arial"/>
-          <w:b/>
-          <w:spacing w:val="-1"/>
-        </w:rPr>
-        <w:t>t</w:t>
-      </w:r>
-      <w:r>
-        <w:rPr>
-          <w:rFonts w:ascii="Arial" w:hAnsi="Arial" w:cs="Arial"/>
-          <w:b/>
-          <w:spacing w:val="-1"/>
-        </w:rPr>
-        <w:t>elnet</w:t>
-      </w:r>
-      <w:r>
-        <w:rPr>
-          <w:rFonts w:ascii="Arial" w:hAnsi="Arial" w:cs="Arial"/>
-          <w:b/>
-          <w:spacing w:val="57"/>
-        </w:rPr>
-        <w:t xml:space="preserve"> </w:t>
-      </w:r>
-      <w:r>
-        <w:rPr>
-          <w:rFonts w:ascii="Arial" w:hAnsi="Arial" w:cs="Arial"/>
-        </w:rPr>
-        <w:t>y</w:t>
-      </w:r>
-      <w:r>
-        <w:rPr>
-          <w:rFonts w:ascii="Arial" w:hAnsi="Arial" w:cs="Arial"/>
-          <w:spacing w:val="47"/>
-        </w:rPr>
-        <w:t xml:space="preserve"> </w:t>
-      </w:r>
-      <w:r>
-        <w:rPr>
-          <w:rFonts w:ascii="Arial" w:hAnsi="Arial" w:cs="Arial"/>
-        </w:rPr>
-        <w:t>accede</w:t>
-      </w:r>
-      <w:r>
-        <w:rPr>
-          <w:rFonts w:ascii="Arial" w:hAnsi="Arial" w:cs="Arial"/>
-          <w:spacing w:val="54"/>
-        </w:rPr>
-        <w:t xml:space="preserve"> </w:t>
-      </w:r>
-      <w:r>
-        <w:rPr>
-          <w:rFonts w:ascii="Arial" w:hAnsi="Arial" w:cs="Arial"/>
-        </w:rPr>
-        <w:t>a</w:t>
-      </w:r>
-      <w:r>
-        <w:rPr>
-          <w:rFonts w:ascii="Arial" w:hAnsi="Arial" w:cs="Arial"/>
-          <w:spacing w:val="51"/>
-        </w:rPr>
-        <w:t xml:space="preserve"> </w:t>
-      </w:r>
-      <w:r>
-        <w:rPr>
-          <w:rFonts w:ascii="Arial" w:hAnsi="Arial" w:cs="Arial"/>
-          <w:spacing w:val="1"/>
-        </w:rPr>
-        <w:t>la</w:t>
-      </w:r>
-      <w:r>
-        <w:rPr>
-          <w:rFonts w:ascii="Arial" w:hAnsi="Arial" w:cs="Arial"/>
-          <w:spacing w:val="51"/>
-        </w:rPr>
-        <w:t xml:space="preserve"> </w:t>
-      </w:r>
-      <w:r>
-        <w:rPr>
-          <w:rFonts w:ascii="Arial" w:hAnsi="Arial" w:cs="Arial"/>
-          <w:spacing w:val="-1"/>
-        </w:rPr>
-        <w:t>dirección</w:t>
-      </w:r>
-      <w:r>
-        <w:rPr>
-          <w:rFonts w:ascii="Arial" w:hAnsi="Arial" w:cs="Arial"/>
-          <w:spacing w:val="55"/>
-        </w:rPr>
-        <w:t xml:space="preserve"> </w:t>
-      </w:r>
-      <w:r>
-        <w:rPr>
-          <w:rFonts w:ascii="Arial" w:hAnsi="Arial" w:cs="Arial"/>
-          <w:spacing w:val="-2"/>
-        </w:rPr>
-        <w:t>IP</w:t>
-      </w:r>
-      <w:r>
-        <w:rPr>
-          <w:rFonts w:ascii="Arial" w:hAnsi="Arial" w:cs="Arial"/>
-          <w:spacing w:val="56"/>
-        </w:rPr>
-        <w:t xml:space="preserve"> </w:t>
-      </w:r>
-      <w:r>
-        <w:rPr>
-          <w:rFonts w:ascii="Arial" w:hAnsi="Arial" w:cs="Arial"/>
-        </w:rPr>
-        <w:t>del</w:t>
-      </w:r>
-      <w:r>
-        <w:rPr>
-          <w:rFonts w:ascii="Arial" w:hAnsi="Arial" w:cs="Arial"/>
-          <w:spacing w:val="53"/>
-        </w:rPr>
-        <w:t xml:space="preserve"> </w:t>
-      </w:r>
-      <w:r>
-        <w:rPr>
-          <w:rFonts w:ascii="Arial" w:hAnsi="Arial" w:cs="Arial"/>
-          <w:b/>
-          <w:spacing w:val="-1"/>
-        </w:rPr>
-        <w:t>switch</w:t>
-      </w:r>
-      <w:r>
-        <w:rPr>
-          <w:rFonts w:ascii="Arial" w:hAnsi="Arial" w:cs="Arial"/>
-          <w:b/>
-          <w:spacing w:val="53"/>
-        </w:rPr>
-        <w:t xml:space="preserve"> </w:t>
-      </w:r>
-      <w:proofErr w:type="spellStart"/>
-      <w:r>
-        <w:rPr>
-          <w:rFonts w:ascii="Arial" w:hAnsi="Arial" w:cs="Arial"/>
-          <w:b/>
-          <w:spacing w:val="-1"/>
-        </w:rPr>
-        <w:t>SUsers</w:t>
-      </w:r>
-      <w:proofErr w:type="spellEnd"/>
-      <w:r>
-        <w:rPr>
-          <w:rFonts w:ascii="Arial" w:hAnsi="Arial" w:cs="Arial"/>
-          <w:b/>
-          <w:spacing w:val="58"/>
-        </w:rPr>
-        <w:t xml:space="preserve"> </w:t>
-      </w:r>
-      <w:r>
-        <w:rPr>
-          <w:rFonts w:ascii="Arial" w:hAnsi="Arial" w:cs="Arial"/>
-        </w:rPr>
-        <w:t>y</w:t>
-      </w:r>
-      <w:r>
-        <w:rPr>
-          <w:rFonts w:ascii="Arial" w:hAnsi="Arial" w:cs="Arial"/>
-          <w:spacing w:val="51"/>
-        </w:rPr>
-        <w:t xml:space="preserve"> </w:t>
-      </w:r>
-      <w:proofErr w:type="spellStart"/>
-      <w:r>
-        <w:rPr>
-          <w:rFonts w:ascii="Arial" w:hAnsi="Arial" w:cs="Arial"/>
-          <w:b/>
-          <w:spacing w:val="-1"/>
-        </w:rPr>
-        <w:t>S</w:t>
-      </w:r>
-      <w:r>
-        <w:rPr>
-          <w:rFonts w:ascii="Arial" w:hAnsi="Arial" w:cs="Arial"/>
-          <w:b/>
-          <w:spacing w:val="-1"/>
-        </w:rPr>
-        <w:t>Company</w:t>
-      </w:r>
-      <w:proofErr w:type="spellEnd"/>
-      <w:r>
-        <w:rPr>
-          <w:rFonts w:ascii="Arial" w:hAnsi="Arial" w:cs="Arial"/>
-          <w:spacing w:val="-1"/>
-        </w:rPr>
-        <w:t>.</w:t>
-      </w:r>
-      <w:r>
-        <w:rPr>
-          <w:rFonts w:ascii="Arial" w:hAnsi="Arial" w:cs="Arial"/>
-          <w:spacing w:val="40"/>
-        </w:rPr>
-        <w:t xml:space="preserve"> </w:t>
-      </w:r>
-      <w:r>
-        <w:rPr>
-          <w:rFonts w:ascii="Arial" w:hAnsi="Arial" w:cs="Arial"/>
-          <w:spacing w:val="-1"/>
-        </w:rPr>
-        <w:t xml:space="preserve">Utiliza </w:t>
-      </w:r>
-      <w:r>
-        <w:rPr>
-          <w:rFonts w:ascii="Arial" w:hAnsi="Arial" w:cs="Arial"/>
-          <w:spacing w:val="-1"/>
-        </w:rPr>
-        <w:t xml:space="preserve">el </w:t>
-      </w:r>
-      <w:proofErr w:type="spellStart"/>
-      <w:r>
-        <w:rPr>
-          <w:rFonts w:ascii="Arial" w:hAnsi="Arial" w:cs="Arial"/>
-          <w:spacing w:val="-1"/>
-        </w:rPr>
-        <w:t>password</w:t>
-      </w:r>
-      <w:proofErr w:type="spellEnd"/>
-      <w:r>
-        <w:rPr>
-          <w:rFonts w:ascii="Arial" w:hAnsi="Arial" w:cs="Arial"/>
-          <w:spacing w:val="-1"/>
-        </w:rPr>
-        <w:t xml:space="preserve"> de consola</w:t>
-      </w:r>
-      <w:r>
-        <w:rPr>
-          <w:rFonts w:ascii="Arial" w:hAnsi="Arial" w:cs="Arial"/>
-          <w:spacing w:val="-1"/>
-        </w:rPr>
-        <w:t xml:space="preserve"> </w:t>
-      </w:r>
-      <w:r>
-        <w:rPr>
-          <w:rFonts w:ascii="Arial" w:hAnsi="Arial" w:cs="Arial"/>
-          <w:b/>
-          <w:bCs/>
-          <w:spacing w:val="-1"/>
-        </w:rPr>
-        <w:t xml:space="preserve">cisco </w:t>
-      </w:r>
-      <w:r>
-        <w:rPr>
-          <w:rFonts w:ascii="Arial" w:hAnsi="Arial" w:cs="Arial"/>
-          <w:spacing w:val="-1"/>
-        </w:rPr>
-        <w:t xml:space="preserve">y </w:t>
-      </w:r>
-      <w:r>
-        <w:rPr>
-          <w:rFonts w:ascii="Arial" w:hAnsi="Arial" w:cs="Arial"/>
-          <w:spacing w:val="-1"/>
-        </w:rPr>
-        <w:t xml:space="preserve">el </w:t>
-      </w:r>
-      <w:proofErr w:type="spellStart"/>
-      <w:r>
-        <w:rPr>
-          <w:rFonts w:ascii="Arial" w:hAnsi="Arial" w:cs="Arial"/>
-          <w:spacing w:val="-1"/>
-        </w:rPr>
-        <w:t>password</w:t>
-      </w:r>
-      <w:proofErr w:type="spellEnd"/>
-      <w:r>
-        <w:rPr>
-          <w:rFonts w:ascii="Arial" w:hAnsi="Arial" w:cs="Arial"/>
-          <w:spacing w:val="-1"/>
-        </w:rPr>
-        <w:t xml:space="preserve"> de modo privilegiado </w:t>
-      </w:r>
-      <w:proofErr w:type="spellStart"/>
-      <w:r>
-        <w:rPr>
-          <w:rFonts w:ascii="Arial" w:hAnsi="Arial" w:cs="Arial"/>
-          <w:b/>
-          <w:bCs/>
-          <w:spacing w:val="-1"/>
-        </w:rPr>
-        <w:t>class</w:t>
-      </w:r>
-      <w:proofErr w:type="spellEnd"/>
-      <w:r>
-        <w:rPr>
-          <w:rFonts w:ascii="Arial" w:hAnsi="Arial" w:cs="Arial"/>
-          <w:spacing w:val="-1"/>
-        </w:rPr>
-        <w:t xml:space="preserve"> para acceder a</w:t>
-      </w:r>
-      <w:r>
-        <w:rPr>
-          <w:rFonts w:ascii="Arial" w:hAnsi="Arial" w:cs="Arial"/>
-          <w:spacing w:val="-1"/>
-        </w:rPr>
-        <w:t>l</w:t>
-      </w:r>
-      <w:r>
-        <w:rPr>
-          <w:rFonts w:ascii="Arial" w:hAnsi="Arial" w:cs="Arial"/>
-          <w:spacing w:val="-1"/>
-        </w:rPr>
-        <w:t xml:space="preserve"> modo de </w:t>
-      </w:r>
-      <w:r>
-        <w:rPr>
-          <w:rFonts w:ascii="Arial" w:hAnsi="Arial" w:cs="Arial"/>
-          <w:spacing w:val="-1"/>
-        </w:rPr>
-        <w:t>privilegiado</w:t>
-      </w:r>
-      <w:r>
-        <w:rPr>
-          <w:rFonts w:ascii="Arial" w:hAnsi="Arial" w:cs="Arial"/>
-          <w:spacing w:val="-1"/>
-        </w:rPr>
-        <w:t xml:space="preserve"> de</w:t>
-      </w:r>
-      <w:r>
-        <w:rPr>
-          <w:rFonts w:ascii="Arial" w:hAnsi="Arial" w:cs="Arial"/>
-          <w:spacing w:val="-1"/>
-        </w:rPr>
-        <w:t xml:space="preserve"> cada</w:t>
-      </w:r>
-      <w:r>
-        <w:rPr>
-          <w:rFonts w:ascii="Arial" w:hAnsi="Arial" w:cs="Arial"/>
-          <w:spacing w:val="-1"/>
-        </w:rPr>
-        <w:t xml:space="preserve"> switch. Si los </w:t>
-      </w:r>
-      <w:proofErr w:type="spellStart"/>
-      <w:r>
-        <w:rPr>
-          <w:rFonts w:ascii="Arial" w:hAnsi="Arial" w:cs="Arial"/>
-          <w:spacing w:val="-1"/>
-        </w:rPr>
-        <w:t>telnets</w:t>
-      </w:r>
-      <w:proofErr w:type="spellEnd"/>
-      <w:r>
-        <w:rPr>
-          <w:rFonts w:ascii="Arial" w:hAnsi="Arial" w:cs="Arial"/>
-          <w:spacing w:val="-1"/>
-        </w:rPr>
-        <w:t xml:space="preserve"> son exitosos, la configuración está correcta. En caso contrario, deberás encontrar y corregir la falla</w:t>
-      </w:r>
-      <w:r>
-        <w:rPr>
-          <w:rFonts w:ascii="Arial" w:hAnsi="Arial" w:cs="Arial"/>
-          <w:spacing w:val="-1"/>
-        </w:rPr>
-        <w:t>.</w:t>
-      </w:r>
-    </w:p>
-    <w:tbl>
-      <w:tblPr>
-        <w:tblW w:w="8997" w:type="dxa"/>
-        <w:tblInd w:w="921" w:type="dxa"/>
-        <w:tblBorders>
-          <w:top w:val="single" w:sz="4" w:space="0" w:color="auto"/>
-          <w:left w:val="single" w:sz="4" w:space="0" w:color="auto"/>
-          <w:bottom w:val="single" w:sz="4" w:space="0" w:color="auto"/>
-          <w:right w:val="single" w:sz="4" w:space="0" w:color="auto"/>
-          <w:insideH w:val="single" w:sz="4" w:space="0" w:color="auto"/>
-          <w:insideV w:val="single" w:sz="4" w:space="0" w:color="auto"/>
-        </w:tblBorders>
-        <w:tblLook w:val="01E0" w:firstRow="1" w:lastRow="1" w:firstColumn="1" w:lastColumn="1" w:noHBand="0" w:noVBand="0"/>
-      </w:tblPr>
-      <w:tblGrid>
-        <w:gridCol w:w="1684"/>
-        <w:gridCol w:w="2109"/>
-        <w:gridCol w:w="2511"/>
-        <w:gridCol w:w="2693"/>
-      </w:tblGrid>
-      <w:tr>
-        <w:trPr>
-          <w:trHeight w:val="454"/>
-        </w:trPr>
-        <w:tc>
-          <w:tcPr>
-            <w:tcW w:w="1684" w:type="dxa"/>
-            <w:vAlign w:val="center"/>
-          </w:tcPr>
-          <w:p>
-            <w:pPr>
-              <w:spacing w:line="300" w:lineRule="exact"/>
-              <w:jc w:val="center"/>
-              <w:rPr>
-                <w:rFonts w:ascii="Arial" w:hAnsi="Arial" w:cs="Arial"/>
-                <w:b/>
-                <w:color w:val="000000"/>
-              </w:rPr>
-            </w:pPr>
-            <w:bookmarkStart w:id="10" w:name="_Hlk182237357"/>
-            <w:bookmarkEnd w:id="9"/>
             <w:r>
               <w:rPr>
                 <w:rFonts w:ascii="Arial" w:hAnsi="Arial" w:cs="Arial"/>
@@ -13098,7 +12809,7 @@
         </w:tc>
         <w:tc>
           <w:tcPr>
-            <w:tcW w:w="2511" w:type="dxa"/>
+            <w:tcW w:w="2652" w:type="dxa"/>
             <w:vAlign w:val="center"/>
           </w:tcPr>
           <w:p>
@@ -13139,7 +12850,7 @@
         </w:tc>
         <w:tc>
           <w:tcPr>
-            <w:tcW w:w="2693" w:type="dxa"/>
+            <w:tcW w:w="2552" w:type="dxa"/>
             <w:vAlign w:val="center"/>
           </w:tcPr>
           <w:p>
@@ -13166,7 +12877,7 @@
                 <w:b/>
                 <w:color w:val="000000"/>
               </w:rPr>
-              <w:t xml:space="preserve">elnet </w:t>
+              <w:t>elnet</w:t>
             </w:r>
           </w:p>
           <w:p>
@@ -13183,35 +12894,7 @@
               <w:rPr>
                 <w:rFonts w:ascii="Arial" w:hAnsi="Arial" w:cs="Arial"/>
               </w:rPr>
-              <w:t>(</w:t>
-            </w:r>
-            <w:proofErr w:type="spellStart"/>
-            <w:r>
-              <w:rPr>
-                <w:rFonts w:ascii="Arial" w:hAnsi="Arial" w:cs="Arial"/>
-              </w:rPr>
-              <w:t>Fail</w:t>
-            </w:r>
-            <w:proofErr w:type="spellEnd"/>
-            <w:r>
-              <w:rPr>
-                <w:rFonts w:ascii="Arial" w:hAnsi="Arial" w:cs="Arial"/>
-              </w:rPr>
-              <w:t xml:space="preserve"> / </w:t>
-            </w:r>
-            <w:proofErr w:type="spellStart"/>
-            <w:r>
-              <w:rPr>
-                <w:rFonts w:ascii="Arial" w:hAnsi="Arial" w:cs="Arial"/>
-              </w:rPr>
-              <w:t>Success</w:t>
-            </w:r>
-            <w:proofErr w:type="spellEnd"/>
-            <w:r>
-              <w:rPr>
-                <w:rFonts w:ascii="Arial" w:hAnsi="Arial" w:cs="Arial"/>
-              </w:rPr>
-              <w:t>)</w:t>
+              <w:t>(Fail / Success)</w:t>
             </w:r>
           </w:p>
         </w:tc>
@@ -13222,7 +12905,7 @@
         </w:trPr>
         <w:tc>
           <w:tcPr>
-            <w:tcW w:w="1684" w:type="dxa"/>
+            <w:tcW w:w="2184" w:type="dxa"/>
             <w:vAlign w:val="center"/>
           </w:tcPr>
           <w:p>
@@ -13236,19 +12919,134 @@
                 <w:color w:val="000000"/>
               </w:rPr>
             </w:pPr>
+            <w:proofErr w:type="spellStart"/>
             <w:r>
               <w:rPr>
                 <w:rFonts w:ascii="Arial" w:hAnsi="Arial" w:cs="Arial"/>
                 <w:b/>
               </w:rPr>
-              <w:t xml:space="preserve">User </w:t>
+              <w:t>UserA</w:t>
+            </w:r>
+            <w:proofErr w:type="spellEnd"/>
+          </w:p>
+        </w:tc>
+        <w:tc>
+          <w:tcPr>
+            <w:tcW w:w="2109" w:type="dxa"/>
+            <w:vAlign w:val="center"/>
+          </w:tcPr>
+          <w:p>
+            <w:pPr>
+              <w:spacing w:line="300" w:lineRule="exact"/>
+              <w:jc w:val="center"/>
+              <w:rPr>
+                <w:rFonts w:ascii="Arial" w:hAnsi="Arial" w:cs="Arial"/>
+                <w:b/>
+                <w:bCs/>
+                <w:color w:val="000000"/>
+              </w:rPr>
+            </w:pPr>
+            <w:proofErr w:type="spellStart"/>
+            <w:r>
+              <w:rPr>
+                <w:rFonts w:ascii="Arial" w:hAnsi="Arial" w:cs="Arial"/>
+                <w:b/>
+              </w:rPr>
+              <w:t>S</w:t>
             </w:r>
             <w:r>
               <w:rPr>
                 <w:rFonts w:ascii="Arial" w:hAnsi="Arial" w:cs="Arial"/>
                 <w:b/>
               </w:rPr>
-              <w:t>C</w:t>
+              <w:t>Compa</w:t>
+            </w:r>
+            <w:r>
+              <w:rPr>
+                <w:rFonts w:ascii="Arial" w:hAnsi="Arial" w:cs="Arial"/>
+                <w:b/>
+              </w:rPr>
+              <w:t>n</w:t>
+            </w:r>
+            <w:r>
+              <w:rPr>
+                <w:rFonts w:ascii="Arial" w:hAnsi="Arial" w:cs="Arial"/>
+                <w:b/>
+              </w:rPr>
+              <w:t>y</w:t>
+            </w:r>
+            <w:proofErr w:type="spellEnd"/>
+          </w:p>
+        </w:tc>
+        <w:tc>
+          <w:tcPr>
+            <w:tcW w:w="2652" w:type="dxa"/>
+            <w:vAlign w:val="center"/>
+          </w:tcPr>
+          <w:p>
+            <w:pPr>
+              <w:pStyle w:val="TableParagraph"/>
+              <w:spacing w:line="300" w:lineRule="exact"/>
+              <w:jc w:val="center"/>
+              <w:rPr>
+                <w:rFonts w:ascii="Arial" w:hAnsi="Arial" w:cs="Arial"/>
+                <w:color w:val="000000" w:themeColor="text1"/>
+              </w:rPr>
+            </w:pPr>
+          </w:p>
+        </w:tc>
+        <w:tc>
+          <w:tcPr>
+            <w:tcW w:w="2552" w:type="dxa"/>
+            <w:vAlign w:val="center"/>
+          </w:tcPr>
+          <w:p>
+            <w:pPr>
+              <w:spacing w:line="300" w:lineRule="exact"/>
+              <w:rPr>
+                <w:rFonts w:ascii="Arial" w:hAnsi="Arial" w:cs="Arial"/>
+                <w:color w:val="FF0000"/>
+              </w:rPr>
+            </w:pPr>
+          </w:p>
+        </w:tc>
+      </w:tr>
+      <w:tr>
+        <w:trPr>
+          <w:trHeight w:val="454"/>
+        </w:trPr>
+        <w:tc>
+          <w:tcPr>
+            <w:tcW w:w="2184" w:type="dxa"/>
+            <w:vAlign w:val="center"/>
+          </w:tcPr>
+          <w:p>
+            <w:pPr>
+              <w:pStyle w:val="TableParagraph"/>
+              <w:spacing w:line="360" w:lineRule="exact"/>
+              <w:jc w:val="center"/>
+              <w:rPr>
+                <w:rFonts w:ascii="Arial" w:hAnsi="Arial" w:cs="Arial"/>
+                <w:b/>
+                <w:bCs/>
+                <w:color w:val="000000"/>
+              </w:rPr>
+            </w:pPr>
+            <w:r>
+              <w:rPr>
+                <w:rFonts w:ascii="Arial" w:hAnsi="Arial" w:cs="Arial"/>
+                <w:b/>
+                <w:spacing w:val="-1"/>
+              </w:rPr>
+              <w:t>iza</w:t>
+            </w:r>
+            <w:r>
+              <w:rPr>
+                <w:rFonts w:ascii="Arial" w:hAnsi="Arial" w:cs="Arial"/>
+                <w:b/>
+                <w:spacing w:val="-1"/>
+              </w:rPr>
+              <w:t>.com</w:t>
             </w:r>
           </w:p>
         </w:tc>
@@ -13281,14 +13079,14 @@
                 <w:rFonts w:ascii="Arial" w:hAnsi="Arial" w:cs="Arial"/>
                 <w:b/>
               </w:rPr>
-              <w:t>Company</w:t>
+              <w:t>Users</w:t>
             </w:r>
             <w:proofErr w:type="spellEnd"/>
           </w:p>
         </w:tc>
         <w:tc>
           <w:tcPr>
-            <w:tcW w:w="2511" w:type="dxa"/>
+            <w:tcW w:w="2652" w:type="dxa"/>
             <w:vAlign w:val="center"/>
           </w:tcPr>
           <w:p>
@@ -13298,6 +13096,8 @@
               <w:jc w:val="center"/>
               <w:rPr>
                 <w:rFonts w:ascii="Arial" w:hAnsi="Arial" w:cs="Arial"/>
+                <w:b/>
+                <w:bCs/>
                 <w:color w:val="000000" w:themeColor="text1"/>
               </w:rPr>
             </w:pPr>
@@ -13305,7 +13105,7 @@
         </w:tc>
         <w:tc>
           <w:tcPr>
-            <w:tcW w:w="2693" w:type="dxa"/>
+            <w:tcW w:w="2552" w:type="dxa"/>
             <w:vAlign w:val="center"/>
           </w:tcPr>
           <w:p>
@@ -13319,118 +13119,26 @@
           </w:p>
         </w:tc>
       </w:tr>
-      <w:tr>
-        <w:trPr>
-          <w:trHeight w:val="454"/>
-        </w:trPr>
-        <w:tc>
-          <w:tcPr>
-            <w:tcW w:w="1684" w:type="dxa"/>
-            <w:vAlign w:val="center"/>
-          </w:tcPr>
-          <w:p>
-            <w:pPr>
-              <w:pStyle w:val="TableParagraph"/>
-              <w:spacing w:line="360" w:lineRule="exact"/>
-              <w:jc w:val="center"/>
-              <w:rPr>
-                <w:rFonts w:ascii="Arial" w:hAnsi="Arial" w:cs="Arial"/>
-                <w:b/>
-                <w:bCs/>
-                <w:color w:val="000000"/>
-              </w:rPr>
-            </w:pPr>
-            <w:r>
-              <w:rPr>
-                <w:rFonts w:ascii="Arial" w:hAnsi="Arial" w:cs="Arial"/>
-                <w:b/>
-                <w:bCs/>
-                <w:color w:val="000000"/>
-              </w:rPr>
-              <w:t>iza.com</w:t>
-            </w:r>
-          </w:p>
-        </w:tc>
-        <w:tc>
-          <w:tcPr>
-            <w:tcW w:w="2109" w:type="dxa"/>
-            <w:vAlign w:val="center"/>
-          </w:tcPr>
-          <w:p>
-            <w:pPr>
-              <w:spacing w:line="300" w:lineRule="exact"/>
-              <w:jc w:val="center"/>
-              <w:rPr>
-                <w:rFonts w:ascii="Arial" w:hAnsi="Arial" w:cs="Arial"/>
-                <w:b/>
-                <w:bCs/>
-                <w:color w:val="000000"/>
-              </w:rPr>
-            </w:pPr>
-            <w:proofErr w:type="spellStart"/>
-            <w:r>
-              <w:rPr>
-                <w:rFonts w:ascii="Arial" w:hAnsi="Arial" w:cs="Arial"/>
-                <w:b/>
-              </w:rPr>
-              <w:t>SUsers</w:t>
-            </w:r>
-            <w:proofErr w:type="spellEnd"/>
-          </w:p>
-        </w:tc>
-        <w:tc>
-          <w:tcPr>
-            <w:tcW w:w="2511" w:type="dxa"/>
-            <w:vAlign w:val="center"/>
-          </w:tcPr>
-          <w:p>
-            <w:pPr>
-              <w:pStyle w:val="TableParagraph"/>
-              <w:spacing w:line="300" w:lineRule="exact"/>
-              <w:jc w:val="center"/>
-              <w:rPr>
-                <w:rFonts w:ascii="Arial" w:hAnsi="Arial" w:cs="Arial"/>
-                <w:b/>
-                <w:bCs/>
-                <w:color w:val="000000" w:themeColor="text1"/>
-              </w:rPr>
-            </w:pPr>
-          </w:p>
-        </w:tc>
-        <w:tc>
-          <w:tcPr>
-            <w:tcW w:w="2693" w:type="dxa"/>
-            <w:vAlign w:val="center"/>
-          </w:tcPr>
-          <w:p>
-            <w:pPr>
-              <w:spacing w:line="300" w:lineRule="exact"/>
-              <w:rPr>
-                <w:rFonts w:ascii="Arial" w:hAnsi="Arial" w:cs="Arial"/>
-                <w:color w:val="FF0000"/>
-              </w:rPr>
-            </w:pPr>
-          </w:p>
-        </w:tc>
-      </w:tr>
       <w:bookmarkEnd w:id="6"/>
-      <w:bookmarkEnd w:id="10"/>
     </w:tbl>
     <w:p>
       <w:pPr>
-        <w:pStyle w:val="ListParagraph"/>
-        <w:spacing w:after="120" w:line="340" w:lineRule="exact"/>
-        <w:ind w:left="1080" w:right="157"/>
+        <w:tabs>
+          <w:tab w:val="left" w:pos="721"/>
+        </w:tabs>
+        <w:spacing w:line="340" w:lineRule="exact"/>
+        <w:ind w:right="114"/>
         <w:jc w:val="both"/>
         <w:rPr>
           <w:rFonts w:ascii="Arial" w:hAnsi="Arial" w:cs="Arial"/>
+          <w:spacing w:val="-1"/>
         </w:rPr>
       </w:pPr>
     </w:p>
     <w:sectPr>
       <w:footerReference w:type="default" r:id="rId8"/>
       <w:pgSz w:w="12240" w:h="15840"/>
-      <w:pgMar w:top="851" w:right="1080" w:bottom="993" w:left="1080" w:header="0" w:footer="728" w:gutter="0"/>
+      <w:pgMar w:top="709" w:right="1080" w:bottom="709" w:left="1080" w:header="0" w:footer="728" w:gutter="0"/>
       <w:cols w:space="720"/>
       <w:docGrid w:linePitch="299"/>
     </w:sectPr>
@@ -16015,7 +15723,7 @@
   <w:abstractNum w:abstractNumId="21" w15:restartNumberingAfterBreak="0">
     <w:nsid w:val="57A63A2A"/>
     <w:multiLevelType w:val="hybridMultilevel"/>
-    <w:tmpl w:val="6212AAD2"/>
+    <w:tmpl w:val="71B45FE4"/>
     <w:lvl w:ilvl="0" w:tplc="7C9004A2">
       <w:start w:val="1"/>
       <w:numFmt w:val="decimal"/>
@@ -16030,14 +15738,17 @@
         <w:i w:val="0"/>
       </w:rPr>
     </w:lvl>
-    <w:lvl w:ilvl="1" w:tplc="080A0019">
-      <w:start w:val="1"/>
-      <w:numFmt w:val="lowerLetter"/>
-      <w:lvlText w:val="%2."/>
-      <w:lvlJc w:val="left"/>
-      <w:pPr>
-        <w:ind w:left="1440" w:hanging="360"/>
-      </w:pPr>
+    <w:lvl w:ilvl="1" w:tplc="080A0001">
+      <w:start w:val="1"/>
+      <w:numFmt w:val="bullet"/>
+      <w:lvlText w:val=""/>
+      <w:lvlJc w:val="left"/>
+      <w:pPr>
+        <w:ind w:left="720" w:hanging="360"/>
+      </w:pPr>
+      <w:rPr>
+        <w:rFonts w:ascii="Symbol" w:hAnsi="Symbol" w:hint="default"/>
+      </w:rPr>
     </w:lvl>
     <w:lvl w:ilvl="2" w:tplc="080A001B" w:tentative="1">
       <w:start w:val="1"/>
@@ -17892,7 +17603,7 @@
       <w:lang w:val="es-MX"/>
     </w:rPr>
   </w:style>
-  <w:style w:type="paragraph" w:styleId="Heading1">
+  <w:style w:type="paragraph" w:styleId="Ttulo1">
     <w:name w:val="heading 1"/>
     <w:basedOn w:val="Normal"/>
     <w:uiPriority w:val="9"/>
@@ -17908,7 +17619,7 @@
       <w:szCs w:val="28"/>
     </w:rPr>
   </w:style>
-  <w:style w:type="paragraph" w:styleId="Heading2">
+  <w:style w:type="paragraph" w:styleId="Ttulo2">
     <w:name w:val="heading 2"/>
     <w:basedOn w:val="Normal"/>
     <w:uiPriority w:val="9"/>
@@ -17927,7 +17638,7 @@
       <w:szCs w:val="24"/>
     </w:rPr>
   </w:style>
-  <w:style w:type="paragraph" w:styleId="Heading3">
+  <w:style w:type="paragraph" w:styleId="Ttulo3">
     <w:name w:val="heading 3"/>
     <w:basedOn w:val="Normal"/>
     <w:uiPriority w:val="9"/>
@@ -17943,7 +17654,7 @@
       <w:szCs w:val="24"/>
     </w:rPr>
   </w:style>
-  <w:style w:type="paragraph" w:styleId="Heading4">
+  <w:style w:type="paragraph" w:styleId="Ttulo4">
     <w:name w:val="heading 4"/>
     <w:basedOn w:val="Normal"/>
     <w:uiPriority w:val="9"/>
@@ -17957,7 +17668,7 @@
       <w:rFonts w:ascii="Arial" w:eastAsia="Arial" w:hAnsi="Arial"/>
     </w:rPr>
   </w:style>
-  <w:style w:type="paragraph" w:styleId="Heading5">
+  <w:style w:type="paragraph" w:styleId="Ttulo5">
     <w:name w:val="heading 5"/>
     <w:basedOn w:val="Normal"/>
     <w:uiPriority w:val="9"/>
@@ -17976,7 +17687,7 @@
       <w:szCs w:val="20"/>
     </w:rPr>
   </w:style>
-  <w:style w:type="paragraph" w:styleId="Heading6">
+  <w:style w:type="paragraph" w:styleId="Ttulo6">
     <w:name w:val="heading 6"/>
     <w:basedOn w:val="Normal"/>
     <w:uiPriority w:val="9"/>
@@ -17995,13 +17706,12 @@
       <w:szCs w:val="18"/>
     </w:rPr>
   </w:style>
-  <w:style w:type="character" w:default="1" w:styleId="DefaultParagraphFont">
+  <w:style w:type="character" w:default="1" w:styleId="Fuentedeprrafopredeter">
     <w:name w:val="Default Paragraph Font"/>
     <w:uiPriority w:val="1"/>
-    <w:semiHidden/>
     <w:unhideWhenUsed/>
   </w:style>
-  <w:style w:type="table" w:default="1" w:styleId="TableNormal">
+  <w:style w:type="table" w:default="1" w:styleId="Tablanormal">
     <w:name w:val="Normal Table"/>
     <w:uiPriority w:val="99"/>
     <w:semiHidden/>
@@ -18016,7 +17726,7 @@
       </w:tblCellMar>
     </w:tblPr>
   </w:style>
-  <w:style w:type="numbering" w:default="1" w:styleId="NoList">
+  <w:style w:type="numbering" w:default="1" w:styleId="Sinlista">
     <w:name w:val="No List"/>
     <w:uiPriority w:val="99"/>
     <w:semiHidden/>
@@ -18038,7 +17748,7 @@
       </w:tblCellMar>
     </w:tblPr>
   </w:style>
-  <w:style w:type="paragraph" w:styleId="TOC1">
+  <w:style w:type="paragraph" w:styleId="TDC1">
     <w:name w:val="toc 1"/>
     <w:basedOn w:val="Normal"/>
     <w:uiPriority w:val="1"/>
@@ -18053,7 +17763,7 @@
       <w:szCs w:val="18"/>
     </w:rPr>
   </w:style>
-  <w:style w:type="paragraph" w:styleId="TOC2">
+  <w:style w:type="paragraph" w:styleId="TDC2">
     <w:name w:val="toc 2"/>
     <w:basedOn w:val="Normal"/>
     <w:uiPriority w:val="1"/>
@@ -18069,7 +17779,7 @@
       <w:i/>
     </w:rPr>
   </w:style>
-  <w:style w:type="paragraph" w:styleId="TOC3">
+  <w:style w:type="paragraph" w:styleId="TDC3">
     <w:name w:val="toc 3"/>
     <w:basedOn w:val="Normal"/>
     <w:uiPriority w:val="1"/>
@@ -18084,7 +17794,7 @@
       <w:szCs w:val="18"/>
     </w:rPr>
   </w:style>
-  <w:style w:type="paragraph" w:styleId="BodyText">
+  <w:style w:type="paragraph" w:styleId="Textoindependiente">
     <w:name w:val="Body Text"/>
     <w:basedOn w:val="Normal"/>
     <w:uiPriority w:val="1"/>
@@ -18099,7 +17809,7 @@
       <w:szCs w:val="18"/>
     </w:rPr>
   </w:style>
-  <w:style w:type="paragraph" w:styleId="ListParagraph">
+  <w:style w:type="paragraph" w:styleId="Prrafodelista">
     <w:name w:val="List Paragraph"/>
     <w:basedOn w:val="Normal"/>
     <w:uiPriority w:val="1"/>
@@ -18111,10 +17821,10 @@
     <w:uiPriority w:val="1"/>
     <w:qFormat/>
   </w:style>
-  <w:style w:type="paragraph" w:styleId="Header">
+  <w:style w:type="paragraph" w:styleId="Encabezado">
     <w:name w:val="header"/>
     <w:basedOn w:val="Normal"/>
-    <w:link w:val="HeaderChar"/>
+    <w:link w:val="EncabezadoCar"/>
     <w:uiPriority w:val="99"/>
     <w:unhideWhenUsed/>
     <w:rsid w:val="00541679"/>
@@ -18125,20 +17835,20 @@
       </w:tabs>
     </w:pPr>
   </w:style>
-  <w:style w:type="character" w:customStyle="1" w:styleId="HeaderChar">
-    <w:name w:val="Header Char"/>
-    <w:basedOn w:val="DefaultParagraphFont"/>
-    <w:link w:val="Header"/>
+  <w:style w:type="character" w:customStyle="1" w:styleId="EncabezadoCar">
+    <w:name w:val="Encabezado Car"/>
+    <w:basedOn w:val="Fuentedeprrafopredeter"/>
+    <w:link w:val="Encabezado"/>
     <w:uiPriority w:val="99"/>
     <w:rsid w:val="00541679"/>
     <w:rPr>
       <w:lang w:val="es-MX"/>
     </w:rPr>
   </w:style>
-  <w:style w:type="paragraph" w:styleId="Footer">
+  <w:style w:type="paragraph" w:styleId="Piedepgina">
     <w:name w:val="footer"/>
     <w:basedOn w:val="Normal"/>
-    <w:link w:val="FooterChar"/>
+    <w:link w:val="PiedepginaCar"/>
     <w:uiPriority w:val="99"/>
     <w:unhideWhenUsed/>
     <w:rsid w:val="00541679"/>
@@ -18149,19 +17859,19 @@
       </w:tabs>
     </w:pPr>
   </w:style>
-  <w:style w:type="character" w:customStyle="1" w:styleId="FooterChar">
-    <w:name w:val="Footer Char"/>
-    <w:basedOn w:val="DefaultParagraphFont"/>
-    <w:link w:val="Footer"/>
+  <w:style w:type="character" w:customStyle="1" w:styleId="PiedepginaCar">
+    <w:name w:val="Pie de página Car"/>
+    <w:basedOn w:val="Fuentedeprrafopredeter"/>
+    <w:link w:val="Piedepgina"/>
     <w:uiPriority w:val="99"/>
     <w:rsid w:val="00541679"/>
     <w:rPr>
       <w:lang w:val="es-MX"/>
     </w:rPr>
   </w:style>
-  <w:style w:type="character" w:styleId="Strong">
+  <w:style w:type="character" w:styleId="Fuerte">
     <w:name w:val="Strong"/>
-    <w:basedOn w:val="DefaultParagraphFont"/>
+    <w:basedOn w:val="Fuentedeprrafopredeter"/>
     <w:uiPriority w:val="22"/>
     <w:qFormat/>
     <w:rsid w:val="00C1441B"/>

--- a/Calendario2026/Actividades/Actividad12_DHCP/v2/12. ConfiguracionDHCP.docx
+++ b/Calendario2026/Actividades/Actividad12_DHCP/v2/12. ConfiguracionDHCP.docx
@@ -3156,7 +3156,13 @@
         <w:rPr>
           <w:rFonts w:ascii="Arial" w:hAnsi="Arial" w:cs="Arial"/>
         </w:rPr>
-        <w:t>Utiliza</w:t>
+        <w:t>Utili</w:t>
+      </w:r>
+      <w:r>
+        <w:rPr>
+          <w:rFonts w:ascii="Arial" w:hAnsi="Arial" w:cs="Arial"/>
+        </w:rPr>
+        <w:t>ce</w:t>
       </w:r>
       <w:r>
         <w:rPr>
@@ -5845,7 +5851,7 @@
                                     <pic:cNvPicPr/>
                                   </pic:nvPicPr>
                                   <pic:blipFill>
-                                    <a:blip r:embed="rId7"/>
+                                    <a:blip r:embed="rId8"/>
                                     <a:stretch>
                                       <a:fillRect/>
                                     </a:stretch>
@@ -9421,6 +9427,20 @@
     <w:p>
       <w:pPr>
         <w:pStyle w:val="Prrafodelista"/>
+        <w:tabs>
+          <w:tab w:val="left" w:pos="721"/>
+        </w:tabs>
+        <w:spacing w:line="340" w:lineRule="exact"/>
+        <w:ind w:left="720" w:right="115"/>
+        <w:jc w:val="both"/>
+        <w:rPr>
+          <w:rFonts w:ascii="Arial" w:eastAsia="Times New Roman" w:hAnsi="Arial" w:cs="Arial"/>
+        </w:rPr>
+      </w:pPr>
+    </w:p>
+    <w:p>
+      <w:pPr>
+        <w:pStyle w:val="Prrafodelista"/>
         <w:numPr>
           <w:ilvl w:val="0"/>
           <w:numId w:val="18"/>
@@ -9429,7 +9449,7 @@
           <w:tab w:val="left" w:pos="721"/>
         </w:tabs>
         <w:spacing w:line="340" w:lineRule="exact"/>
-        <w:ind w:right="114"/>
+        <w:ind w:left="360" w:right="114"/>
         <w:jc w:val="both"/>
         <w:rPr>
           <w:rFonts w:ascii="Arial" w:eastAsia="Times New Roman" w:hAnsi="Arial" w:cs="Arial"/>
@@ -9522,7 +9542,7 @@
           <w:tab w:val="left" w:pos="721"/>
         </w:tabs>
         <w:spacing w:line="340" w:lineRule="exact"/>
-        <w:ind w:left="1080" w:right="114"/>
+        <w:ind w:right="114"/>
         <w:jc w:val="both"/>
         <w:rPr>
           <w:rFonts w:ascii="Arial" w:eastAsia="Times New Roman" w:hAnsi="Arial" w:cs="Arial"/>
@@ -9594,7 +9614,7 @@
           <w:tab w:val="left" w:pos="721"/>
         </w:tabs>
         <w:spacing w:line="340" w:lineRule="exact"/>
-        <w:ind w:left="1080" w:right="114"/>
+        <w:ind w:right="114"/>
         <w:jc w:val="both"/>
         <w:rPr>
           <w:rFonts w:ascii="Arial" w:eastAsia="Times New Roman" w:hAnsi="Arial" w:cs="Arial"/>
@@ -9662,7 +9682,7 @@
           <w:tab w:val="left" w:pos="721"/>
         </w:tabs>
         <w:spacing w:line="340" w:lineRule="exact"/>
-        <w:ind w:left="1080" w:right="114"/>
+        <w:ind w:right="114"/>
         <w:jc w:val="both"/>
         <w:rPr>
           <w:rFonts w:ascii="Arial" w:eastAsia="Times New Roman" w:hAnsi="Arial" w:cs="Arial"/>
@@ -9781,7 +9801,7 @@
           <w:tab w:val="left" w:pos="721"/>
         </w:tabs>
         <w:spacing w:line="340" w:lineRule="exact"/>
-        <w:ind w:left="1080" w:right="115"/>
+        <w:ind w:right="115"/>
         <w:jc w:val="both"/>
         <w:rPr>
           <w:rFonts w:ascii="Arial" w:eastAsia="Times New Roman" w:hAnsi="Arial" w:cs="Arial"/>
@@ -9933,7 +9953,7 @@
           <w:tab w:val="left" w:pos="721"/>
         </w:tabs>
         <w:spacing w:line="340" w:lineRule="exact"/>
-        <w:ind w:left="1080" w:right="115"/>
+        <w:ind w:right="115"/>
         <w:jc w:val="both"/>
         <w:rPr>
           <w:rFonts w:ascii="Arial" w:eastAsia="Times New Roman" w:hAnsi="Arial" w:cs="Arial"/>
@@ -10067,7 +10087,7 @@
           <w:tab w:val="left" w:pos="721"/>
         </w:tabs>
         <w:spacing w:line="340" w:lineRule="exact"/>
-        <w:ind w:left="1080" w:right="114"/>
+        <w:ind w:right="114"/>
         <w:jc w:val="both"/>
         <w:rPr>
           <w:rFonts w:ascii="Arial" w:eastAsia="Times New Roman" w:hAnsi="Arial" w:cs="Arial"/>
@@ -10209,7 +10229,7 @@
           <w:tab w:val="left" w:pos="721"/>
         </w:tabs>
         <w:spacing w:line="340" w:lineRule="exact"/>
-        <w:ind w:left="1080" w:right="114"/>
+        <w:ind w:right="114"/>
         <w:jc w:val="both"/>
         <w:rPr>
           <w:rFonts w:ascii="Arial" w:eastAsia="Times New Roman" w:hAnsi="Arial" w:cs="Arial"/>
@@ -10389,7 +10409,6 @@
     <w:p>
       <w:pPr>
         <w:spacing w:line="340" w:lineRule="exact"/>
-        <w:ind w:left="360"/>
         <w:rPr>
           <w:rFonts w:ascii="Arial" w:eastAsia="Times New Roman" w:hAnsi="Arial" w:cs="Arial"/>
         </w:rPr>
@@ -10406,7 +10425,7 @@
           <w:tab w:val="left" w:pos="721"/>
         </w:tabs>
         <w:spacing w:line="340" w:lineRule="exact"/>
-        <w:ind w:right="114"/>
+        <w:ind w:left="360" w:right="114"/>
         <w:jc w:val="both"/>
         <w:rPr>
           <w:rFonts w:ascii="Arial" w:hAnsi="Arial" w:cs="Arial"/>
@@ -10485,7 +10504,7 @@
           <w:tab w:val="left" w:pos="721"/>
         </w:tabs>
         <w:spacing w:line="340" w:lineRule="exact"/>
-        <w:ind w:left="1080" w:right="115"/>
+        <w:ind w:right="115"/>
         <w:jc w:val="both"/>
         <w:rPr>
           <w:rFonts w:ascii="Arial" w:eastAsia="Times New Roman" w:hAnsi="Arial" w:cs="Arial"/>
@@ -10555,7 +10574,7 @@
           <w:tab w:val="left" w:pos="721"/>
         </w:tabs>
         <w:spacing w:line="340" w:lineRule="exact"/>
-        <w:ind w:left="1080" w:right="115"/>
+        <w:ind w:right="115"/>
         <w:jc w:val="both"/>
         <w:rPr>
           <w:rFonts w:ascii="Arial" w:eastAsia="Times New Roman" w:hAnsi="Arial" w:cs="Arial"/>
@@ -10623,7 +10642,7 @@
           <w:tab w:val="left" w:pos="721"/>
         </w:tabs>
         <w:spacing w:line="340" w:lineRule="exact"/>
-        <w:ind w:left="1080" w:right="115"/>
+        <w:ind w:right="115"/>
         <w:jc w:val="both"/>
         <w:rPr>
           <w:rFonts w:ascii="Arial" w:eastAsia="Times New Roman" w:hAnsi="Arial" w:cs="Arial"/>
@@ -10732,7 +10751,7 @@
           <w:tab w:val="left" w:pos="721"/>
         </w:tabs>
         <w:spacing w:line="340" w:lineRule="exact"/>
-        <w:ind w:left="1080" w:right="115"/>
+        <w:ind w:right="115"/>
         <w:jc w:val="both"/>
         <w:rPr>
           <w:rFonts w:ascii="Arial" w:eastAsia="Times New Roman" w:hAnsi="Arial" w:cs="Arial"/>
@@ -10893,7 +10912,7 @@
           <w:tab w:val="left" w:pos="721"/>
         </w:tabs>
         <w:spacing w:line="340" w:lineRule="exact"/>
-        <w:ind w:left="1080" w:right="115"/>
+        <w:ind w:right="115"/>
         <w:jc w:val="both"/>
         <w:rPr>
           <w:rFonts w:ascii="Arial" w:eastAsia="Times New Roman" w:hAnsi="Arial" w:cs="Arial"/>
@@ -11041,7 +11060,7 @@
           <w:tab w:val="left" w:pos="721"/>
         </w:tabs>
         <w:spacing w:line="340" w:lineRule="exact"/>
-        <w:ind w:left="1080" w:right="115"/>
+        <w:ind w:right="115"/>
         <w:jc w:val="both"/>
         <w:rPr>
           <w:rFonts w:ascii="Arial" w:eastAsia="Times New Roman" w:hAnsi="Arial" w:cs="Arial"/>
@@ -11193,7 +11212,7 @@
           <w:tab w:val="left" w:pos="721"/>
         </w:tabs>
         <w:spacing w:line="340" w:lineRule="exact"/>
-        <w:ind w:left="1080" w:right="115"/>
+        <w:ind w:right="115"/>
         <w:jc w:val="both"/>
         <w:rPr>
           <w:rFonts w:ascii="Arial" w:eastAsia="Times New Roman" w:hAnsi="Arial" w:cs="Arial"/>
@@ -11377,7 +11396,7 @@
           <w:tab w:val="left" w:pos="721"/>
         </w:tabs>
         <w:spacing w:line="340" w:lineRule="exact"/>
-        <w:ind w:left="1080" w:right="115"/>
+        <w:ind w:left="720" w:right="115"/>
         <w:jc w:val="both"/>
         <w:rPr>
           <w:rFonts w:ascii="Arial" w:eastAsia="Times New Roman" w:hAnsi="Arial" w:cs="Arial"/>
@@ -11395,7 +11414,7 @@
           <w:tab w:val="left" w:pos="721"/>
         </w:tabs>
         <w:spacing w:line="340" w:lineRule="exact"/>
-        <w:ind w:right="114"/>
+        <w:ind w:left="360" w:right="114"/>
         <w:jc w:val="both"/>
         <w:rPr>
           <w:rFonts w:ascii="Arial" w:hAnsi="Arial" w:cs="Arial"/>
@@ -11572,7 +11591,7 @@
           <w:tab w:val="left" w:pos="941"/>
         </w:tabs>
         <w:spacing w:after="120" w:line="360" w:lineRule="exact"/>
-        <w:ind w:left="720" w:right="198"/>
+        <w:ind w:left="360" w:right="198"/>
         <w:jc w:val="both"/>
         <w:rPr>
           <w:rFonts w:ascii="Arial" w:hAnsi="Arial" w:cs="Arial"/>
@@ -12114,15 +12133,27 @@
                 <w:color w:val="000000"/>
               </w:rPr>
             </w:pPr>
-            <w:proofErr w:type="spellStart"/>
             <w:r>
               <w:rPr>
                 <w:rFonts w:ascii="Arial" w:hAnsi="Arial" w:cs="Arial"/>
                 <w:b/>
               </w:rPr>
-              <w:t>UserA</w:t>
+              <w:t>User</w:t>
             </w:r>
-            <w:proofErr w:type="spellEnd"/>
+            <w:r>
+              <w:rPr>
+                <w:rFonts w:ascii="Arial" w:hAnsi="Arial" w:cs="Arial"/>
+                <w:b/>
+              </w:rPr>
+              <w:t xml:space="preserve"> </w:t>
+            </w:r>
+            <w:r>
+              <w:rPr>
+                <w:rFonts w:ascii="Arial" w:hAnsi="Arial" w:cs="Arial"/>
+                <w:b/>
+              </w:rPr>
+              <w:t>A</w:t>
+            </w:r>
           </w:p>
         </w:tc>
         <w:tc>
@@ -12213,15 +12244,27 @@
                 <w:b/>
               </w:rPr>
             </w:pPr>
-            <w:proofErr w:type="spellStart"/>
             <w:r>
               <w:rPr>
                 <w:rFonts w:ascii="Arial" w:hAnsi="Arial" w:cs="Arial"/>
                 <w:b/>
               </w:rPr>
-              <w:t>UserB</w:t>
+              <w:t>User</w:t>
             </w:r>
-            <w:proofErr w:type="spellEnd"/>
+            <w:r>
+              <w:rPr>
+                <w:rFonts w:ascii="Arial" w:hAnsi="Arial" w:cs="Arial"/>
+                <w:b/>
+              </w:rPr>
+              <w:t xml:space="preserve"> </w:t>
+            </w:r>
+            <w:r>
+              <w:rPr>
+                <w:rFonts w:ascii="Arial" w:hAnsi="Arial" w:cs="Arial"/>
+                <w:b/>
+              </w:rPr>
+              <w:t>B</w:t>
+            </w:r>
           </w:p>
         </w:tc>
         <w:tc>
@@ -12312,7 +12355,6 @@
                 <w:b/>
               </w:rPr>
             </w:pPr>
-            <w:proofErr w:type="spellStart"/>
             <w:r>
               <w:rPr>
                 <w:rFonts w:ascii="Arial" w:hAnsi="Arial" w:cs="Arial"/>
@@ -12320,9 +12362,26 @@
                 <w:bCs/>
                 <w:color w:val="000000"/>
               </w:rPr>
-              <w:t>UserC</w:t>
+              <w:t>User</w:t>
             </w:r>
-            <w:proofErr w:type="spellEnd"/>
+            <w:r>
+              <w:rPr>
+                <w:rFonts w:ascii="Arial" w:hAnsi="Arial" w:cs="Arial"/>
+                <w:b/>
+                <w:bCs/>
+                <w:color w:val="000000"/>
+              </w:rPr>
+              <w:t xml:space="preserve"> </w:t>
+            </w:r>
+            <w:r>
+              <w:rPr>
+                <w:rFonts w:ascii="Arial" w:hAnsi="Arial" w:cs="Arial"/>
+                <w:b/>
+                <w:bCs/>
+                <w:color w:val="000000"/>
+              </w:rPr>
+              <w:t>C</w:t>
+            </w:r>
           </w:p>
         </w:tc>
         <w:tc>
@@ -12424,7 +12483,6 @@
                 <w:color w:val="000000"/>
               </w:rPr>
             </w:pPr>
-            <w:proofErr w:type="spellStart"/>
             <w:r>
               <w:rPr>
                 <w:rFonts w:ascii="Arial" w:hAnsi="Arial" w:cs="Arial"/>
@@ -12432,9 +12490,26 @@
                 <w:bCs/>
                 <w:color w:val="000000"/>
               </w:rPr>
-              <w:t>UserC</w:t>
+              <w:t>User</w:t>
             </w:r>
-            <w:proofErr w:type="spellEnd"/>
+            <w:r>
+              <w:rPr>
+                <w:rFonts w:ascii="Arial" w:hAnsi="Arial" w:cs="Arial"/>
+                <w:b/>
+                <w:bCs/>
+                <w:color w:val="000000"/>
+              </w:rPr>
+              <w:t xml:space="preserve"> </w:t>
+            </w:r>
+            <w:r>
+              <w:rPr>
+                <w:rFonts w:ascii="Arial" w:hAnsi="Arial" w:cs="Arial"/>
+                <w:b/>
+                <w:bCs/>
+                <w:color w:val="000000"/>
+              </w:rPr>
+              <w:t>C</w:t>
+            </w:r>
           </w:p>
         </w:tc>
         <w:tc>
@@ -12919,15 +12994,27 @@
                 <w:color w:val="000000"/>
               </w:rPr>
             </w:pPr>
-            <w:proofErr w:type="spellStart"/>
             <w:r>
               <w:rPr>
                 <w:rFonts w:ascii="Arial" w:hAnsi="Arial" w:cs="Arial"/>
                 <w:b/>
               </w:rPr>
-              <w:t>UserA</w:t>
+              <w:t>User</w:t>
             </w:r>
-            <w:proofErr w:type="spellEnd"/>
+            <w:r>
+              <w:rPr>
+                <w:rFonts w:ascii="Arial" w:hAnsi="Arial" w:cs="Arial"/>
+                <w:b/>
+              </w:rPr>
+              <w:t xml:space="preserve"> </w:t>
+            </w:r>
+            <w:r>
+              <w:rPr>
+                <w:rFonts w:ascii="Arial" w:hAnsi="Arial" w:cs="Arial"/>
+                <w:b/>
+              </w:rPr>
+              <w:t>A</w:t>
+            </w:r>
           </w:p>
         </w:tc>
         <w:tc>
@@ -13136,7 +13223,7 @@
       </w:pPr>
     </w:p>
     <w:sectPr>
-      <w:footerReference w:type="default" r:id="rId8"/>
+      <w:footerReference w:type="default" r:id="rId9"/>
       <w:pgSz w:w="12240" w:h="15840"/>
       <w:pgMar w:top="709" w:right="1080" w:bottom="709" w:left="1080" w:header="0" w:footer="728" w:gutter="0"/>
       <w:cols w:space="720"/>
@@ -17709,6 +17796,7 @@
   <w:style w:type="character" w:default="1" w:styleId="Fuentedeprrafopredeter">
     <w:name w:val="Default Paragraph Font"/>
     <w:uiPriority w:val="1"/>
+    <w:semiHidden/>
     <w:unhideWhenUsed/>
   </w:style>
   <w:style w:type="table" w:default="1" w:styleId="Tablanormal">
